--- a/downloads/workbook/ai-1-week-22.docx
+++ b/downloads/workbook/ai-1-week-22.docx
@@ -1328,6 +1328,178 @@
         <w:t>Project connection: Create a sorter coverage table crossing important classroom conditions, then state which groups each test actually represents.</w:t>
       </w:r>
     </w:p>
+    <w:p>
+      <w:pPr>
+        <w:pStyle w:val="Heading1"/>
+      </w:pPr>
+      <w:r>
+        <w:t>19. Project portfolio milestone</w:t>
+      </w:r>
+    </w:p>
+    <w:p>
+      <w:r>
+        <w:t>Project: Helpful Classroom Sorter</w:t>
+      </w:r>
+    </w:p>
+    <w:p>
+      <w:r>
+        <w:t>Current milestone: Evaluate and revise. Compare with your starting method, explain errors and record a justified revision.</w:t>
+      </w:r>
+    </w:p>
+    <w:p>
+      <w:r>
+        <w:t>Create a sorter coverage table crossing important classroom conditions, then state which groups each test actually represents.</w:t>
+      </w:r>
+    </w:p>
+    <w:tbl>
+      <w:tblPr>
+        <w:tblStyle w:val="LightShading-Accent1"/>
+        <w:tblW w:type="auto" w:w="0"/>
+        <w:tblLook w:firstColumn="1" w:firstRow="1" w:lastColumn="0" w:lastRow="0" w:noHBand="0" w:noVBand="1" w:val="04A0"/>
+      </w:tblPr>
+      <w:tblGrid>
+        <w:gridCol w:w="5112"/>
+        <w:gridCol w:w="5112"/>
+      </w:tblGrid>
+      <w:tr>
+        <w:trPr>
+          <w:tblHeader/>
+        </w:trPr>
+        <w:tc>
+          <w:tcPr>
+            <w:tcW w:type="dxa" w:w="5112"/>
+          </w:tcPr>
+          <w:p>
+            <w:r>
+              <w:t>Evidence to keep</w:t>
+            </w:r>
+          </w:p>
+        </w:tc>
+        <w:tc>
+          <w:tcPr>
+            <w:tcW w:type="dxa" w:w="5112"/>
+          </w:tcPr>
+          <w:p>
+            <w:r>
+              <w:t>My record</w:t>
+            </w:r>
+          </w:p>
+        </w:tc>
+      </w:tr>
+      <w:tr>
+        <w:tc>
+          <w:tcPr>
+            <w:tcW w:type="dxa" w:w="5112"/>
+          </w:tcPr>
+          <w:p>
+            <w:r>
+              <w:t>This week’s input and deciding step</w:t>
+            </w:r>
+          </w:p>
+        </w:tc>
+        <w:tc>
+          <w:tcPr>
+            <w:tcW w:type="dxa" w:w="5112"/>
+          </w:tcPr>
+          <w:p>
+            <w:r/>
+          </w:p>
+        </w:tc>
+      </w:tr>
+      <w:tr>
+        <w:tc>
+          <w:tcPr>
+            <w:tcW w:type="dxa" w:w="5112"/>
+          </w:tcPr>
+          <w:p>
+            <w:r>
+              <w:t>Prediction and actual result (or labelled paper trace)</w:t>
+            </w:r>
+          </w:p>
+        </w:tc>
+        <w:tc>
+          <w:tcPr>
+            <w:tcW w:type="dxa" w:w="5112"/>
+          </w:tcPr>
+          <w:p>
+            <w:r/>
+          </w:p>
+        </w:tc>
+      </w:tr>
+      <w:tr>
+        <w:tc>
+          <w:tcPr>
+            <w:tcW w:type="dxa" w:w="5112"/>
+          </w:tcPr>
+          <w:p>
+            <w:r>
+              <w:t>One change since the previous checkpoint and why</w:t>
+            </w:r>
+          </w:p>
+        </w:tc>
+        <w:tc>
+          <w:tcPr>
+            <w:tcW w:type="dxa" w:w="5112"/>
+          </w:tcPr>
+          <w:p>
+            <w:r/>
+          </w:p>
+        </w:tc>
+      </w:tr>
+      <w:tr>
+        <w:tc>
+          <w:tcPr>
+            <w:tcW w:type="dxa" w:w="5112"/>
+          </w:tcPr>
+          <w:p>
+            <w:r>
+              <w:t>One error or limit and the next test</w:t>
+            </w:r>
+          </w:p>
+        </w:tc>
+        <w:tc>
+          <w:tcPr>
+            <w:tcW w:type="dxa" w:w="5112"/>
+          </w:tcPr>
+          <w:p>
+            <w:r/>
+          </w:p>
+        </w:tc>
+      </w:tr>
+    </w:tbl>
+    <w:p>
+      <w:pPr>
+        <w:pStyle w:val="Heading3"/>
+      </w:pPr>
+      <w:r>
+        <w:t>Explain what this week adds to your project. Reuse last week’s record rather than starting again.</w:t>
+      </w:r>
+    </w:p>
+    <w:p>
+      <w:r>
+        <w:t>________________________________________________________________</w:t>
+      </w:r>
+    </w:p>
+    <w:p>
+      <w:r>
+        <w:t>________________________________________________________________</w:t>
+      </w:r>
+    </w:p>
+    <w:p>
+      <w:r>
+        <w:t>________________________________________________________________</w:t>
+      </w:r>
+    </w:p>
+    <w:p>
+      <w:r>
+        <w:t>________________________________________________________________</w:t>
+      </w:r>
+    </w:p>
+    <w:p>
+      <w:r>
+        <w:t>________________________________________________________________</w:t>
+      </w:r>
+    </w:p>
     <w:sectPr>
       <w:pgSz w:w="12240" w:h="15840"/>
       <w:pgMar w:top="936" w:right="1008" w:bottom="936" w:left="1008" w:header="720" w:footer="720" w:gutter="0"/>

--- a/downloads/workbook/ai-1-week-22.docx
+++ b/downloads/workbook/ai-1-week-22.docx
@@ -1500,6 +1500,240 @@
         <w:t>________________________________________________________________</w:t>
       </w:r>
     </w:p>
+    <w:p>
+      <w:pPr>
+        <w:pStyle w:val="Heading1"/>
+      </w:pPr>
+      <w:r>
+        <w:t>20. Supported practice and learning evidence</w:t>
+      </w:r>
+    </w:p>
+    <w:p>
+      <w:r>
+        <w:t>Use this supported practice once, in the browser or on paper. Keep the reserved independent assessment for a separate first attempt before teacher feedback.</w:t>
+      </w:r>
+    </w:p>
+    <w:p>
+      <w:r>
+        <w:t>A fictional badge reader will be used in both bright and dim rooms.</w:t>
+      </w:r>
+    </w:p>
+    <w:p>
+      <w:pPr>
+        <w:pStyle w:val="Heading3"/>
+      </w:pPr>
+      <w:r>
+        <w:t>Practice 1: explain the deciding evidence</w:t>
+      </w:r>
+    </w:p>
+    <w:p>
+      <w:r>
+        <w:t>Which labelled step matches this detail? Select and record new cases from both dim groups before claiming coverage.</w:t>
+      </w:r>
+    </w:p>
+    <w:p>
+      <w:r>
+        <w:t>1. Target conditions</w:t>
+      </w:r>
+    </w:p>
+    <w:p>
+      <w:r>
+        <w:t>2. Current sample</w:t>
+      </w:r>
+    </w:p>
+    <w:p>
+      <w:r>
+        <w:t>3. Targeted follow-up</w:t>
+      </w:r>
+    </w:p>
+    <w:p>
+      <w:r>
+        <w:t>4. Coverage gap</w:t>
+      </w:r>
+    </w:p>
+    <w:p>
+      <w:pPr>
+        <w:pStyle w:val="Heading3"/>
+      </w:pPr>
+      <w:r>
+        <w:t>My selected conclusion, deciding fact and explanation</w:t>
+      </w:r>
+    </w:p>
+    <w:p>
+      <w:r>
+        <w:t>________________________________________________________________</w:t>
+      </w:r>
+    </w:p>
+    <w:p>
+      <w:r>
+        <w:t>________________________________________________________________</w:t>
+      </w:r>
+    </w:p>
+    <w:p>
+      <w:r>
+        <w:t>________________________________________________________________</w:t>
+      </w:r>
+    </w:p>
+    <w:p>
+      <w:r>
+        <w:t>________________________________________________________________</w:t>
+      </w:r>
+    </w:p>
+    <w:p>
+      <w:r>
+        <w:t>________________________________________________________________</w:t>
+      </w:r>
+    </w:p>
+    <w:p>
+      <w:r>
+        <w:t>Hint if needed: Read the steps in the pictorial case. Match the supplied detail to the stage that performs or records it.</w:t>
+      </w:r>
+    </w:p>
+    <w:p>
+      <w:r>
+        <w:t>After your attempt, compare with the supported explanation: Targeted follow-up Select and record new cases from both dim groups before claiming coverage. Adding more bright cards can increase sample size without addressing the missing condition. A coverage check asks which relevant situations are absent, not merely how many rows exist. Deliberately selecting dim cases helps investigate those conditions, but the resulting test should not be advertised as a random survey unless its selection really was random.</w:t>
+      </w:r>
+    </w:p>
+    <w:p>
+      <w:pPr>
+        <w:pStyle w:val="Heading3"/>
+      </w:pPr>
+      <w:r>
+        <w:t>Practice 2: explain the deciding evidence</w:t>
+      </w:r>
+    </w:p>
+    <w:p>
+      <w:r>
+        <w:t>Changed-case practice: Add eight more bright plain cards and no dim cards. Which conclusion is supported by the supplied facts?</w:t>
+      </w:r>
+    </w:p>
+    <w:p>
+      <w:r>
+        <w:t>1. This one example guarantees correct results for every future input.</w:t>
+      </w:r>
+    </w:p>
+    <w:p>
+      <w:r>
+        <w:t>2. We can decide the result without examining the changed input or the procedure.</w:t>
+      </w:r>
+    </w:p>
+    <w:p>
+      <w:r>
+        <w:t>3. The sample becomes larger but still has no dim coverage.</w:t>
+      </w:r>
+    </w:p>
+    <w:p>
+      <w:pPr>
+        <w:pStyle w:val="Heading3"/>
+      </w:pPr>
+      <w:r>
+        <w:t>My selected conclusion, deciding fact and explanation</w:t>
+      </w:r>
+    </w:p>
+    <w:p>
+      <w:r>
+        <w:t>________________________________________________________________</w:t>
+      </w:r>
+    </w:p>
+    <w:p>
+      <w:r>
+        <w:t>________________________________________________________________</w:t>
+      </w:r>
+    </w:p>
+    <w:p>
+      <w:r>
+        <w:t>________________________________________________________________</w:t>
+      </w:r>
+    </w:p>
+    <w:p>
+      <w:r>
+        <w:t>________________________________________________________________</w:t>
+      </w:r>
+    </w:p>
+    <w:p>
+      <w:r>
+        <w:t>________________________________________________________________</w:t>
+      </w:r>
+    </w:p>
+    <w:p>
+      <w:r>
+        <w:t>Hint if needed: Use the changed condition and the deciding step in the pictorial trace. The answer must say what follows from those facts.</w:t>
+      </w:r>
+    </w:p>
+    <w:p>
+      <w:r>
+        <w:t>After your attempt, compare with the supported explanation: The sample becomes larger but still has no dim coverage. The missing lighting condition remains untested.</w:t>
+      </w:r>
+    </w:p>
+    <w:p>
+      <w:pPr>
+        <w:pStyle w:val="Heading3"/>
+      </w:pPr>
+      <w:r>
+        <w:t>Repair a missing building block</w:t>
+      </w:r>
+    </w:p>
+    <w:p>
+      <w:r>
+        <w:t>Review Good Data, Bad Data (ai-1/21). Goal: Check records against a stated format, unit and meaning before using them. Short practice: Which repairs are evidence-backed in the original case, and which row must remain unknown?. Return to this week and explain what you changed.</w:t>
+      </w:r>
+    </w:p>
+    <w:p>
+      <w:r>
+        <w:t>Review Similarity (ai-1/19). Goal: Calculate similarity using explicitly selected features and a stated scoring rule. Short practice: Point to the matches supporting C’s new score and explain why there is no tie.. Return to this week and explain what you changed.</w:t>
+      </w:r>
+    </w:p>
+    <w:p>
+      <w:r>
+        <w:t>Review Boundaries and 'Not Sure' (ai-1/16). Goal: Identify a specific source of uncertainty and explain how it affects a prediction. Short practice: Which original block needs a better width before accepting or rejecting it? What should the reviewer do?. Return to this week and explain what you changed.</w:t>
+      </w:r>
+    </w:p>
+    <w:p>
+      <w:pPr>
+        <w:pStyle w:val="Heading3"/>
+      </w:pPr>
+      <w:r>
+        <w:t>Keep your completed work</w:t>
+      </w:r>
+    </w:p>
+    <w:p>
+      <w:r>
+        <w:t>Use Download completed work in the hosted lesson to export your answers, reflections, practice feedback and code-run evidence. Open the HTML copy to read or print it. Drafts stay in this browser when storage is available; clear drafts on a shared device.</w:t>
+      </w:r>
+    </w:p>
+    <w:p>
+      <w:pPr>
+        <w:pStyle w:val="Heading3"/>
+      </w:pPr>
+      <w:r>
+        <w:t>What I repaired, the evidence I kept and the next test</w:t>
+      </w:r>
+    </w:p>
+    <w:p>
+      <w:r>
+        <w:t>________________________________________________________________</w:t>
+      </w:r>
+    </w:p>
+    <w:p>
+      <w:r>
+        <w:t>________________________________________________________________</w:t>
+      </w:r>
+    </w:p>
+    <w:p>
+      <w:r>
+        <w:t>________________________________________________________________</w:t>
+      </w:r>
+    </w:p>
+    <w:p>
+      <w:r>
+        <w:t>________________________________________________________________</w:t>
+      </w:r>
+    </w:p>
+    <w:p>
+      <w:r>
+        <w:t>________________________________________________________________</w:t>
+      </w:r>
+    </w:p>
     <w:sectPr>
       <w:pgSz w:w="12240" w:h="15840"/>
       <w:pgMar w:top="936" w:right="1008" w:bottom="936" w:left="1008" w:header="720" w:footer="720" w:gutter="0"/>

--- a/downloads/workbook/ai-1-week-22.docx
+++ b/downloads/workbook/ai-1-week-22.docx
@@ -30,6 +30,17 @@
     </w:p>
     <w:p>
       <w:r>
+        <w:t>Record your starting explanation for Missing and Unbalanced Examples before opening notes. Show any later correction separately.</w:t>
+      </w:r>
+    </w:p>
+    <w:p>
+      <w:pPr>
+        <w:spacing w:line="336" w:lineRule="auto" w:after="180"/>
+      </w:pPr>
+      <w:r>
+        <w:rPr>
+          <w:b w:val="0"/>
+        </w:rPr>
         <w:t>Try the recall before opening notes. Then use a different colour or a labelled second line to correct your explanation.</w:t>
       </w:r>
     </w:p>
@@ -42,7 +53,13 @@
       </w:r>
     </w:p>
     <w:p>
-      <w:r>
+      <w:pPr>
+        <w:spacing w:line="336" w:lineRule="auto" w:after="180"/>
+      </w:pPr>
+      <w:r>
+        <w:rPr>
+          <w:b w:val="0"/>
+        </w:rPr>
         <w:t>Without opening the old lesson, explain one key idea from Good Data, Bad Data. Give an example and a mistake that the idea helps you avoid.</w:t>
       </w:r>
     </w:p>
@@ -78,7 +95,13 @@
       </w:r>
     </w:p>
     <w:p>
-      <w:r>
+      <w:pPr>
+        <w:spacing w:line="336" w:lineRule="auto" w:after="180"/>
+      </w:pPr>
+      <w:r>
+        <w:rPr>
+          <w:b w:val="0"/>
+        </w:rPr>
         <w:t>Without opening the old lesson, explain one key idea from Similarity. Give an example and a mistake that the idea helps you avoid.</w:t>
       </w:r>
     </w:p>
@@ -114,7 +137,13 @@
       </w:r>
     </w:p>
     <w:p>
-      <w:r>
+      <w:pPr>
+        <w:spacing w:line="336" w:lineRule="auto" w:after="180"/>
+      </w:pPr>
+      <w:r>
+        <w:rPr>
+          <w:b w:val="0"/>
+        </w:rPr>
         <w:t>Without opening the old lesson, explain one key idea from Boundaries and 'Not Sure'. Give an example and a mistake that the idea helps you avoid.</w:t>
       </w:r>
     </w:p>
@@ -151,7 +180,30 @@
     </w:p>
     <w:p>
       <w:r>
-        <w:t>Use W2: Separate files from distinct cases for Sampling and coverage. Record the answer once; the lesson and workbook refer to the same attempt.</w:t>
+        <w:t>Complete the supported Missing and Unbalanced Examples trace and record the first step you can explain without help.</w:t>
+      </w:r>
+    </w:p>
+    <w:p>
+      <w:pPr>
+        <w:spacing w:line="336" w:lineRule="auto" w:after="180"/>
+      </w:pPr>
+      <w:r>
+        <w:rPr>
+          <w:b w:val="0"/>
+        </w:rPr>
+        <w:t xml:space="preserve">Use W2: Separate files from distinct cases for Sampling and </w:t>
+      </w:r>
+      <w:r>
+        <w:rPr>
+          <w:b/>
+        </w:rPr>
+        <w:t>coverage</w:t>
+      </w:r>
+      <w:r>
+        <w:rPr>
+          <w:b w:val="0"/>
+        </w:rPr>
+        <w:t>. Record the answer once; the lesson and workbook refer to the same attempt.</w:t>
       </w:r>
     </w:p>
     <w:tbl>
@@ -279,7 +331,41 @@
     </w:p>
     <w:p>
       <w:r>
-        <w:t>Use the worked case for Sampling and coverage. Proposed explanation: “More records always remove bias”. Decide whether this explanation is supported. Point to the step or supplied fact that decides; explain your repair if needed.</w:t>
+        <w:t>Check the proposed Missing and Unbalanced Examples explanation against the supplied facts before discussing it.</w:t>
+      </w:r>
+    </w:p>
+    <w:p>
+      <w:pPr>
+        <w:spacing w:line="336" w:lineRule="auto" w:after="180"/>
+      </w:pPr>
+      <w:r>
+        <w:rPr>
+          <w:b w:val="0"/>
+        </w:rPr>
+        <w:t xml:space="preserve">Use the worked case for Sampling and </w:t>
+      </w:r>
+      <w:r>
+        <w:rPr>
+          <w:b/>
+        </w:rPr>
+        <w:t>coverage</w:t>
+      </w:r>
+      <w:r>
+        <w:rPr>
+          <w:b w:val="0"/>
+        </w:rPr>
+        <w:t>. Proposed explanation: “More records always remove bias”. Decide whether this explanation is supported.</w:t>
+      </w:r>
+    </w:p>
+    <w:p>
+      <w:pPr>
+        <w:spacing w:line="336" w:lineRule="auto" w:after="180"/>
+      </w:pPr>
+      <w:r>
+        <w:rPr>
+          <w:b w:val="0"/>
+        </w:rPr>
+        <w:t>Point to the step or supplied fact that decides; explain your repair if needed.</w:t>
       </w:r>
     </w:p>
     <w:p>
@@ -319,6 +405,11 @@
       </w:r>
     </w:p>
     <w:p>
+      <w:r>
+        <w:t>Write one first attempt at the reserved independent case before feedback. Repeated copies of that case refer to the same recorded attempt.</w:t>
+      </w:r>
+    </w:p>
+    <w:p>
       <w:pPr>
         <w:pStyle w:val="Heading3"/>
       </w:pPr>
@@ -327,8 +418,25 @@
       </w:r>
     </w:p>
     <w:p>
-      <w:r>
-        <w:t>A fixed target has 20 invented clips: 5 quiet bells, 5 noisy bells, 5 quiet claps and 5 noisy claps. A tester selects 4 distinct quiet bells from a quiet-bell-only list; 3 are correctly labelled and 1 is wrong. Write a supported result, name missing conditions and explain why the result is not established for all 20 clips. Propose an 8-clip plan that includes every condition, with no clip selected twice.</w:t>
+      <w:pPr>
+        <w:spacing w:line="336" w:lineRule="auto" w:after="180"/>
+      </w:pPr>
+      <w:r>
+        <w:rPr>
+          <w:b w:val="0"/>
+        </w:rPr>
+        <w:t>A fixed target has 20 invented clips: 5 quiet bells, 5 noisy bells, 5 quiet claps and 5 noisy claps. A tester selects 4 distinct quiet bells from a quiet-bell-only list; 3 are correctly labelled and 1 is wrong.</w:t>
+      </w:r>
+    </w:p>
+    <w:p>
+      <w:pPr>
+        <w:spacing w:line="336" w:lineRule="auto" w:after="180"/>
+      </w:pPr>
+      <w:r>
+        <w:rPr>
+          <w:b w:val="0"/>
+        </w:rPr>
+        <w:t>Write a supported result, name missing conditions and explain why the result is not established for all 20 clips. Propose an 8-clip plan that includes every condition, with no clip selected twice.</w:t>
       </w:r>
     </w:p>
     <w:p>
@@ -375,7 +483,13 @@
       </w:r>
     </w:p>
     <w:p>
-      <w:r>
+      <w:pPr>
+        <w:spacing w:line="336" w:lineRule="auto" w:after="180"/>
+      </w:pPr>
+      <w:r>
+        <w:rPr>
+          <w:b w:val="0"/>
+        </w:rPr>
         <w:t>Attempt this case before feedback. Record any help. Earlier examples below are further practice; a case already practised with feedback cannot establish fresh transfer.</w:t>
       </w:r>
     </w:p>
@@ -389,7 +503,30 @@
     </w:p>
     <w:p>
       <w:r>
-        <w:t>A training set has 18 daylight photos and two dark photos of one object. Copying the dark photos eight times balances the counts. Does it balance the variety? Design a better collection step.</w:t>
+        <w:t>Connect the Missing and Unbalanced Examples target to a trace and a justified conclusion.</w:t>
+      </w:r>
+    </w:p>
+    <w:p>
+      <w:pPr>
+        <w:spacing w:line="336" w:lineRule="auto" w:after="180"/>
+      </w:pPr>
+      <w:r>
+        <w:rPr>
+          <w:b w:val="0"/>
+        </w:rPr>
+        <w:t xml:space="preserve">A </w:t>
+      </w:r>
+      <w:r>
+        <w:rPr>
+          <w:b/>
+        </w:rPr>
+        <w:t>training</w:t>
+      </w:r>
+      <w:r>
+        <w:rPr>
+          <w:b w:val="0"/>
+        </w:rPr>
+        <w:t xml:space="preserve"> set has 18 daylight photos and two dark photos of one object. Copying the dark photos eight times balances the counts. Does it balance the variety? Design a better collection step.</w:t>
       </w:r>
     </w:p>
     <w:p>
@@ -402,17 +539,53 @@
     </w:p>
     <w:p>
       <w:r>
-        <w:t>Training includes nine daylight leaf photos and one low-light photo.</w:t>
-      </w:r>
-    </w:p>
-    <w:p>
-      <w:r>
+        <w:t>Solve the supplied Missing and Unbalanced Examples case and show the deciding evidence.</w:t>
+      </w:r>
+    </w:p>
+    <w:p>
+      <w:pPr>
+        <w:spacing w:line="336" w:lineRule="auto" w:after="180"/>
+      </w:pPr>
+      <w:r>
+        <w:rPr>
+          <w:b/>
+        </w:rPr>
+        <w:t>Training</w:t>
+      </w:r>
+      <w:r>
+        <w:rPr>
+          <w:b w:val="0"/>
+        </w:rPr>
+        <w:t xml:space="preserve"> includes nine daylight leaf photos and one low-light photo.</w:t>
+      </w:r>
+    </w:p>
+    <w:p>
+      <w:pPr>
+        <w:spacing w:line="336" w:lineRule="auto" w:after="180"/>
+        <w:shd w:fill="F5F1FB"/>
+      </w:pPr>
+      <w:r>
+        <w:rPr>
+          <w:b w:val="0"/>
+        </w:rPr>
         <w:t>What intended-use gap is present?</w:t>
       </w:r>
     </w:p>
     <w:p>
-      <w:r>
-        <w:t>Show your trace, calculation or evidence</w:t>
+      <w:pPr>
+        <w:spacing w:line="336" w:lineRule="auto" w:after="180"/>
+      </w:pPr>
+      <w:r>
+        <w:rPr>
+          <w:b w:val="0"/>
+        </w:rPr>
+        <w:t xml:space="preserve">Show your trace, calculation or </w:t>
+      </w:r>
+      <w:r>
+        <w:rPr>
+          <w:b/>
+        </w:rPr>
+        <w:t>evidence</w:t>
       </w:r>
     </w:p>
     <w:p>
@@ -458,11 +631,28 @@
     </w:p>
     <w:p>
       <w:r>
+        <w:t>Apply the procedure to the changed case and record why the conclusion follows.</w:t>
+      </w:r>
+    </w:p>
+    <w:p>
+      <w:pPr>
+        <w:spacing w:line="336" w:lineRule="auto" w:after="180"/>
+      </w:pPr>
+      <w:r>
+        <w:rPr>
+          <w:b w:val="0"/>
+        </w:rPr>
         <w:t>A photo sorter trains on ten bright photos and no dim photos. What group of examples is missing? Design a test that reveals the gap.</w:t>
       </w:r>
     </w:p>
     <w:p>
-      <w:r>
+      <w:pPr>
+        <w:spacing w:line="336" w:lineRule="auto" w:after="180"/>
+      </w:pPr>
+      <w:r>
+        <w:rPr>
+          <w:b w:val="0"/>
+        </w:rPr>
         <w:t>My independent answer and reason</w:t>
       </w:r>
     </w:p>
@@ -517,7 +707,30 @@
     </w:p>
     <w:p>
       <w:r>
-        <w:t>Create a changed input, boundary case or missing-information case. Write the expected answer or safe response before testing.</w:t>
+        <w:t>Specify a changed input, expected result and observation separately.</w:t>
+      </w:r>
+    </w:p>
+    <w:p>
+      <w:pPr>
+        <w:spacing w:line="336" w:lineRule="auto" w:after="180"/>
+      </w:pPr>
+      <w:r>
+        <w:rPr>
+          <w:b w:val="0"/>
+        </w:rPr>
+        <w:t xml:space="preserve">Create a changed </w:t>
+      </w:r>
+      <w:r>
+        <w:rPr>
+          <w:b/>
+        </w:rPr>
+        <w:t>input</w:t>
+      </w:r>
+      <w:r>
+        <w:rPr>
+          <w:b w:val="0"/>
+        </w:rPr>
+        <w:t>, boundary case or missing-information case. Write the expected answer or safe response before testing.</w:t>
       </w:r>
     </w:p>
     <w:tbl>
@@ -646,12 +859,41 @@
     </w:p>
     <w:p>
       <w:r>
+        <w:t>Justify what Missing and Unbalanced Examples adds to Helpful Classroom Sorter and keep the evidence.</w:t>
+      </w:r>
+    </w:p>
+    <w:p>
+      <w:pPr>
+        <w:spacing w:line="336" w:lineRule="auto" w:after="180"/>
+      </w:pPr>
+      <w:r>
+        <w:rPr>
+          <w:b w:val="0"/>
+        </w:rPr>
         <w:t>List normal, low-light, partly hidden, worn, and unusual items; mark which conditions are missing from the sorter data.</w:t>
       </w:r>
     </w:p>
     <w:p>
-      <w:r>
-        <w:t>The project change and evidence I will keep</w:t>
+      <w:pPr>
+        <w:spacing w:line="336" w:lineRule="auto" w:after="180"/>
+      </w:pPr>
+      <w:r>
+        <w:rPr>
+          <w:b w:val="0"/>
+        </w:rPr>
+        <w:t xml:space="preserve">The project change and </w:t>
+      </w:r>
+      <w:r>
+        <w:rPr>
+          <w:b/>
+        </w:rPr>
+        <w:t>evidence</w:t>
+      </w:r>
+      <w:r>
+        <w:rPr>
+          <w:b w:val="0"/>
+        </w:rPr>
+        <w:t xml:space="preserve"> I will keep</w:t>
       </w:r>
     </w:p>
     <w:p>
@@ -697,11 +939,54 @@
     </w:p>
     <w:p>
       <w:r>
-        <w:t>I can explain the mechanism. I can show evidence. I can handle a changed case. I can name a limit. Mark each as not yet, with help or independently, and attach supporting work.</w:t>
-      </w:r>
-    </w:p>
-    <w:p>
-      <w:r>
+        <w:t>Judge explanation, evidence, transfer and limits separately; attach the work behind your judgement.</w:t>
+      </w:r>
+    </w:p>
+    <w:p>
+      <w:pPr>
+        <w:pStyle w:val="ListBullet"/>
+      </w:pPr>
+      <w:r>
+        <w:t>I can explain the mechanism.</w:t>
+      </w:r>
+    </w:p>
+    <w:p>
+      <w:pPr>
+        <w:pStyle w:val="ListBullet"/>
+      </w:pPr>
+      <w:r>
+        <w:t>I can show evidence.</w:t>
+      </w:r>
+    </w:p>
+    <w:p>
+      <w:pPr>
+        <w:pStyle w:val="ListBullet"/>
+      </w:pPr>
+      <w:r>
+        <w:t>I can handle a changed case.</w:t>
+      </w:r>
+    </w:p>
+    <w:p>
+      <w:pPr>
+        <w:pStyle w:val="ListBullet"/>
+      </w:pPr>
+      <w:r>
+        <w:t>I can name a limit.</w:t>
+      </w:r>
+    </w:p>
+    <w:p>
+      <w:r>
+        <w:t>Mark each as not yet, with help or independently, and attach supporting work.</w:t>
+      </w:r>
+    </w:p>
+    <w:p>
+      <w:pPr>
+        <w:spacing w:line="336" w:lineRule="auto" w:after="180"/>
+      </w:pPr>
+      <w:r>
+        <w:rPr>
+          <w:b w:val="0"/>
+        </w:rPr>
         <w:t>Teacher review ____________________  Next step ____________________</w:t>
       </w:r>
     </w:p>
@@ -715,7 +1000,30 @@
     </w:p>
     <w:p>
       <w:r>
-        <w:t>A training set has 18 daylight photos and two dark photos of one object. Copying the dark photos eight times balances the counts. Does it balance the variety? Design a better collection step.</w:t>
+        <w:t>Use this earlier case as transfer practice. A case already discussed with feedback is not fresh assessment evidence.</w:t>
+      </w:r>
+    </w:p>
+    <w:p>
+      <w:pPr>
+        <w:spacing w:line="336" w:lineRule="auto" w:after="180"/>
+      </w:pPr>
+      <w:r>
+        <w:rPr>
+          <w:b w:val="0"/>
+        </w:rPr>
+        <w:t xml:space="preserve">A </w:t>
+      </w:r>
+      <w:r>
+        <w:rPr>
+          <w:b/>
+        </w:rPr>
+        <w:t>training</w:t>
+      </w:r>
+      <w:r>
+        <w:rPr>
+          <w:b w:val="0"/>
+        </w:rPr>
+        <w:t xml:space="preserve"> set has 18 daylight photos and two dark photos of one object. Copying the dark photos eight times balances the counts. Does it balance the variety? Design a better collection step.</w:t>
       </w:r>
     </w:p>
     <w:p>
@@ -762,7 +1070,13 @@
       </w:r>
     </w:p>
     <w:p>
-      <w:r>
+      <w:pPr>
+        <w:spacing w:line="336" w:lineRule="auto" w:after="180"/>
+      </w:pPr>
+      <w:r>
+        <w:rPr>
+          <w:b w:val="0"/>
+        </w:rPr>
         <w:t>Record support used: none, hint or teacher explanation.</w:t>
       </w:r>
     </w:p>
@@ -776,7 +1090,41 @@
     </w:p>
     <w:p>
       <w:r>
-        <w:t>Use the 24-card investigation. State the target collection, the original six-card sample and the three absent conditions. If the selection list contains only bright-circle IDs, explain why random selection from that list cannot reach every target condition.</w:t>
+        <w:t>Name target, frame and sample. Apply the supplied Missing and Unbalanced Examples facts and keep your reasoning.</w:t>
+      </w:r>
+    </w:p>
+    <w:p>
+      <w:pPr>
+        <w:spacing w:line="336" w:lineRule="auto" w:after="180"/>
+      </w:pPr>
+      <w:r>
+        <w:rPr>
+          <w:b w:val="0"/>
+        </w:rPr>
+        <w:t xml:space="preserve">Use the 24-card investigation. State the target collection, the original six-card </w:t>
+      </w:r>
+      <w:r>
+        <w:rPr>
+          <w:b/>
+        </w:rPr>
+        <w:t>sample</w:t>
+      </w:r>
+      <w:r>
+        <w:rPr>
+          <w:b w:val="0"/>
+        </w:rPr>
+        <w:t xml:space="preserve"> and the three absent conditions.</w:t>
+      </w:r>
+    </w:p>
+    <w:p>
+      <w:pPr>
+        <w:spacing w:line="336" w:lineRule="auto" w:after="180"/>
+      </w:pPr>
+      <w:r>
+        <w:rPr>
+          <w:b w:val="0"/>
+        </w:rPr>
+        <w:t>If the selection list contains only bright-circle IDs, explain why random selection from that list cannot reach every target condition.</w:t>
       </w:r>
     </w:p>
     <w:p>
@@ -827,7 +1175,30 @@
     </w:p>
     <w:p>
       <w:r>
-        <w:t>Each of the six original sampled cards is photographed twice. State the number of image files and distinct cards. Has this covered a new shape or lighting condition? Explain why the counts need different labels.</w:t>
+        <w:t>Separate files from distinct cases. Apply the supplied Missing and Unbalanced Examples facts and keep your reasoning.</w:t>
+      </w:r>
+    </w:p>
+    <w:p>
+      <w:pPr>
+        <w:spacing w:line="336" w:lineRule="auto" w:after="180"/>
+      </w:pPr>
+      <w:r>
+        <w:rPr>
+          <w:b w:val="0"/>
+        </w:rPr>
+        <w:t xml:space="preserve">Each of the six original </w:t>
+      </w:r>
+      <w:r>
+        <w:rPr>
+          <w:b/>
+        </w:rPr>
+        <w:t>sample</w:t>
+      </w:r>
+      <w:r>
+        <w:rPr>
+          <w:b w:val="0"/>
+        </w:rPr>
+        <w:t>d cards is photographed twice. State the number of image files and distinct cards. Has this covered a new shape or lighting condition? Explain why the counts need different labels.</w:t>
       </w:r>
     </w:p>
     <w:p>
@@ -878,7 +1249,29 @@
     </w:p>
     <w:p>
       <w:r>
-        <w:t>A different test includes 3 bright circles and 3 dim squares. A designer says it covers both shapes and both lighting conditions, so no combinations are missing. Identify the missing combinations and propose six additional distinct cards to investigate them.</w:t>
+        <w:t>Read a coverage table in combinations. Apply the supplied Missing and Unbalanced Examples facts and keep your reasoning.</w:t>
+      </w:r>
+    </w:p>
+    <w:p>
+      <w:pPr>
+        <w:spacing w:line="336" w:lineRule="auto" w:after="180"/>
+      </w:pPr>
+      <w:r>
+        <w:rPr>
+          <w:b w:val="0"/>
+        </w:rPr>
+        <w:t>A different test includes 3 bright circles and 3 dim squares. A designer says it covers both shapes and both lighting conditions, so no combinations are missing.</w:t>
+      </w:r>
+    </w:p>
+    <w:p>
+      <w:pPr>
+        <w:spacing w:line="336" w:lineRule="auto" w:after="180"/>
+      </w:pPr>
+      <w:r>
+        <w:rPr>
+          <w:b w:val="0"/>
+        </w:rPr>
+        <w:t>Identify the missing combinations and propose six additional distinct cards to investigate them.</w:t>
       </w:r>
     </w:p>
     <w:p>
@@ -929,7 +1322,29 @@
     </w:p>
     <w:p>
       <w:r>
-        <w:t>A fixed target has 20 invented clips: 5 quiet bells, 5 noisy bells, 5 quiet claps and 5 noisy claps. A tester selects 4 distinct quiet bells from a quiet-bell-only list; 3 are correctly labelled and 1 is wrong. Write a supported result, name missing conditions and explain why the result is not established for all 20 clips. Propose an 8-clip plan that includes every condition, with no clip selected twice.</w:t>
+        <w:t>Attempt before feedback. If this repeats the selected independent case, reuse that first attempt; otherwise keep a separate record. Audit a new sound-recognition claim. Apply the supplied Missing and Unbalanced Examples facts and keep your reasoning.</w:t>
+      </w:r>
+    </w:p>
+    <w:p>
+      <w:pPr>
+        <w:spacing w:line="336" w:lineRule="auto" w:after="180"/>
+      </w:pPr>
+      <w:r>
+        <w:rPr>
+          <w:b w:val="0"/>
+        </w:rPr>
+        <w:t>A fixed target has 20 invented clips: 5 quiet bells, 5 noisy bells, 5 quiet claps and 5 noisy claps. A tester selects 4 distinct quiet bells from a quiet-bell-only list; 3 are correctly labelled and 1 is wrong.</w:t>
+      </w:r>
+    </w:p>
+    <w:p>
+      <w:pPr>
+        <w:spacing w:line="336" w:lineRule="auto" w:after="180"/>
+      </w:pPr>
+      <w:r>
+        <w:rPr>
+          <w:b w:val="0"/>
+        </w:rPr>
+        <w:t>Write a supported result, name missing conditions and explain why the result is not established for all 20 clips. Propose an 8-clip plan that includes every condition, with no clip selected twice.</w:t>
       </w:r>
     </w:p>
     <w:p>
@@ -990,7 +1405,29 @@
     </w:p>
     <w:p>
       <w:r>
-        <w:t>An 8-clip plan selects 2 from each sound condition. One selected noisy-clap file cannot be opened. The task measures recognition correctness only. State selected and assessed counts and the assessed count for each condition. Explain why a report of all 8 checked is wrong, and how to handle the missing file transparently.</w:t>
+        <w:t>Report a selected case without an outcome. Apply the supplied Missing and Unbalanced Examples facts and keep your reasoning.</w:t>
+      </w:r>
+    </w:p>
+    <w:p>
+      <w:pPr>
+        <w:spacing w:line="336" w:lineRule="auto" w:after="180"/>
+      </w:pPr>
+      <w:r>
+        <w:rPr>
+          <w:b w:val="0"/>
+        </w:rPr>
+        <w:t>An 8-clip plan selects 2 from each sound condition. One selected noisy-clap file cannot be opened. The task measures recognition correctness only. State selected and assessed counts and the assessed count for each condition.</w:t>
+      </w:r>
+    </w:p>
+    <w:p>
+      <w:pPr>
+        <w:spacing w:line="336" w:lineRule="auto" w:after="180"/>
+      </w:pPr>
+      <w:r>
+        <w:rPr>
+          <w:b w:val="0"/>
+        </w:rPr>
+        <w:t>Explain why a report of all 8 checked is wrong, and how to handle the missing file transparently.</w:t>
       </w:r>
     </w:p>
     <w:p>
@@ -1037,6 +1474,11 @@
       </w:pPr>
       <w:r>
         <w:t>17. Feedback, return check and learning record</w:t>
+      </w:r>
+    </w:p>
+    <w:p>
+      <w:r>
+        <w:t>Record the first repaired step and a different case to revisit after a delay.</w:t>
       </w:r>
     </w:p>
     <w:tbl>
@@ -1176,7 +1618,13 @@
       </w:tr>
     </w:tbl>
     <w:p>
-      <w:r>
+      <w:pPr>
+        <w:spacing w:line="336" w:lineRule="auto" w:after="180"/>
+      </w:pPr>
+      <w:r>
+        <w:rPr>
+          <w:b w:val="0"/>
+        </w:rPr>
         <w:t>Revisit this idea with your teacher after a delay. Familiarity is different from explaining and using it on a changed case.</w:t>
       </w:r>
     </w:p>
@@ -1190,17 +1638,52 @@
     </w:p>
     <w:p>
       <w:r>
+        <w:t>A fictional badge reader will be used in both bright and dim rooms. Explain the labelled step before checking the changed condition.</w:t>
+      </w:r>
+    </w:p>
+    <w:p>
+      <w:pPr>
+        <w:spacing w:line="336" w:lineRule="auto" w:after="180"/>
+      </w:pPr>
+      <w:r>
+        <w:rPr>
+          <w:b w:val="0"/>
+        </w:rPr>
         <w:t>A fictional badge reader will be used in both bright and dim rooms.</w:t>
       </w:r>
     </w:p>
     <w:p>
-      <w:r>
+      <w:pPr>
+        <w:spacing w:line="336" w:lineRule="auto" w:after="180"/>
+      </w:pPr>
+      <w:r>
+        <w:rPr>
+          <w:b w:val="0"/>
+        </w:rPr>
         <w:t>Intended target has 8 bright plain,8 bright patterned,8 dim plain,8 dim patterned cards.</w:t>
       </w:r>
     </w:p>
     <w:p>
-      <w:r>
-        <w:t>A development sample contains 6 bright plain cards and 2 bright patterned cards; no dim cards.</w:t>
+      <w:pPr>
+        <w:spacing w:line="336" w:lineRule="auto" w:after="180"/>
+      </w:pPr>
+      <w:r>
+        <w:rPr>
+          <w:b w:val="0"/>
+        </w:rPr>
+        <w:t xml:space="preserve">A development </w:t>
+      </w:r>
+      <w:r>
+        <w:rPr>
+          <w:b/>
+        </w:rPr>
+        <w:t>sample</w:t>
+      </w:r>
+      <w:r>
+        <w:rPr>
+          <w:b w:val="0"/>
+        </w:rPr>
+        <w:t xml:space="preserve"> contains 6 bright plain cards and 2 bright patterned cards; no dim cards.</w:t>
       </w:r>
     </w:p>
     <w:p>
@@ -1276,7 +1759,13 @@
       </w:r>
     </w:p>
     <w:p>
-      <w:r>
+      <w:pPr>
+        <w:spacing w:line="336" w:lineRule="auto" w:after="180"/>
+      </w:pPr>
+      <w:r>
+        <w:rPr>
+          <w:b w:val="0"/>
+        </w:rPr>
         <w:t>Would testing only dim plain cards close every current gap? Point to the target groups.</w:t>
       </w:r>
     </w:p>
@@ -1319,13 +1808,58 @@
       </w:r>
     </w:p>
     <w:p>
-      <w:r>
-        <w:t>Support used: alone / hint / worked example. This record is practice evidence.</w:t>
-      </w:r>
-    </w:p>
-    <w:p>
-      <w:r>
-        <w:t>Project connection: Create a sorter coverage table crossing important classroom conditions, then state which groups each test actually represents.</w:t>
+      <w:pPr>
+        <w:pStyle w:val="Heading3"/>
+      </w:pPr>
+      <w:r>
+        <w:t>Record the help used</w:t>
+      </w:r>
+    </w:p>
+    <w:p>
+      <w:pPr>
+        <w:spacing w:line="336" w:lineRule="auto" w:after="180"/>
+        <w:shd w:fill="F1F6F8"/>
+      </w:pPr>
+      <w:r>
+        <w:rPr>
+          <w:b w:val="0"/>
+        </w:rPr>
+        <w:t xml:space="preserve">Support used: alone / hint / worked example. This record is practice </w:t>
+      </w:r>
+      <w:r>
+        <w:rPr>
+          <w:b/>
+        </w:rPr>
+        <w:t>evidence</w:t>
+      </w:r>
+      <w:r>
+        <w:rPr>
+          <w:b w:val="0"/>
+        </w:rPr>
+        <w:t>.</w:t>
+      </w:r>
+    </w:p>
+    <w:p>
+      <w:pPr>
+        <w:spacing w:line="336" w:lineRule="auto" w:after="180"/>
+      </w:pPr>
+      <w:r>
+        <w:rPr>
+          <w:b w:val="0"/>
+        </w:rPr>
+        <w:t xml:space="preserve">Project connection: Create a sorter </w:t>
+      </w:r>
+      <w:r>
+        <w:rPr>
+          <w:b/>
+        </w:rPr>
+        <w:t>coverage</w:t>
+      </w:r>
+      <w:r>
+        <w:rPr>
+          <w:b w:val="0"/>
+        </w:rPr>
+        <w:t xml:space="preserve"> table crossing important classroom conditions, then state which groups each test actually represents.</w:t>
       </w:r>
     </w:p>
     <w:p>
@@ -1338,17 +1872,52 @@
     </w:p>
     <w:p>
       <w:r>
+        <w:t>Keep this week’s input, deciding step, result and limit together in the Helpful Classroom Sorter record.</w:t>
+      </w:r>
+    </w:p>
+    <w:p>
+      <w:pPr>
+        <w:spacing w:line="336" w:lineRule="auto" w:after="180"/>
+      </w:pPr>
+      <w:r>
+        <w:rPr>
+          <w:b w:val="0"/>
+        </w:rPr>
         <w:t>Project: Helpful Classroom Sorter</w:t>
       </w:r>
     </w:p>
     <w:p>
-      <w:r>
+      <w:pPr>
+        <w:spacing w:line="336" w:lineRule="auto" w:after="180"/>
+      </w:pPr>
+      <w:r>
+        <w:rPr>
+          <w:b w:val="0"/>
+        </w:rPr>
         <w:t>Current milestone: Evaluate and revise. Compare with your starting method, explain errors and record a justified revision.</w:t>
       </w:r>
     </w:p>
     <w:p>
-      <w:r>
-        <w:t>Create a sorter coverage table crossing important classroom conditions, then state which groups each test actually represents.</w:t>
+      <w:pPr>
+        <w:spacing w:line="336" w:lineRule="auto" w:after="180"/>
+      </w:pPr>
+      <w:r>
+        <w:rPr>
+          <w:b w:val="0"/>
+        </w:rPr>
+        <w:t xml:space="preserve">Create a sorter </w:t>
+      </w:r>
+      <w:r>
+        <w:rPr>
+          <w:b/>
+        </w:rPr>
+        <w:t>coverage</w:t>
+      </w:r>
+      <w:r>
+        <w:rPr>
+          <w:b w:val="0"/>
+        </w:rPr>
+        <w:t xml:space="preserve"> table crossing important classroom conditions, then state which groups each test actually represents.</w:t>
       </w:r>
     </w:p>
     <w:tbl>
@@ -1510,11 +2079,28 @@
     </w:p>
     <w:p>
       <w:r>
+        <w:t>Try the supported questions before comparing with hints and feedback. Record what you repaired and the evidence you retained.</w:t>
+      </w:r>
+    </w:p>
+    <w:p>
+      <w:pPr>
+        <w:spacing w:line="336" w:lineRule="auto" w:after="180"/>
+      </w:pPr>
+      <w:r>
+        <w:rPr>
+          <w:b w:val="0"/>
+        </w:rPr>
         <w:t>Use this supported practice once, in the browser or on paper. Keep the reserved independent assessment for a separate first attempt before teacher feedback.</w:t>
       </w:r>
     </w:p>
     <w:p>
-      <w:r>
+      <w:pPr>
+        <w:spacing w:line="336" w:lineRule="auto" w:after="180"/>
+      </w:pPr>
+      <w:r>
+        <w:rPr>
+          <w:b w:val="0"/>
+        </w:rPr>
         <w:t>A fictional badge reader will be used in both bright and dim rooms.</w:t>
       </w:r>
     </w:p>
@@ -1527,28 +2113,86 @@
       </w:r>
     </w:p>
     <w:p>
-      <w:r>
-        <w:t>Which labelled step matches this detail? Select and record new cases from both dim groups before claiming coverage.</w:t>
-      </w:r>
-    </w:p>
-    <w:p>
-      <w:r>
+      <w:pPr>
+        <w:spacing w:line="336" w:lineRule="auto" w:after="180"/>
+      </w:pPr>
+      <w:r>
+        <w:rPr>
+          <w:b w:val="0"/>
+        </w:rPr>
+        <w:t xml:space="preserve">Which labelled step matches this detail? Select and record new cases from both dim groups before claiming </w:t>
+      </w:r>
+      <w:r>
+        <w:rPr>
+          <w:b/>
+        </w:rPr>
+        <w:t>coverage</w:t>
+      </w:r>
+      <w:r>
+        <w:rPr>
+          <w:b w:val="0"/>
+        </w:rPr>
+        <w:t>.</w:t>
+      </w:r>
+    </w:p>
+    <w:p>
+      <w:pPr>
+        <w:spacing w:line="336" w:lineRule="auto" w:after="180"/>
+        <w:shd w:fill="F4F9FC"/>
+      </w:pPr>
+      <w:r>
+        <w:rPr>
+          <w:b w:val="0"/>
+        </w:rPr>
         <w:t>1. Target conditions</w:t>
       </w:r>
     </w:p>
     <w:p>
-      <w:r>
-        <w:t>2. Current sample</w:t>
-      </w:r>
-    </w:p>
-    <w:p>
-      <w:r>
+      <w:pPr>
+        <w:spacing w:line="336" w:lineRule="auto" w:after="180"/>
+        <w:shd w:fill="F4F9FC"/>
+      </w:pPr>
+      <w:r>
+        <w:rPr>
+          <w:b w:val="0"/>
+        </w:rPr>
+        <w:t xml:space="preserve">2. Current </w:t>
+      </w:r>
+      <w:r>
+        <w:rPr>
+          <w:b/>
+        </w:rPr>
+        <w:t>sample</w:t>
+      </w:r>
+    </w:p>
+    <w:p>
+      <w:pPr>
+        <w:spacing w:line="336" w:lineRule="auto" w:after="180"/>
+        <w:shd w:fill="F4F9FC"/>
+      </w:pPr>
+      <w:r>
+        <w:rPr>
+          <w:b w:val="0"/>
+        </w:rPr>
         <w:t>3. Targeted follow-up</w:t>
       </w:r>
     </w:p>
     <w:p>
-      <w:r>
-        <w:t>4. Coverage gap</w:t>
+      <w:pPr>
+        <w:spacing w:line="336" w:lineRule="auto" w:after="180"/>
+        <w:shd w:fill="F4F9FC"/>
+      </w:pPr>
+      <w:r>
+        <w:rPr>
+          <w:b w:val="0"/>
+        </w:rPr>
+        <w:t xml:space="preserve">4. </w:t>
+      </w:r>
+      <w:r>
+        <w:rPr>
+          <w:b/>
+        </w:rPr>
+        <w:t>Coverage gap</w:t>
       </w:r>
     </w:p>
     <w:p>
@@ -1585,41 +2229,215 @@
       </w:r>
     </w:p>
     <w:p>
-      <w:r>
+      <w:pPr>
+        <w:pStyle w:val="Heading3"/>
+      </w:pPr>
+      <w:r>
+        <w:t>Hint · try first</w:t>
+      </w:r>
+    </w:p>
+    <w:p>
+      <w:pPr>
+        <w:spacing w:line="336" w:lineRule="auto" w:after="180"/>
+        <w:shd w:fill="F1F6F8"/>
+      </w:pPr>
+      <w:r>
+        <w:rPr>
+          <w:b w:val="0"/>
+        </w:rPr>
         <w:t>Hint if needed: Read the steps in the pictorial case. Match the supplied detail to the stage that performs or records it.</w:t>
       </w:r>
     </w:p>
     <w:p>
-      <w:r>
-        <w:t>After your attempt, compare with the supported explanation: Targeted follow-up Select and record new cases from both dim groups before claiming coverage. Adding more bright cards can increase sample size without addressing the missing condition. A coverage check asks which relevant situations are absent, not merely how many rows exist. Deliberately selecting dim cases helps investigate those conditions, but the resulting test should not be advertised as a random survey unless its selection really was random.</w:t>
-      </w:r>
-    </w:p>
-    <w:p>
       <w:pPr>
         <w:pStyle w:val="Heading3"/>
       </w:pPr>
       <w:r>
+        <w:t>Feedback · compare after trying</w:t>
+      </w:r>
+    </w:p>
+    <w:p>
+      <w:pPr>
+        <w:spacing w:line="336" w:lineRule="auto" w:after="180"/>
+        <w:shd w:fill="F1F6FC"/>
+      </w:pPr>
+      <w:r>
+        <w:rPr>
+          <w:b w:val="0"/>
+        </w:rPr>
+        <w:t xml:space="preserve">After your attempt, compare with the supported explanation: Targeted follow-up Select and record new cases from both dim groups before claiming </w:t>
+      </w:r>
+      <w:r>
+        <w:rPr>
+          <w:b/>
+        </w:rPr>
+        <w:t>coverage</w:t>
+      </w:r>
+      <w:r>
+        <w:rPr>
+          <w:b w:val="0"/>
+        </w:rPr>
+        <w:t>.</w:t>
+      </w:r>
+    </w:p>
+    <w:p>
+      <w:pPr>
+        <w:spacing w:line="336" w:lineRule="auto" w:after="180"/>
+        <w:shd w:fill="F1F6FC"/>
+      </w:pPr>
+      <w:r>
+        <w:rPr>
+          <w:b w:val="0"/>
+        </w:rPr>
+        <w:t xml:space="preserve">Adding more bright cards can increase </w:t>
+      </w:r>
+      <w:r>
+        <w:rPr>
+          <w:b/>
+        </w:rPr>
+        <w:t>sample</w:t>
+      </w:r>
+      <w:r>
+        <w:rPr>
+          <w:b w:val="0"/>
+        </w:rPr>
+        <w:t xml:space="preserve"> size without addressing the missing condition. A </w:t>
+      </w:r>
+      <w:r>
+        <w:rPr>
+          <w:b/>
+        </w:rPr>
+        <w:t>coverage</w:t>
+      </w:r>
+      <w:r>
+        <w:rPr>
+          <w:b w:val="0"/>
+        </w:rPr>
+        <w:t xml:space="preserve"> check asks which relevant situations are absent, not merely how many rows exist.</w:t>
+      </w:r>
+    </w:p>
+    <w:p>
+      <w:pPr>
+        <w:spacing w:line="336" w:lineRule="auto" w:after="180"/>
+        <w:shd w:fill="F1F6FC"/>
+      </w:pPr>
+      <w:r>
+        <w:rPr>
+          <w:b w:val="0"/>
+        </w:rPr>
+        <w:t>Deliberately selecting dim cases helps investigate those conditions, but the resulting test should not be advertised as a random survey unless its selection really was random.</w:t>
+      </w:r>
+    </w:p>
+    <w:p>
+      <w:pPr>
+        <w:pStyle w:val="Heading3"/>
+      </w:pPr>
+      <w:r>
         <w:t>Practice 2: explain the deciding evidence</w:t>
       </w:r>
     </w:p>
     <w:p>
-      <w:r>
+      <w:pPr>
+        <w:pStyle w:val="Heading3"/>
+      </w:pPr>
+      <w:r>
+        <w:t>Changed case · predict first</w:t>
+      </w:r>
+    </w:p>
+    <w:p>
+      <w:pPr>
+        <w:spacing w:line="336" w:lineRule="auto" w:after="180"/>
+        <w:shd w:fill="F5F1FB"/>
+      </w:pPr>
+      <w:r>
+        <w:rPr>
+          <w:b w:val="0"/>
+        </w:rPr>
         <w:t>Changed-case practice: Add eight more bright plain cards and no dim cards. Which conclusion is supported by the supplied facts?</w:t>
       </w:r>
     </w:p>
     <w:p>
-      <w:r>
-        <w:t>1. This one example guarantees correct results for every future input.</w:t>
-      </w:r>
-    </w:p>
-    <w:p>
-      <w:r>
-        <w:t>2. We can decide the result without examining the changed input or the procedure.</w:t>
-      </w:r>
-    </w:p>
-    <w:p>
-      <w:r>
-        <w:t>3. The sample becomes larger but still has no dim coverage.</w:t>
+      <w:pPr>
+        <w:spacing w:line="336" w:lineRule="auto" w:after="180"/>
+        <w:shd w:fill="F4F9FC"/>
+      </w:pPr>
+      <w:r>
+        <w:rPr>
+          <w:b w:val="0"/>
+        </w:rPr>
+        <w:t xml:space="preserve">1. This one example guarantees correct results for every future </w:t>
+      </w:r>
+      <w:r>
+        <w:rPr>
+          <w:b/>
+        </w:rPr>
+        <w:t>input</w:t>
+      </w:r>
+      <w:r>
+        <w:rPr>
+          <w:b w:val="0"/>
+        </w:rPr>
+        <w:t>.</w:t>
+      </w:r>
+    </w:p>
+    <w:p>
+      <w:pPr>
+        <w:spacing w:line="336" w:lineRule="auto" w:after="180"/>
+        <w:shd w:fill="F4F9FC"/>
+      </w:pPr>
+      <w:r>
+        <w:rPr>
+          <w:b w:val="0"/>
+        </w:rPr>
+        <w:t xml:space="preserve">2. We can decide the result without examining the changed </w:t>
+      </w:r>
+      <w:r>
+        <w:rPr>
+          <w:b/>
+        </w:rPr>
+        <w:t>input</w:t>
+      </w:r>
+      <w:r>
+        <w:rPr>
+          <w:b w:val="0"/>
+        </w:rPr>
+        <w:t xml:space="preserve"> or the procedure.</w:t>
+      </w:r>
+    </w:p>
+    <w:p>
+      <w:pPr>
+        <w:spacing w:line="336" w:lineRule="auto" w:after="180"/>
+        <w:shd w:fill="F4F9FC"/>
+      </w:pPr>
+      <w:r>
+        <w:rPr>
+          <w:b w:val="0"/>
+        </w:rPr>
+        <w:t xml:space="preserve">3. The </w:t>
+      </w:r>
+      <w:r>
+        <w:rPr>
+          <w:b/>
+        </w:rPr>
+        <w:t>sample</w:t>
+      </w:r>
+      <w:r>
+        <w:rPr>
+          <w:b w:val="0"/>
+        </w:rPr>
+        <w:t xml:space="preserve"> becomes larger but still has no dim </w:t>
+      </w:r>
+      <w:r>
+        <w:rPr>
+          <w:b/>
+        </w:rPr>
+        <w:t>coverage</w:t>
+      </w:r>
+      <w:r>
+        <w:rPr>
+          <w:b w:val="0"/>
+        </w:rPr>
+        <w:t>.</w:t>
       </w:r>
     </w:p>
     <w:p>
@@ -1656,36 +2474,165 @@
       </w:r>
     </w:p>
     <w:p>
-      <w:r>
+      <w:pPr>
+        <w:pStyle w:val="Heading3"/>
+      </w:pPr>
+      <w:r>
+        <w:t>Hint · try first</w:t>
+      </w:r>
+    </w:p>
+    <w:p>
+      <w:pPr>
+        <w:spacing w:line="336" w:lineRule="auto" w:after="180"/>
+        <w:shd w:fill="F1F6F8"/>
+      </w:pPr>
+      <w:r>
+        <w:rPr>
+          <w:b w:val="0"/>
+        </w:rPr>
         <w:t>Hint if needed: Use the changed condition and the deciding step in the pictorial trace. The answer must say what follows from those facts.</w:t>
       </w:r>
     </w:p>
     <w:p>
-      <w:r>
-        <w:t>After your attempt, compare with the supported explanation: The sample becomes larger but still has no dim coverage. The missing lighting condition remains untested.</w:t>
-      </w:r>
-    </w:p>
-    <w:p>
       <w:pPr>
         <w:pStyle w:val="Heading3"/>
       </w:pPr>
       <w:r>
+        <w:t>Feedback · compare after trying</w:t>
+      </w:r>
+    </w:p>
+    <w:p>
+      <w:pPr>
+        <w:spacing w:line="336" w:lineRule="auto" w:after="180"/>
+        <w:shd w:fill="F1F6FC"/>
+      </w:pPr>
+      <w:r>
+        <w:rPr>
+          <w:b w:val="0"/>
+        </w:rPr>
+        <w:t xml:space="preserve">After your attempt, compare with the supported explanation: The </w:t>
+      </w:r>
+      <w:r>
+        <w:rPr>
+          <w:b/>
+        </w:rPr>
+        <w:t>sample</w:t>
+      </w:r>
+      <w:r>
+        <w:rPr>
+          <w:b w:val="0"/>
+        </w:rPr>
+        <w:t xml:space="preserve"> becomes larger but still has no dim </w:t>
+      </w:r>
+      <w:r>
+        <w:rPr>
+          <w:b/>
+        </w:rPr>
+        <w:t>coverage</w:t>
+      </w:r>
+      <w:r>
+        <w:rPr>
+          <w:b w:val="0"/>
+        </w:rPr>
+        <w:t>. The missing lighting condition remains untested.</w:t>
+      </w:r>
+    </w:p>
+    <w:p>
+      <w:pPr>
+        <w:pStyle w:val="Heading3"/>
+      </w:pPr>
+      <w:r>
         <w:t>Repair a missing building block</w:t>
       </w:r>
     </w:p>
     <w:p>
-      <w:r>
-        <w:t>Review Good Data, Bad Data (ai-1/21). Goal: Check records against a stated format, unit and meaning before using them. Short practice: Which repairs are evidence-backed in the original case, and which row must remain unknown?. Return to this week and explain what you changed.</w:t>
-      </w:r>
-    </w:p>
-    <w:p>
-      <w:r>
-        <w:t>Review Similarity (ai-1/19). Goal: Calculate similarity using explicitly selected features and a stated scoring rule. Short practice: Point to the matches supporting C’s new score and explain why there is no tie.. Return to this week and explain what you changed.</w:t>
-      </w:r>
-    </w:p>
-    <w:p>
-      <w:r>
-        <w:t>Review Boundaries and 'Not Sure' (ai-1/16). Goal: Identify a specific source of uncertainty and explain how it affects a prediction. Short practice: Which original block needs a better width before accepting or rejecting it? What should the reviewer do?. Return to this week and explain what you changed.</w:t>
+      <w:pPr>
+        <w:spacing w:line="336" w:lineRule="auto" w:after="180"/>
+      </w:pPr>
+      <w:r>
+        <w:rPr>
+          <w:b w:val="0"/>
+        </w:rPr>
+        <w:t xml:space="preserve">Review Good Data, Bad Data (ai-1/21). Goal: Check records against a stated format, unit and meaning before using them. Short practice: Which repairs are </w:t>
+      </w:r>
+      <w:r>
+        <w:rPr>
+          <w:b/>
+        </w:rPr>
+        <w:t>evidence</w:t>
+      </w:r>
+      <w:r>
+        <w:rPr>
+          <w:b w:val="0"/>
+        </w:rPr>
+        <w:t>-backed in the original case, and which row must remain unknown?.</w:t>
+      </w:r>
+    </w:p>
+    <w:p>
+      <w:pPr>
+        <w:spacing w:line="336" w:lineRule="auto" w:after="180"/>
+      </w:pPr>
+      <w:r>
+        <w:rPr>
+          <w:b w:val="0"/>
+        </w:rPr>
+        <w:t>Return to this week and explain what you changed.</w:t>
+      </w:r>
+    </w:p>
+    <w:p>
+      <w:pPr>
+        <w:spacing w:line="336" w:lineRule="auto" w:after="180"/>
+      </w:pPr>
+      <w:r>
+        <w:rPr>
+          <w:b w:val="0"/>
+        </w:rPr>
+        <w:t>Review Similarity (ai-1/19). Goal: Calculate similarity using explicitly selected features and a stated scoring rule. Short practice: Point to the matches supporting C’s new score and explain why there is no tie..</w:t>
+      </w:r>
+    </w:p>
+    <w:p>
+      <w:pPr>
+        <w:spacing w:line="336" w:lineRule="auto" w:after="180"/>
+      </w:pPr>
+      <w:r>
+        <w:rPr>
+          <w:b w:val="0"/>
+        </w:rPr>
+        <w:t>Return to this week and explain what you changed.</w:t>
+      </w:r>
+    </w:p>
+    <w:p>
+      <w:pPr>
+        <w:spacing w:line="336" w:lineRule="auto" w:after="180"/>
+      </w:pPr>
+      <w:r>
+        <w:rPr>
+          <w:b w:val="0"/>
+        </w:rPr>
+        <w:t xml:space="preserve">Review Boundaries and 'Not Sure' (ai-1/16). Goal: Identify a specific source of uncertainty and explain how it affects a </w:t>
+      </w:r>
+      <w:r>
+        <w:rPr>
+          <w:b/>
+        </w:rPr>
+        <w:t>prediction</w:t>
+      </w:r>
+      <w:r>
+        <w:rPr>
+          <w:b w:val="0"/>
+        </w:rPr>
+        <w:t>. Short practice: Which original block needs a better width before accepting or rejecting it?</w:t>
+      </w:r>
+    </w:p>
+    <w:p>
+      <w:pPr>
+        <w:spacing w:line="336" w:lineRule="auto" w:after="180"/>
+      </w:pPr>
+      <w:r>
+        <w:rPr>
+          <w:b w:val="0"/>
+        </w:rPr>
+        <w:t>What should the reviewer do?. Return to this week and explain what you changed.</w:t>
       </w:r>
     </w:p>
     <w:p>
@@ -1697,8 +2644,37 @@
       </w:r>
     </w:p>
     <w:p>
-      <w:r>
-        <w:t>Use Download completed work in the hosted lesson to export your answers, reflections, practice feedback and code-run evidence. Open the HTML copy to read or print it. Drafts stay in this browser when storage is available; clear drafts on a shared device.</w:t>
+      <w:pPr>
+        <w:spacing w:line="336" w:lineRule="auto" w:after="180"/>
+      </w:pPr>
+      <w:r>
+        <w:rPr>
+          <w:b w:val="0"/>
+        </w:rPr>
+        <w:t xml:space="preserve">Use Download completed work in the hosted lesson to export your answers, reflections, practice feedback and code-run </w:t>
+      </w:r>
+      <w:r>
+        <w:rPr>
+          <w:b/>
+        </w:rPr>
+        <w:t>evidence</w:t>
+      </w:r>
+      <w:r>
+        <w:rPr>
+          <w:b w:val="0"/>
+        </w:rPr>
+        <w:t>. Open the HTML copy to read or print it.</w:t>
+      </w:r>
+    </w:p>
+    <w:p>
+      <w:pPr>
+        <w:spacing w:line="336" w:lineRule="auto" w:after="180"/>
+      </w:pPr>
+      <w:r>
+        <w:rPr>
+          <w:b w:val="0"/>
+        </w:rPr>
+        <w:t>Drafts stay in this browser when storage is available; clear drafts on a shared device.</w:t>
       </w:r>
     </w:p>
     <w:p>
@@ -1712,6 +2688,895 @@
     <w:p>
       <w:r>
         <w:t>________________________________________________________________</w:t>
+      </w:r>
+    </w:p>
+    <w:p>
+      <w:r>
+        <w:t>________________________________________________________________</w:t>
+      </w:r>
+    </w:p>
+    <w:p>
+      <w:r>
+        <w:t>________________________________________________________________</w:t>
+      </w:r>
+    </w:p>
+    <w:p>
+      <w:r>
+        <w:t>________________________________________________________________</w:t>
+      </w:r>
+    </w:p>
+    <w:p>
+      <w:r>
+        <w:t>________________________________________________________________</w:t>
+      </w:r>
+    </w:p>
+    <w:p>
+      <w:pPr>
+        <w:pStyle w:val="Heading1"/>
+      </w:pPr>
+      <w:r>
+        <w:t>21. Visual concept journey</w:t>
+      </w:r>
+    </w:p>
+    <w:p>
+      <w:r>
+        <w:t>Explain each Missing and Unbalanced Examples picture from its labels, then record a relevant limit.</w:t>
+      </w:r>
+    </w:p>
+    <w:p>
+      <w:pPr>
+        <w:pStyle w:val="Heading3"/>
+      </w:pPr>
+      <w:r>
+        <w:t>01. Missing and Unbalanced Examples: the case</w:t>
+      </w:r>
+    </w:p>
+    <w:p>
+      <w:r>
+        <w:drawing>
+          <wp:inline xmlns:a="http://schemas.openxmlformats.org/drawingml/2006/main" xmlns:pic="http://schemas.openxmlformats.org/drawingml/2006/picture">
+            <wp:extent cx="5486400" cy="2840736"/>
+            <wp:docPr id="3" name="Picture 3" descr="A fictional badge reader will be used in both bright and dim rooms. Supplied facts: Intended target has 8 bright plain,8 bright patterned,8 dim plain,8 dim patterned cards. A development sample contains 6 bright plain cards and 2 bright patterned cards; no dim cards."/>
+            <wp:cNvGraphicFramePr>
+              <a:graphicFrameLocks noChangeAspect="1"/>
+            </wp:cNvGraphicFramePr>
+            <a:graphic>
+              <a:graphicData uri="http://schemas.openxmlformats.org/drawingml/2006/picture">
+                <pic:pic>
+                  <pic:nvPicPr>
+                    <pic:cNvPr id="0" name="academy-story-ai-1-22-01.png"/>
+                    <pic:cNvPicPr/>
+                  </pic:nvPicPr>
+                  <pic:blipFill>
+                    <a:blip r:embed="rId11"/>
+                    <a:stretch>
+                      <a:fillRect/>
+                    </a:stretch>
+                  </pic:blipFill>
+                  <pic:spPr>
+                    <a:xfrm>
+                      <a:off x="0" y="0"/>
+                      <a:ext cx="5486400" cy="2840736"/>
+                    </a:xfrm>
+                    <a:prstGeom prst="rect"/>
+                  </pic:spPr>
+                </pic:pic>
+              </a:graphicData>
+            </a:graphic>
+          </wp:inline>
+        </w:drawing>
+      </w:r>
+    </w:p>
+    <w:p>
+      <w:pPr>
+        <w:spacing w:line="336" w:lineRule="auto" w:after="180"/>
+      </w:pPr>
+      <w:r>
+        <w:rPr>
+          <w:b w:val="0"/>
+        </w:rPr>
+        <w:t>A fictional badge reader will be used in both bright and dim rooms. Supplied facts: Intended target has 8 bright plain,8 bright patterned,8 dim plain,8 dim patterned cards.</w:t>
+      </w:r>
+    </w:p>
+    <w:p>
+      <w:pPr>
+        <w:spacing w:line="336" w:lineRule="auto" w:after="180"/>
+      </w:pPr>
+      <w:r>
+        <w:rPr>
+          <w:b w:val="0"/>
+        </w:rPr>
+        <w:t xml:space="preserve">A development </w:t>
+      </w:r>
+      <w:r>
+        <w:rPr>
+          <w:b/>
+        </w:rPr>
+        <w:t>sample</w:t>
+      </w:r>
+      <w:r>
+        <w:rPr>
+          <w:b w:val="0"/>
+        </w:rPr>
+        <w:t xml:space="preserve"> contains 6 bright plain cards and 2 bright patterned cards; no dim cards.</w:t>
+      </w:r>
+    </w:p>
+    <w:p>
+      <w:pPr>
+        <w:spacing w:line="336" w:lineRule="auto" w:after="180"/>
+        <w:shd w:fill="F5F1FB"/>
+      </w:pPr>
+      <w:r>
+        <w:rPr>
+          <w:b w:val="0"/>
+        </w:rPr>
+        <w:t>Point to the given fact that matters most. Explain why it matters.</w:t>
+      </w:r>
+    </w:p>
+    <w:p>
+      <w:pPr>
+        <w:pStyle w:val="Heading3"/>
+      </w:pPr>
+      <w:r>
+        <w:t>My picture explanation, deciding evidence and one limit</w:t>
+      </w:r>
+    </w:p>
+    <w:p>
+      <w:r>
+        <w:t>________________________________________________________________</w:t>
+      </w:r>
+    </w:p>
+    <w:p>
+      <w:r>
+        <w:t>________________________________________________________________</w:t>
+      </w:r>
+    </w:p>
+    <w:p>
+      <w:r>
+        <w:t>________________________________________________________________</w:t>
+      </w:r>
+    </w:p>
+    <w:p>
+      <w:r>
+        <w:t>________________________________________________________________</w:t>
+      </w:r>
+    </w:p>
+    <w:p>
+      <w:pPr>
+        <w:pStyle w:val="Heading3"/>
+      </w:pPr>
+      <w:r>
+        <w:t>02. Follow the deciding steps</w:t>
+      </w:r>
+    </w:p>
+    <w:p>
+      <w:r>
+        <w:drawing>
+          <wp:inline xmlns:a="http://schemas.openxmlformats.org/drawingml/2006/main" xmlns:pic="http://schemas.openxmlformats.org/drawingml/2006/picture">
+            <wp:extent cx="5486400" cy="4005072"/>
+            <wp:docPr id="4" name="Picture 4" descr="Target conditions: Four lighting-by-pattern groups, eight target cards each. → Current sample: Eight bright cards only; dim groups have zero coverage. → Coverage gap: Current results cannot describe dim-room reading. → Targeted follow-up: Select and record new cases from both dim groups before claiming coverage."/>
+            <wp:cNvGraphicFramePr>
+              <a:graphicFrameLocks noChangeAspect="1"/>
+            </wp:cNvGraphicFramePr>
+            <a:graphic>
+              <a:graphicData uri="http://schemas.openxmlformats.org/drawingml/2006/picture">
+                <pic:pic>
+                  <pic:nvPicPr>
+                    <pic:cNvPr id="0" name="academy-story-ai-1-22-02.png"/>
+                    <pic:cNvPicPr/>
+                  </pic:nvPicPr>
+                  <pic:blipFill>
+                    <a:blip r:embed="rId12"/>
+                    <a:stretch>
+                      <a:fillRect/>
+                    </a:stretch>
+                  </pic:blipFill>
+                  <pic:spPr>
+                    <a:xfrm>
+                      <a:off x="0" y="0"/>
+                      <a:ext cx="5486400" cy="4005072"/>
+                    </a:xfrm>
+                    <a:prstGeom prst="rect"/>
+                  </pic:spPr>
+                </pic:pic>
+              </a:graphicData>
+            </a:graphic>
+          </wp:inline>
+        </w:drawing>
+      </w:r>
+    </w:p>
+    <w:p>
+      <w:pPr>
+        <w:spacing w:line="336" w:lineRule="auto" w:after="180"/>
+      </w:pPr>
+      <w:r>
+        <w:rPr>
+          <w:b w:val="0"/>
+        </w:rPr>
+        <w:t xml:space="preserve">Target conditions: Four lighting-by-pattern groups, eight target cards each. → Current </w:t>
+      </w:r>
+      <w:r>
+        <w:rPr>
+          <w:b/>
+        </w:rPr>
+        <w:t>sample</w:t>
+      </w:r>
+      <w:r>
+        <w:rPr>
+          <w:b w:val="0"/>
+        </w:rPr>
+        <w:t xml:space="preserve">: Eight bright cards only; dim groups have zero </w:t>
+      </w:r>
+      <w:r>
+        <w:rPr>
+          <w:b/>
+        </w:rPr>
+        <w:t>coverage</w:t>
+      </w:r>
+      <w:r>
+        <w:rPr>
+          <w:b w:val="0"/>
+        </w:rPr>
+        <w:t xml:space="preserve">. → </w:t>
+      </w:r>
+      <w:r>
+        <w:rPr>
+          <w:b/>
+        </w:rPr>
+        <w:t>Coverage gap</w:t>
+      </w:r>
+      <w:r>
+        <w:rPr>
+          <w:b w:val="0"/>
+        </w:rPr>
+        <w:t xml:space="preserve">: Current results cannot describe dim-room reading. → Targeted follow-up: Select and record new cases from both dim groups before claiming </w:t>
+      </w:r>
+      <w:r>
+        <w:rPr>
+          <w:b/>
+        </w:rPr>
+        <w:t>coverage</w:t>
+      </w:r>
+      <w:r>
+        <w:rPr>
+          <w:b w:val="0"/>
+        </w:rPr>
+        <w:t>.</w:t>
+      </w:r>
+    </w:p>
+    <w:p>
+      <w:pPr>
+        <w:spacing w:line="336" w:lineRule="auto" w:after="180"/>
+        <w:shd w:fill="F5F1FB"/>
+      </w:pPr>
+      <w:r>
+        <w:rPr>
+          <w:b w:val="0"/>
+        </w:rPr>
+        <w:t xml:space="preserve">Point to each numbered stage and explain which recorded </w:t>
+      </w:r>
+      <w:r>
+        <w:rPr>
+          <w:b/>
+        </w:rPr>
+        <w:t>input</w:t>
+      </w:r>
+      <w:r>
+        <w:rPr>
+          <w:b w:val="0"/>
+        </w:rPr>
+        <w:t xml:space="preserve"> it uses.</w:t>
+      </w:r>
+    </w:p>
+    <w:p>
+      <w:pPr>
+        <w:pStyle w:val="Heading3"/>
+      </w:pPr>
+      <w:r>
+        <w:t>My picture explanation, deciding evidence and one limit</w:t>
+      </w:r>
+    </w:p>
+    <w:p>
+      <w:r>
+        <w:t>________________________________________________________________</w:t>
+      </w:r>
+    </w:p>
+    <w:p>
+      <w:r>
+        <w:t>________________________________________________________________</w:t>
+      </w:r>
+    </w:p>
+    <w:p>
+      <w:r>
+        <w:t>________________________________________________________________</w:t>
+      </w:r>
+    </w:p>
+    <w:p>
+      <w:r>
+        <w:t>________________________________________________________________</w:t>
+      </w:r>
+    </w:p>
+    <w:p>
+      <w:pPr>
+        <w:pStyle w:val="Heading3"/>
+      </w:pPr>
+      <w:r>
+        <w:t>03. Target groups and development coverage</w:t>
+      </w:r>
+    </w:p>
+    <w:p>
+      <w:r>
+        <w:drawing>
+          <wp:inline xmlns:a="http://schemas.openxmlformats.org/drawingml/2006/main" xmlns:pic="http://schemas.openxmlformats.org/drawingml/2006/picture">
+            <wp:extent cx="5486400" cy="3938016"/>
+            <wp:docPr id="5" name="Picture 5" descr="Target groups and development coverage. Bright plain: Target cards = 8, Sample cards = 6. Bright patterned: Target cards = 8, Sample cards = 2. Dim plain: Target cards = 8, Sample cards = 0. Dim patterned: Target cards = 8, Sample cards = 0."/>
+            <wp:cNvGraphicFramePr>
+              <a:graphicFrameLocks noChangeAspect="1"/>
+            </wp:cNvGraphicFramePr>
+            <a:graphic>
+              <a:graphicData uri="http://schemas.openxmlformats.org/drawingml/2006/picture">
+                <pic:pic>
+                  <pic:nvPicPr>
+                    <pic:cNvPr id="0" name="academy-story-ai-1-22-03.png"/>
+                    <pic:cNvPicPr/>
+                  </pic:nvPicPr>
+                  <pic:blipFill>
+                    <a:blip r:embed="rId13"/>
+                    <a:stretch>
+                      <a:fillRect/>
+                    </a:stretch>
+                  </pic:blipFill>
+                  <pic:spPr>
+                    <a:xfrm>
+                      <a:off x="0" y="0"/>
+                      <a:ext cx="5486400" cy="3938016"/>
+                    </a:xfrm>
+                    <a:prstGeom prst="rect"/>
+                  </pic:spPr>
+                </pic:pic>
+              </a:graphicData>
+            </a:graphic>
+          </wp:inline>
+        </w:drawing>
+      </w:r>
+    </w:p>
+    <w:p>
+      <w:pPr>
+        <w:spacing w:line="336" w:lineRule="auto" w:after="180"/>
+      </w:pPr>
+      <w:r>
+        <w:rPr>
+          <w:b w:val="0"/>
+        </w:rPr>
+        <w:t xml:space="preserve">Target groups and development </w:t>
+      </w:r>
+      <w:r>
+        <w:rPr>
+          <w:b/>
+        </w:rPr>
+        <w:t>coverage</w:t>
+      </w:r>
+      <w:r>
+        <w:rPr>
+          <w:b w:val="0"/>
+        </w:rPr>
+        <w:t xml:space="preserve">. Bright plain: Target cards = 8, </w:t>
+      </w:r>
+      <w:r>
+        <w:rPr>
+          <w:b/>
+        </w:rPr>
+        <w:t>Sample</w:t>
+      </w:r>
+      <w:r>
+        <w:rPr>
+          <w:b w:val="0"/>
+        </w:rPr>
+        <w:t xml:space="preserve"> cards = 6. Bright patterned: Target cards = 8, </w:t>
+      </w:r>
+      <w:r>
+        <w:rPr>
+          <w:b/>
+        </w:rPr>
+        <w:t>Sample</w:t>
+      </w:r>
+      <w:r>
+        <w:rPr>
+          <w:b w:val="0"/>
+        </w:rPr>
+        <w:t xml:space="preserve"> cards = 2. Dim plain: Target cards = 8, </w:t>
+      </w:r>
+      <w:r>
+        <w:rPr>
+          <w:b/>
+        </w:rPr>
+        <w:t>Sample</w:t>
+      </w:r>
+      <w:r>
+        <w:rPr>
+          <w:b w:val="0"/>
+        </w:rPr>
+        <w:t xml:space="preserve"> cards = 0.</w:t>
+      </w:r>
+    </w:p>
+    <w:p>
+      <w:pPr>
+        <w:spacing w:line="336" w:lineRule="auto" w:after="180"/>
+      </w:pPr>
+      <w:r>
+        <w:rPr>
+          <w:b w:val="0"/>
+        </w:rPr>
+        <w:t xml:space="preserve">Dim patterned: Target cards = 8, </w:t>
+      </w:r>
+      <w:r>
+        <w:rPr>
+          <w:b/>
+        </w:rPr>
+        <w:t>Sample</w:t>
+      </w:r>
+      <w:r>
+        <w:rPr>
+          <w:b w:val="0"/>
+        </w:rPr>
+        <w:t xml:space="preserve"> cards = 0.</w:t>
+      </w:r>
+    </w:p>
+    <w:p>
+      <w:pPr>
+        <w:spacing w:line="336" w:lineRule="auto" w:after="180"/>
+        <w:shd w:fill="F5F1FB"/>
+      </w:pPr>
+      <w:r>
+        <w:rPr>
+          <w:b w:val="0"/>
+        </w:rPr>
+        <w:t>Read the labels and values. Explain the relationship the model shows.</w:t>
+      </w:r>
+    </w:p>
+    <w:p>
+      <w:pPr>
+        <w:pStyle w:val="Heading3"/>
+      </w:pPr>
+      <w:r>
+        <w:t>My picture explanation, deciding evidence and one limit</w:t>
+      </w:r>
+    </w:p>
+    <w:p>
+      <w:r>
+        <w:t>________________________________________________________________</w:t>
+      </w:r>
+    </w:p>
+    <w:p>
+      <w:r>
+        <w:t>________________________________________________________________</w:t>
+      </w:r>
+    </w:p>
+    <w:p>
+      <w:r>
+        <w:t>________________________________________________________________</w:t>
+      </w:r>
+    </w:p>
+    <w:p>
+      <w:r>
+        <w:t>________________________________________________________________</w:t>
+      </w:r>
+    </w:p>
+    <w:p>
+      <w:pPr>
+        <w:pStyle w:val="Heading3"/>
+      </w:pPr>
+      <w:r>
+        <w:t>04. Change one thing. Trace what follows.</w:t>
+      </w:r>
+    </w:p>
+    <w:p>
+      <w:r>
+        <w:drawing>
+          <wp:inline xmlns:a="http://schemas.openxmlformats.org/drawingml/2006/main" xmlns:pic="http://schemas.openxmlformats.org/drawingml/2006/picture">
+            <wp:extent cx="5486400" cy="3026664"/>
+            <wp:docPr id="6" name="Picture 6" descr="Original case: Select and record new cases from both dim groups before claiming coverage. Changed condition: Add eight more bright plain cards and no dim cards. Expected result: The sample becomes larger but still has no dim coverage. Reason: The missing lighting condition remains untested."/>
+            <wp:cNvGraphicFramePr>
+              <a:graphicFrameLocks noChangeAspect="1"/>
+            </wp:cNvGraphicFramePr>
+            <a:graphic>
+              <a:graphicData uri="http://schemas.openxmlformats.org/drawingml/2006/picture">
+                <pic:pic>
+                  <pic:nvPicPr>
+                    <pic:cNvPr id="0" name="academy-story-ai-1-22-04.png"/>
+                    <pic:cNvPicPr/>
+                  </pic:nvPicPr>
+                  <pic:blipFill>
+                    <a:blip r:embed="rId14"/>
+                    <a:stretch>
+                      <a:fillRect/>
+                    </a:stretch>
+                  </pic:blipFill>
+                  <pic:spPr>
+                    <a:xfrm>
+                      <a:off x="0" y="0"/>
+                      <a:ext cx="5486400" cy="3026664"/>
+                    </a:xfrm>
+                    <a:prstGeom prst="rect"/>
+                  </pic:spPr>
+                </pic:pic>
+              </a:graphicData>
+            </a:graphic>
+          </wp:inline>
+        </w:drawing>
+      </w:r>
+    </w:p>
+    <w:p>
+      <w:pPr>
+        <w:spacing w:line="336" w:lineRule="auto" w:after="180"/>
+      </w:pPr>
+      <w:r>
+        <w:rPr>
+          <w:b w:val="0"/>
+        </w:rPr>
+        <w:t xml:space="preserve">Original case: Select and record new cases from both dim groups before claiming </w:t>
+      </w:r>
+      <w:r>
+        <w:rPr>
+          <w:b/>
+        </w:rPr>
+        <w:t>coverage</w:t>
+      </w:r>
+      <w:r>
+        <w:rPr>
+          <w:b w:val="0"/>
+        </w:rPr>
+        <w:t>. Changed condition: Add eight more bright plain cards and no dim cards.</w:t>
+      </w:r>
+    </w:p>
+    <w:p>
+      <w:pPr>
+        <w:spacing w:line="336" w:lineRule="auto" w:after="180"/>
+      </w:pPr>
+      <w:r>
+        <w:rPr>
+          <w:b w:val="0"/>
+        </w:rPr>
+        <w:t xml:space="preserve">Expected result: The </w:t>
+      </w:r>
+      <w:r>
+        <w:rPr>
+          <w:b/>
+        </w:rPr>
+        <w:t>sample</w:t>
+      </w:r>
+      <w:r>
+        <w:rPr>
+          <w:b w:val="0"/>
+        </w:rPr>
+        <w:t xml:space="preserve"> becomes larger but still has no dim </w:t>
+      </w:r>
+      <w:r>
+        <w:rPr>
+          <w:b/>
+        </w:rPr>
+        <w:t>coverage</w:t>
+      </w:r>
+      <w:r>
+        <w:rPr>
+          <w:b w:val="0"/>
+        </w:rPr>
+        <w:t>. Reason: The missing lighting condition remains untested.</w:t>
+      </w:r>
+    </w:p>
+    <w:p>
+      <w:pPr>
+        <w:spacing w:line="336" w:lineRule="auto" w:after="180"/>
+        <w:shd w:fill="F5F1FB"/>
+      </w:pPr>
+      <w:r>
+        <w:rPr>
+          <w:b w:val="0"/>
+        </w:rPr>
+        <w:t>Predict before checking the worked changed-case result. Name what changed and what the supplied facts allow you to conclude.</w:t>
+      </w:r>
+    </w:p>
+    <w:p>
+      <w:pPr>
+        <w:pStyle w:val="Heading3"/>
+      </w:pPr>
+      <w:r>
+        <w:t>My picture explanation, deciding evidence and one limit</w:t>
+      </w:r>
+    </w:p>
+    <w:p>
+      <w:r>
+        <w:t>________________________________________________________________</w:t>
+      </w:r>
+    </w:p>
+    <w:p>
+      <w:r>
+        <w:t>________________________________________________________________</w:t>
+      </w:r>
+    </w:p>
+    <w:p>
+      <w:r>
+        <w:t>________________________________________________________________</w:t>
+      </w:r>
+    </w:p>
+    <w:p>
+      <w:r>
+        <w:t>________________________________________________________________</w:t>
+      </w:r>
+    </w:p>
+    <w:p>
+      <w:pPr>
+        <w:pStyle w:val="Heading3"/>
+      </w:pPr>
+      <w:r>
+        <w:t>05. Connect the explanation to its limit</w:t>
+      </w:r>
+    </w:p>
+    <w:p>
+      <w:r>
+        <w:drawing>
+          <wp:inline xmlns:a="http://schemas.openxmlformats.org/drawingml/2006/main" xmlns:pic="http://schemas.openxmlformats.org/drawingml/2006/picture">
+            <wp:extent cx="5486400" cy="2834640"/>
+            <wp:docPr id="7" name="Picture 7" descr="Adding more bright cards can increase sample size without addressing the missing condition. A coverage check asks which relevant situations are absent, not merely how many rows exist. Deliberately selecting dim cases helps investigate those conditions, but the resulting test should not be advertised as a random survey unless its selection really was random. Limit: Coverage does not guarantee accuracy, and targeted cases alone do not supply a population-wide success estimate."/>
+            <wp:cNvGraphicFramePr>
+              <a:graphicFrameLocks noChangeAspect="1"/>
+            </wp:cNvGraphicFramePr>
+            <a:graphic>
+              <a:graphicData uri="http://schemas.openxmlformats.org/drawingml/2006/picture">
+                <pic:pic>
+                  <pic:nvPicPr>
+                    <pic:cNvPr id="0" name="academy-story-ai-1-22-05.png"/>
+                    <pic:cNvPicPr/>
+                  </pic:nvPicPr>
+                  <pic:blipFill>
+                    <a:blip r:embed="rId15"/>
+                    <a:stretch>
+                      <a:fillRect/>
+                    </a:stretch>
+                  </pic:blipFill>
+                  <pic:spPr>
+                    <a:xfrm>
+                      <a:off x="0" y="0"/>
+                      <a:ext cx="5486400" cy="2834640"/>
+                    </a:xfrm>
+                    <a:prstGeom prst="rect"/>
+                  </pic:spPr>
+                </pic:pic>
+              </a:graphicData>
+            </a:graphic>
+          </wp:inline>
+        </w:drawing>
+      </w:r>
+    </w:p>
+    <w:p>
+      <w:pPr>
+        <w:spacing w:line="336" w:lineRule="auto" w:after="180"/>
+      </w:pPr>
+      <w:r>
+        <w:rPr>
+          <w:b w:val="0"/>
+        </w:rPr>
+        <w:t xml:space="preserve">Adding more bright cards can increase </w:t>
+      </w:r>
+      <w:r>
+        <w:rPr>
+          <w:b/>
+        </w:rPr>
+        <w:t>sample</w:t>
+      </w:r>
+      <w:r>
+        <w:rPr>
+          <w:b w:val="0"/>
+        </w:rPr>
+        <w:t xml:space="preserve"> size without addressing the missing condition. A </w:t>
+      </w:r>
+      <w:r>
+        <w:rPr>
+          <w:b/>
+        </w:rPr>
+        <w:t>coverage</w:t>
+      </w:r>
+      <w:r>
+        <w:rPr>
+          <w:b w:val="0"/>
+        </w:rPr>
+        <w:t xml:space="preserve"> check asks which relevant situations are absent, not merely how many rows exist.</w:t>
+      </w:r>
+    </w:p>
+    <w:p>
+      <w:pPr>
+        <w:spacing w:line="336" w:lineRule="auto" w:after="180"/>
+      </w:pPr>
+      <w:r>
+        <w:rPr>
+          <w:b w:val="0"/>
+        </w:rPr>
+        <w:t>Deliberately selecting dim cases helps investigate those conditions, but the resulting test should not be advertised as a random survey unless its selection really was random.</w:t>
+      </w:r>
+    </w:p>
+    <w:p>
+      <w:pPr>
+        <w:spacing w:line="336" w:lineRule="auto" w:after="180"/>
+      </w:pPr>
+      <w:r>
+        <w:rPr>
+          <w:b w:val="0"/>
+        </w:rPr>
+        <w:t xml:space="preserve">Limit: </w:t>
+      </w:r>
+      <w:r>
+        <w:rPr>
+          <w:b/>
+        </w:rPr>
+        <w:t>Coverage</w:t>
+      </w:r>
+      <w:r>
+        <w:rPr>
+          <w:b w:val="0"/>
+        </w:rPr>
+        <w:t xml:space="preserve"> does not guarantee accuracy, and targeted cases alone do not supply a population-wide success estimate.</w:t>
+      </w:r>
+    </w:p>
+    <w:p>
+      <w:pPr>
+        <w:spacing w:line="336" w:lineRule="auto" w:after="180"/>
+        <w:shd w:fill="F5F1FB"/>
+      </w:pPr>
+      <w:r>
+        <w:rPr>
+          <w:b w:val="0"/>
+        </w:rPr>
+        <w:t>Explain the case, then point to a limit on the claim.</w:t>
+      </w:r>
+    </w:p>
+    <w:p>
+      <w:pPr>
+        <w:pStyle w:val="Heading3"/>
+      </w:pPr>
+      <w:r>
+        <w:t>My picture explanation, deciding evidence and one limit</w:t>
+      </w:r>
+    </w:p>
+    <w:p>
+      <w:r>
+        <w:t>________________________________________________________________</w:t>
+      </w:r>
+    </w:p>
+    <w:p>
+      <w:r>
+        <w:t>________________________________________________________________</w:t>
+      </w:r>
+    </w:p>
+    <w:p>
+      <w:r>
+        <w:t>________________________________________________________________</w:t>
+      </w:r>
+    </w:p>
+    <w:p>
+      <w:r>
+        <w:t>________________________________________________________________</w:t>
+      </w:r>
+    </w:p>
+    <w:p>
+      <w:pPr>
+        <w:pStyle w:val="Heading3"/>
+      </w:pPr>
+      <w:r>
+        <w:t>06. Make the idea visible in your project</w:t>
+      </w:r>
+    </w:p>
+    <w:p>
+      <w:r>
+        <w:drawing>
+          <wp:inline xmlns:a="http://schemas.openxmlformats.org/drawingml/2006/main" xmlns:pic="http://schemas.openxmlformats.org/drawingml/2006/picture">
+            <wp:extent cx="5486400" cy="3380232"/>
+            <wp:docPr id="8" name="Picture 8" descr="Create a sorter coverage table crossing important classroom conditions, then state which groups each test actually represents. Draw your input, deciding step, result and limit. Supported question: Would testing only dim plain cards close every current gap? Point to the target groups."/>
+            <wp:cNvGraphicFramePr>
+              <a:graphicFrameLocks noChangeAspect="1"/>
+            </wp:cNvGraphicFramePr>
+            <a:graphic>
+              <a:graphicData uri="http://schemas.openxmlformats.org/drawingml/2006/picture">
+                <pic:pic>
+                  <pic:nvPicPr>
+                    <pic:cNvPr id="0" name="academy-story-ai-1-22-06.png"/>
+                    <pic:cNvPicPr/>
+                  </pic:nvPicPr>
+                  <pic:blipFill>
+                    <a:blip r:embed="rId16"/>
+                    <a:stretch>
+                      <a:fillRect/>
+                    </a:stretch>
+                  </pic:blipFill>
+                  <pic:spPr>
+                    <a:xfrm>
+                      <a:off x="0" y="0"/>
+                      <a:ext cx="5486400" cy="3380232"/>
+                    </a:xfrm>
+                    <a:prstGeom prst="rect"/>
+                  </pic:spPr>
+                </pic:pic>
+              </a:graphicData>
+            </a:graphic>
+          </wp:inline>
+        </w:drawing>
+      </w:r>
+    </w:p>
+    <w:p>
+      <w:pPr>
+        <w:spacing w:line="336" w:lineRule="auto" w:after="180"/>
+      </w:pPr>
+      <w:r>
+        <w:rPr>
+          <w:b w:val="0"/>
+        </w:rPr>
+        <w:t xml:space="preserve">Create a sorter </w:t>
+      </w:r>
+      <w:r>
+        <w:rPr>
+          <w:b/>
+        </w:rPr>
+        <w:t>coverage</w:t>
+      </w:r>
+      <w:r>
+        <w:rPr>
+          <w:b w:val="0"/>
+        </w:rPr>
+        <w:t xml:space="preserve"> table crossing important classroom conditions, then state which groups each test actually represents. Draw your </w:t>
+      </w:r>
+      <w:r>
+        <w:rPr>
+          <w:b/>
+        </w:rPr>
+        <w:t>input</w:t>
+      </w:r>
+      <w:r>
+        <w:rPr>
+          <w:b w:val="0"/>
+        </w:rPr>
+        <w:t>, deciding step, result and limit.</w:t>
+      </w:r>
+    </w:p>
+    <w:p>
+      <w:pPr>
+        <w:spacing w:line="336" w:lineRule="auto" w:after="180"/>
+      </w:pPr>
+      <w:r>
+        <w:rPr>
+          <w:b w:val="0"/>
+        </w:rPr>
+        <w:t>Supported question: Would testing only dim plain cards close every current gap? Point to the target groups.</w:t>
+      </w:r>
+    </w:p>
+    <w:p>
+      <w:pPr>
+        <w:spacing w:line="336" w:lineRule="auto" w:after="180"/>
+        <w:shd w:fill="F5F1FB"/>
+      </w:pPr>
+      <w:r>
+        <w:rPr>
+          <w:b w:val="0"/>
+        </w:rPr>
+        <w:t xml:space="preserve">Draw your project trace and justify the deciding step using </w:t>
+      </w:r>
+      <w:r>
+        <w:rPr>
+          <w:b/>
+        </w:rPr>
+        <w:t>evidence</w:t>
+      </w:r>
+      <w:r>
+        <w:rPr>
+          <w:b w:val="0"/>
+        </w:rPr>
+        <w:t>.</w:t>
+      </w:r>
+    </w:p>
+    <w:p>
+      <w:pPr>
+        <w:pStyle w:val="Heading3"/>
+      </w:pPr>
+      <w:r>
+        <w:t>My picture explanation, deciding evidence and one limit</w:t>
       </w:r>
     </w:p>
     <w:p>

--- a/downloads/workbook/ai-1-week-22.docx
+++ b/downloads/workbook/ai-1-week-22.docx
@@ -2353,7 +2353,7 @@
         <w:rPr>
           <w:b w:val="0"/>
         </w:rPr>
-        <w:t>Changed-case practice: Add eight more bright plain cards and no dim cards. Which conclusion is supported by the supplied facts?</w:t>
+        <w:t>Changed-case practice: Add the two remaining bright plain cards and no dim cards. Which conclusion is supported by the supplied facts?</w:t>
       </w:r>
     </w:p>
     <w:p>
@@ -3175,7 +3175,7 @@
         <w:drawing>
           <wp:inline xmlns:a="http://schemas.openxmlformats.org/drawingml/2006/main" xmlns:pic="http://schemas.openxmlformats.org/drawingml/2006/picture">
             <wp:extent cx="5486400" cy="3026664"/>
-            <wp:docPr id="6" name="Picture 6" descr="Original case: Select and record new cases from both dim groups before claiming coverage. Changed condition: Add eight more bright plain cards and no dim cards. Expected result: The sample becomes larger but still has no dim coverage. Reason: The missing lighting condition remains untested."/>
+            <wp:docPr id="6" name="Picture 6" descr="Original case: Select and record new cases from both dim groups before claiming coverage. Changed condition: Add the two remaining bright plain cards and no dim cards. Expected result: The sample becomes larger but still has no dim coverage. Reason: The missing lighting condition remains untested."/>
             <wp:cNvGraphicFramePr>
               <a:graphicFrameLocks noChangeAspect="1"/>
             </wp:cNvGraphicFramePr>
@@ -3226,7 +3226,7 @@
         <w:rPr>
           <w:b w:val="0"/>
         </w:rPr>
-        <w:t>. Changed condition: Add eight more bright plain cards and no dim cards.</w:t>
+        <w:t>. Changed condition: Add the two remaining bright plain cards and no dim cards.</w:t>
       </w:r>
     </w:p>
     <w:p>

--- a/downloads/workbook/ai-1-week-22.docx
+++ b/downloads/workbook/ai-1-week-22.docx
@@ -25,50 +25,216 @@
         <w:pStyle w:val="Heading1"/>
       </w:pPr>
       <w:r>
-        <w:t>01. Recall and choose your starting point</w:t>
-      </w:r>
-    </w:p>
-    <w:p>
-      <w:r>
-        <w:t>Record your starting explanation for Missing and Unbalanced Examples before opening notes. Show any later correction separately.</w:t>
-      </w:r>
-    </w:p>
-    <w:p>
-      <w:pPr>
-        <w:spacing w:line="336" w:lineRule="auto" w:after="180"/>
-      </w:pPr>
-      <w:r>
-        <w:rPr>
-          <w:b w:val="0"/>
-        </w:rPr>
+        <w:t>One connected sampling-and-coverage audit.</w:t>
+      </w:r>
+    </w:p>
+    <w:p>
+      <w:r>
+        <w:t>Name the target, distinguish file counts, inspect crossed conditions, propose the sound plan and audit missing outcomes.</w:t>
+      </w:r>
+    </w:p>
+    <w:p>
+      <w:r>
+        <w:t>Keep target, frame, selected cases and assessed results distinguishable.</w:t>
+      </w:r>
+    </w:p>
+    <w:p>
+      <w:pPr>
+        <w:pStyle w:val="Heading1"/>
+      </w:pPr>
+      <w:r>
+        <w:t>01. Recall: reconnect earlier ideas</w:t>
+      </w:r>
+    </w:p>
+    <w:p>
+      <w:r>
+        <w:t>Retrieve before opening notes.</w:t>
+      </w:r>
+    </w:p>
+    <w:p>
+      <w:pPr>
+        <w:pStyle w:val="Heading2"/>
+      </w:pPr>
+      <w:r>
+        <w:t>Retrieve and explain</w:t>
+      </w:r>
+    </w:p>
+    <w:p>
+      <w:pPr>
+        <w:pStyle w:val="ListBullet"/>
+      </w:pPr>
+      <w:r>
         <w:t>Try the recall before opening notes. Then use a different colour or a labelled second line to correct your explanation.</w:t>
       </w:r>
     </w:p>
     <w:p>
       <w:pPr>
+        <w:pStyle w:val="ListBullet"/>
+      </w:pPr>
+      <w:r>
+        <w:t>Without opening the old lesson, explain one key idea from Good Data, Bad Data. Give an example and a mistake that the idea helps you avoid.</w:t>
+      </w:r>
+    </w:p>
+    <w:p>
+      <w:pPr>
         <w:pStyle w:val="Heading3"/>
       </w:pPr>
       <w:r>
+        <w:t>My remembered idea, example and correction</w:t>
+      </w:r>
+    </w:p>
+    <w:p>
+      <w:r>
+        <w:t>________________________________________________________________</w:t>
+      </w:r>
+    </w:p>
+    <w:p>
+      <w:r>
+        <w:t>________________________________________________________________</w:t>
+      </w:r>
+    </w:p>
+    <w:p>
+      <w:r>
+        <w:t>________________________________________________________________</w:t>
+      </w:r>
+    </w:p>
+    <w:p>
+      <w:pPr>
+        <w:pStyle w:val="ListBullet"/>
+      </w:pPr>
+      <w:r>
+        <w:t>Without opening the old lesson, explain one key idea from Similarity. Give an example and a mistake that the idea helps you avoid.</w:t>
+      </w:r>
+    </w:p>
+    <w:p>
+      <w:pPr>
+        <w:pStyle w:val="Heading3"/>
+      </w:pPr>
+      <w:r>
+        <w:t>My remembered idea, example and correction</w:t>
+      </w:r>
+    </w:p>
+    <w:p>
+      <w:r>
+        <w:t>________________________________________________________________</w:t>
+      </w:r>
+    </w:p>
+    <w:p>
+      <w:r>
+        <w:t>________________________________________________________________</w:t>
+      </w:r>
+    </w:p>
+    <w:p>
+      <w:r>
+        <w:t>________________________________________________________________</w:t>
+      </w:r>
+    </w:p>
+    <w:p>
+      <w:pPr>
+        <w:pStyle w:val="ListBullet"/>
+      </w:pPr>
+      <w:r>
+        <w:t>Without opening the old lesson, explain one key idea from Boundaries and 'Not Sure'. Give an example and a mistake that the idea helps you avoid.</w:t>
+      </w:r>
+    </w:p>
+    <w:p>
+      <w:pPr>
+        <w:pStyle w:val="Heading3"/>
+      </w:pPr>
+      <w:r>
+        <w:t>My remembered idea, example and correction</w:t>
+      </w:r>
+    </w:p>
+    <w:p>
+      <w:r>
+        <w:t>________________________________________________________________</w:t>
+      </w:r>
+    </w:p>
+    <w:p>
+      <w:r>
+        <w:t>________________________________________________________________</w:t>
+      </w:r>
+    </w:p>
+    <w:p>
+      <w:r>
+        <w:t>________________________________________________________________</w:t>
+      </w:r>
+    </w:p>
+    <w:p>
+      <w:pPr>
+        <w:pStyle w:val="Heading2"/>
+      </w:pPr>
+      <w:r>
+        <w:t>Earlier wording, alternatives and picture transcripts · reference / check after trying</w:t>
+      </w:r>
+    </w:p>
+    <w:p>
+      <w:pPr>
+        <w:pStyle w:val="Heading3"/>
+      </w:pPr>
+      <w:r>
         <w:t>Good Data, Bad Data</w:t>
       </w:r>
     </w:p>
     <w:p>
       <w:pPr>
-        <w:spacing w:line="336" w:lineRule="auto" w:after="180"/>
-      </w:pPr>
-      <w:r>
-        <w:rPr>
-          <w:b w:val="0"/>
-        </w:rPr>
-        <w:t>Without opening the old lesson, explain one key idea from Good Data, Bad Data. Give an example and a mistake that the idea helps you avoid.</w:t>
-      </w:r>
-    </w:p>
-    <w:p>
-      <w:pPr>
         <w:pStyle w:val="Heading3"/>
       </w:pPr>
       <w:r>
-        <w:t>My remembered idea, example and correction</w:t>
+        <w:t>Similarity</w:t>
+      </w:r>
+    </w:p>
+    <w:p>
+      <w:pPr>
+        <w:pStyle w:val="Heading3"/>
+      </w:pPr>
+      <w:r>
+        <w:t>Boundaries and 'Not Sure'</w:t>
+      </w:r>
+    </w:p>
+    <w:p>
+      <w:pPr>
+        <w:pStyle w:val="Heading1"/>
+      </w:pPr>
+      <w:r>
+        <w:t>12. W1 · Name target, sample and missing conditions</w:t>
+      </w:r>
+    </w:p>
+    <w:p>
+      <w:r>
+        <w:t>Use the supplied Shapes24 reference.</w:t>
+      </w:r>
+    </w:p>
+    <w:p>
+      <w:pPr>
+        <w:pStyle w:val="Heading2"/>
+      </w:pPr>
+      <w:r>
+        <w:t>Your evidence record</w:t>
+      </w:r>
+    </w:p>
+    <w:p>
+      <w:pPr>
+        <w:pStyle w:val="ListBullet"/>
+      </w:pPr>
+      <w:r>
+        <w:t>Shapes24 reference: six distinct cards in each of bright circles, dim circles, bright squares and dim squares. The original sample is all six bright circles; five recognition outputs were correct and one wrong. The original selection frame contains only bright-circle IDs. The other eighteen cards have not been assessed.</w:t>
+      </w:r>
+    </w:p>
+    <w:p>
+      <w:pPr>
+        <w:pStyle w:val="ListBullet"/>
+      </w:pPr>
+      <w:r>
+        <w:t>Use the 24-card investigation. State the target collection, the original six-card sample and the three absent conditions. If the selection list contains only bright-circle IDs, explain why random selection from that list cannot reach every target condition.</w:t>
+      </w:r>
+    </w:p>
+    <w:p>
+      <w:pPr>
+        <w:pStyle w:val="Heading3"/>
+      </w:pPr>
+      <w:r>
+        <w:t>My reasoning and evidence</w:t>
       </w:r>
     </w:p>
     <w:p>
@@ -87,22 +253,114 @@
       </w:r>
     </w:p>
     <w:p>
+      <w:r>
+        <w:t>________________________________________________________________</w:t>
+      </w:r>
+    </w:p>
+    <w:p>
+      <w:r>
+        <w:t>________________________________________________________________</w:t>
+      </w:r>
+    </w:p>
+    <w:p>
+      <w:r>
+        <w:t>________________________________________________________________</w:t>
+      </w:r>
+    </w:p>
+    <w:p>
+      <w:pPr>
+        <w:pStyle w:val="Heading1"/>
+      </w:pPr>
+      <w:r>
+        <w:t>13. W2 · Separate files from distinct cases</w:t>
+      </w:r>
+    </w:p>
+    <w:p>
+      <w:r>
+        <w:t>Keep the underlying card IDs with the file count.</w:t>
+      </w:r>
+    </w:p>
+    <w:p>
+      <w:pPr>
+        <w:pStyle w:val="Heading2"/>
+      </w:pPr>
+      <w:r>
+        <w:t>Your evidence record</w:t>
+      </w:r>
+    </w:p>
+    <w:p>
+      <w:pPr>
+        <w:pStyle w:val="ListBullet"/>
+      </w:pPr>
+      <w:r>
+        <w:t>Each of the six original sampled cards is photographed twice. State the number of image files and distinct cards. Has this covered a new shape or lighting condition? Explain why the counts need different labels.</w:t>
+      </w:r>
+    </w:p>
+    <w:p>
       <w:pPr>
         <w:pStyle w:val="Heading3"/>
       </w:pPr>
       <w:r>
-        <w:t>Similarity</w:t>
-      </w:r>
-    </w:p>
-    <w:p>
-      <w:pPr>
-        <w:spacing w:line="336" w:lineRule="auto" w:after="180"/>
-      </w:pPr>
-      <w:r>
-        <w:rPr>
-          <w:b w:val="0"/>
-        </w:rPr>
-        <w:t>Without opening the old lesson, explain one key idea from Similarity. Give an example and a mistake that the idea helps you avoid.</w:t>
+        <w:t>My reasoning and evidence</w:t>
+      </w:r>
+    </w:p>
+    <w:p>
+      <w:r>
+        <w:t>________________________________________________________________</w:t>
+      </w:r>
+    </w:p>
+    <w:p>
+      <w:r>
+        <w:t>________________________________________________________________</w:t>
+      </w:r>
+    </w:p>
+    <w:p>
+      <w:r>
+        <w:t>________________________________________________________________</w:t>
+      </w:r>
+    </w:p>
+    <w:p>
+      <w:r>
+        <w:t>________________________________________________________________</w:t>
+      </w:r>
+    </w:p>
+    <w:p>
+      <w:r>
+        <w:t>________________________________________________________________</w:t>
+      </w:r>
+    </w:p>
+    <w:p>
+      <w:r>
+        <w:t>________________________________________________________________</w:t>
+      </w:r>
+    </w:p>
+    <w:p>
+      <w:pPr>
+        <w:pStyle w:val="Heading1"/>
+      </w:pPr>
+      <w:r>
+        <w:t>14. W3 · Check crossed combinations</w:t>
+      </w:r>
+    </w:p>
+    <w:p>
+      <w:r>
+        <w:t>Name absent cells even when both individual labels appear.</w:t>
+      </w:r>
+    </w:p>
+    <w:p>
+      <w:pPr>
+        <w:pStyle w:val="Heading2"/>
+      </w:pPr>
+      <w:r>
+        <w:t>Your evidence record</w:t>
+      </w:r>
+    </w:p>
+    <w:p>
+      <w:pPr>
+        <w:pStyle w:val="ListBullet"/>
+      </w:pPr>
+      <w:r>
+        <w:t>A different test includes 3 bright circles and 3 dim squares. A designer says it covers both shapes and both lighting conditions, so no combinations are missing. Identify the missing combinations and propose six additional distinct cards to investigate them.</w:t>
       </w:r>
     </w:p>
     <w:p>
@@ -110,7 +368,7 @@
         <w:pStyle w:val="Heading3"/>
       </w:pPr>
       <w:r>
-        <w:t>My remembered idea, example and correction</w:t>
+        <w:t>My reasoning and evidence</w:t>
       </w:r>
     </w:p>
     <w:p>
@@ -129,33 +387,6 @@
       </w:r>
     </w:p>
     <w:p>
-      <w:pPr>
-        <w:pStyle w:val="Heading3"/>
-      </w:pPr>
-      <w:r>
-        <w:t>Boundaries and 'Not Sure'</w:t>
-      </w:r>
-    </w:p>
-    <w:p>
-      <w:pPr>
-        <w:spacing w:line="336" w:lineRule="auto" w:after="180"/>
-      </w:pPr>
-      <w:r>
-        <w:rPr>
-          <w:b w:val="0"/>
-        </w:rPr>
-        <w:t>Without opening the old lesson, explain one key idea from Boundaries and 'Not Sure'. Give an example and a mistake that the idea helps you avoid.</w:t>
-      </w:r>
-    </w:p>
-    <w:p>
-      <w:pPr>
-        <w:pStyle w:val="Heading3"/>
-      </w:pPr>
-      <w:r>
-        <w:t>My remembered idea, example and correction</w:t>
-      </w:r>
-    </w:p>
-    <w:p>
       <w:r>
         <w:t>________________________________________________________________</w:t>
       </w:r>
@@ -175,246 +406,20 @@
         <w:pStyle w:val="Heading1"/>
       </w:pPr>
       <w:r>
-        <w:t>02. Practise with fading help</w:t>
-      </w:r>
-    </w:p>
-    <w:p>
-      <w:r>
-        <w:t>Complete the supported Missing and Unbalanced Examples trace and record the first step you can explain without help.</w:t>
-      </w:r>
-    </w:p>
-    <w:p>
-      <w:pPr>
-        <w:spacing w:line="336" w:lineRule="auto" w:after="180"/>
-      </w:pPr>
-      <w:r>
-        <w:rPr>
-          <w:b w:val="0"/>
-        </w:rPr>
-        <w:t xml:space="preserve">Use W2: Separate files from distinct cases for Sampling and </w:t>
-      </w:r>
-      <w:r>
-        <w:rPr>
-          <w:b/>
-        </w:rPr>
-        <w:t>coverage</w:t>
-      </w:r>
-      <w:r>
-        <w:rPr>
-          <w:b w:val="0"/>
-        </w:rPr>
-        <w:t>. Record the answer once; the lesson and workbook refer to the same attempt.</w:t>
-      </w:r>
-    </w:p>
-    <w:tbl>
-      <w:tblPr>
-        <w:tblStyle w:val="LightShading-Accent1"/>
-        <w:tblW w:type="auto" w:w="0"/>
-        <w:tblLook w:firstColumn="1" w:firstRow="1" w:lastColumn="0" w:lastRow="0" w:noHBand="0" w:noVBand="1" w:val="04A0"/>
-      </w:tblPr>
-      <w:tblGrid>
-        <w:gridCol w:w="2556"/>
-        <w:gridCol w:w="2556"/>
-        <w:gridCol w:w="2556"/>
-        <w:gridCol w:w="2556"/>
-      </w:tblGrid>
-      <w:tr>
-        <w:trPr>
-          <w:tblHeader/>
-        </w:trPr>
-        <w:tc>
-          <w:tcPr>
-            <w:tcW w:type="dxa" w:w="2556"/>
-          </w:tcPr>
-          <w:p>
-            <w:r>
-              <w:t>Given inputs</w:t>
-            </w:r>
-          </w:p>
-        </w:tc>
-        <w:tc>
-          <w:tcPr>
-            <w:tcW w:type="dxa" w:w="2556"/>
-          </w:tcPr>
-          <w:p>
-            <w:r>
-              <w:t>Procedure I chose</w:t>
-            </w:r>
-          </w:p>
-        </w:tc>
-        <w:tc>
-          <w:tcPr>
-            <w:tcW w:type="dxa" w:w="2556"/>
-          </w:tcPr>
-          <w:p>
-            <w:r>
-              <w:t>Middle steps</w:t>
-            </w:r>
-          </w:p>
-        </w:tc>
-        <w:tc>
-          <w:tcPr>
-            <w:tcW w:type="dxa" w:w="2556"/>
-          </w:tcPr>
-          <w:p>
-            <w:r>
-              <w:t>Result and check</w:t>
-            </w:r>
-          </w:p>
-        </w:tc>
-      </w:tr>
-      <w:tr>
-        <w:tc>
-          <w:tcPr>
-            <w:tcW w:type="dxa" w:w="2556"/>
-          </w:tcPr>
-          <w:p>
-            <w:r/>
-          </w:p>
-        </w:tc>
-        <w:tc>
-          <w:tcPr>
-            <w:tcW w:type="dxa" w:w="2556"/>
-          </w:tcPr>
-          <w:p>
-            <w:r/>
-          </w:p>
-        </w:tc>
-        <w:tc>
-          <w:tcPr>
-            <w:tcW w:type="dxa" w:w="2556"/>
-          </w:tcPr>
-          <w:p>
-            <w:r/>
-          </w:p>
-        </w:tc>
-        <w:tc>
-          <w:tcPr>
-            <w:tcW w:type="dxa" w:w="2556"/>
-          </w:tcPr>
-          <w:p>
-            <w:r/>
-          </w:p>
-        </w:tc>
-      </w:tr>
-    </w:tbl>
-    <w:p>
-      <w:pPr>
-        <w:pStyle w:val="Heading3"/>
-      </w:pPr>
-      <w:r>
-        <w:t>The step I completed without help, and the hint I needed</w:t>
-      </w:r>
-    </w:p>
-    <w:p>
-      <w:r>
-        <w:t>________________________________________________________________</w:t>
-      </w:r>
-    </w:p>
-    <w:p>
-      <w:r>
-        <w:t>________________________________________________________________</w:t>
-      </w:r>
-    </w:p>
-    <w:p>
-      <w:r>
-        <w:t>________________________________________________________________</w:t>
-      </w:r>
-    </w:p>
-    <w:p>
-      <w:pPr>
-        <w:pStyle w:val="Heading1"/>
-      </w:pPr>
-      <w:r>
-        <w:t>03. Individual reasoning check</w:t>
-      </w:r>
-    </w:p>
-    <w:p>
-      <w:r>
-        <w:t>Check the proposed Missing and Unbalanced Examples explanation against the supplied facts before discussing it.</w:t>
-      </w:r>
-    </w:p>
-    <w:p>
-      <w:pPr>
-        <w:spacing w:line="336" w:lineRule="auto" w:after="180"/>
-      </w:pPr>
-      <w:r>
-        <w:rPr>
-          <w:b w:val="0"/>
-        </w:rPr>
-        <w:t xml:space="preserve">Use the worked case for Sampling and </w:t>
-      </w:r>
-      <w:r>
-        <w:rPr>
-          <w:b/>
-        </w:rPr>
-        <w:t>coverage</w:t>
-      </w:r>
-      <w:r>
-        <w:rPr>
-          <w:b w:val="0"/>
-        </w:rPr>
-        <w:t>. Proposed explanation: “More records always remove bias”. Decide whether this explanation is supported.</w:t>
-      </w:r>
-    </w:p>
-    <w:p>
-      <w:pPr>
-        <w:spacing w:line="336" w:lineRule="auto" w:after="180"/>
-      </w:pPr>
-      <w:r>
-        <w:rPr>
-          <w:b w:val="0"/>
-        </w:rPr>
-        <w:t>Point to the step or supplied fact that decides; explain your repair if needed.</w:t>
-      </w:r>
-    </w:p>
-    <w:p>
-      <w:pPr>
-        <w:pStyle w:val="Heading3"/>
-      </w:pPr>
-      <w:r>
-        <w:t>My explanation before partner discussion</w:t>
-      </w:r>
-    </w:p>
-    <w:p>
-      <w:r>
-        <w:t>________________________________________________________________</w:t>
-      </w:r>
-    </w:p>
-    <w:p>
-      <w:r>
-        <w:t>________________________________________________________________</w:t>
-      </w:r>
-    </w:p>
-    <w:p>
-      <w:r>
-        <w:t>________________________________________________________________</w:t>
-      </w:r>
-    </w:p>
-    <w:p>
-      <w:r>
-        <w:t>________________________________________________________________</w:t>
-      </w:r>
-    </w:p>
-    <w:p>
-      <w:pPr>
-        <w:pStyle w:val="Heading1"/>
-      </w:pPr>
-      <w:r>
-        <w:t>04. Independent transfer case</w:t>
-      </w:r>
-    </w:p>
-    <w:p>
-      <w:r>
-        <w:t>Write one first attempt at the reserved independent case before feedback. Repeated copies of that case refer to the same recorded attempt.</w:t>
-      </w:r>
-    </w:p>
-    <w:p>
-      <w:pPr>
-        <w:pStyle w:val="Heading3"/>
-      </w:pPr>
-      <w:r>
-        <w:t>Independent case: Audit a new sound-recognition claim</w:t>
+        <w:t>04. W4 · Audit a new sound-recognition claim</w:t>
+      </w:r>
+    </w:p>
+    <w:p>
+      <w:r>
+        <w:t>Keep one first attempt before hints or feedback.</w:t>
+      </w:r>
+    </w:p>
+    <w:p>
+      <w:pPr>
+        <w:pStyle w:val="Heading2"/>
+      </w:pPr>
+      <w:r>
+        <w:t>Read and explain independently</w:t>
       </w:r>
     </w:p>
     <w:p>
@@ -484,6 +489,14 @@
     </w:p>
     <w:p>
       <w:pPr>
+        <w:pStyle w:val="Heading2"/>
+      </w:pPr>
+      <w:r>
+        <w:t>Keep a fair record</w:t>
+      </w:r>
+    </w:p>
+    <w:p>
+      <w:pPr>
         <w:spacing w:line="336" w:lineRule="auto" w:after="180"/>
       </w:pPr>
       <w:r>
@@ -495,15 +508,106 @@
     </w:p>
     <w:p>
       <w:pPr>
+        <w:pStyle w:val="Heading2"/>
+      </w:pPr>
+      <w:r>
+        <w:t>Earlier wording, alternatives and picture transcripts · reference / check after trying</w:t>
+      </w:r>
+    </w:p>
+    <w:p>
+      <w:pPr>
+        <w:pStyle w:val="Heading3"/>
+      </w:pPr>
+      <w:r>
+        <w:t>Independent case: Audit a new sound-recognition claim</w:t>
+      </w:r>
+    </w:p>
+    <w:p>
+      <w:pPr>
         <w:pStyle w:val="Heading1"/>
       </w:pPr>
       <w:r>
-        <w:t>05. Your learning target</w:t>
-      </w:r>
-    </w:p>
-    <w:p>
-      <w:r>
-        <w:t>Connect the Missing and Unbalanced Examples target to a trace and a justified conclusion.</w:t>
+        <w:t>16. W5 · Audit the selected sound plan after the first attempt</w:t>
+      </w:r>
+    </w:p>
+    <w:p>
+      <w:r>
+        <w:t>Retain the W4 plan and report its unavailable recognition file separately.</w:t>
+      </w:r>
+    </w:p>
+    <w:p>
+      <w:pPr>
+        <w:pStyle w:val="Heading2"/>
+      </w:pPr>
+      <w:r>
+        <w:t>Your evidence record</w:t>
+      </w:r>
+    </w:p>
+    <w:p>
+      <w:pPr>
+        <w:pStyle w:val="ListBullet"/>
+      </w:pPr>
+      <w:r>
+        <w:t>An 8-clip plan selects 2 from each sound condition. One selected noisy-clap file cannot be opened. The task measures recognition correctness only. State selected and assessed counts and the assessed count for each condition. Explain why a report of all 8 checked is wrong, and how to handle the missing file transparently.</w:t>
+      </w:r>
+    </w:p>
+    <w:p>
+      <w:pPr>
+        <w:pStyle w:val="Heading3"/>
+      </w:pPr>
+      <w:r>
+        <w:t>My reasoning and evidence</w:t>
+      </w:r>
+    </w:p>
+    <w:p>
+      <w:r>
+        <w:t>________________________________________________________________</w:t>
+      </w:r>
+    </w:p>
+    <w:p>
+      <w:r>
+        <w:t>________________________________________________________________</w:t>
+      </w:r>
+    </w:p>
+    <w:p>
+      <w:r>
+        <w:t>________________________________________________________________</w:t>
+      </w:r>
+    </w:p>
+    <w:p>
+      <w:r>
+        <w:t>________________________________________________________________</w:t>
+      </w:r>
+    </w:p>
+    <w:p>
+      <w:r>
+        <w:t>________________________________________________________________</w:t>
+      </w:r>
+    </w:p>
+    <w:p>
+      <w:r>
+        <w:t>________________________________________________________________</w:t>
+      </w:r>
+    </w:p>
+    <w:p>
+      <w:pPr>
+        <w:pStyle w:val="Heading1"/>
+      </w:pPr>
+      <w:r>
+        <w:t>09. Project · Keep the decision and its evidence</w:t>
+      </w:r>
+    </w:p>
+    <w:p>
+      <w:r>
+        <w:t>Add this week’s change to your existing project record.</w:t>
+      </w:r>
+    </w:p>
+    <w:p>
+      <w:pPr>
+        <w:pStyle w:val="Heading2"/>
+      </w:pPr>
+      <w:r>
+        <w:t>Your evidence record</w:t>
       </w:r>
     </w:p>
     <w:p>
@@ -514,72 +618,18 @@
         <w:rPr>
           <w:b w:val="0"/>
         </w:rPr>
-        <w:t xml:space="preserve">A </w:t>
-      </w:r>
-      <w:r>
-        <w:rPr>
-          <w:b/>
-        </w:rPr>
-        <w:t>training</w:t>
-      </w:r>
+        <w:t>List normal, low-light, partly hidden, worn, and unusual items; mark which conditions are missing from the sorter data.</w:t>
+      </w:r>
+    </w:p>
+    <w:p>
+      <w:pPr>
+        <w:spacing w:line="336" w:lineRule="auto" w:after="180"/>
+      </w:pPr>
       <w:r>
         <w:rPr>
           <w:b w:val="0"/>
         </w:rPr>
-        <w:t xml:space="preserve"> set has 18 daylight photos and two dark photos of one object. Copying the dark photos eight times balances the counts. Does it balance the variety? Design a better collection step.</w:t>
-      </w:r>
-    </w:p>
-    <w:p>
-      <w:pPr>
-        <w:pStyle w:val="Heading1"/>
-      </w:pPr>
-      <w:r>
-        <w:t>06. Solve the given case</w:t>
-      </w:r>
-    </w:p>
-    <w:p>
-      <w:r>
-        <w:t>Solve the supplied Missing and Unbalanced Examples case and show the deciding evidence.</w:t>
-      </w:r>
-    </w:p>
-    <w:p>
-      <w:pPr>
-        <w:spacing w:line="336" w:lineRule="auto" w:after="180"/>
-      </w:pPr>
-      <w:r>
-        <w:rPr>
-          <w:b/>
-        </w:rPr>
-        <w:t>Training</w:t>
-      </w:r>
-      <w:r>
-        <w:rPr>
-          <w:b w:val="0"/>
-        </w:rPr>
-        <w:t xml:space="preserve"> includes nine daylight leaf photos and one low-light photo.</w:t>
-      </w:r>
-    </w:p>
-    <w:p>
-      <w:pPr>
-        <w:spacing w:line="336" w:lineRule="auto" w:after="180"/>
-        <w:shd w:fill="F5F1FB"/>
-      </w:pPr>
-      <w:r>
-        <w:rPr>
-          <w:b w:val="0"/>
-        </w:rPr>
-        <w:t>What intended-use gap is present?</w:t>
-      </w:r>
-    </w:p>
-    <w:p>
-      <w:pPr>
-        <w:spacing w:line="336" w:lineRule="auto" w:after="180"/>
-      </w:pPr>
-      <w:r>
-        <w:rPr>
-          <w:b w:val="0"/>
-        </w:rPr>
-        <w:t xml:space="preserve">Show your trace, calculation or </w:t>
+        <w:t xml:space="preserve">The project change and </w:t>
       </w:r>
       <w:r>
         <w:rPr>
@@ -587,308 +637,6 @@
         </w:rPr>
         <w:t>evidence</w:t>
       </w:r>
-    </w:p>
-    <w:p>
-      <w:pPr>
-        <w:pStyle w:val="Heading3"/>
-      </w:pPr>
-      <w:r>
-        <w:t>Write or draw your reasoning and evidence.</w:t>
-      </w:r>
-    </w:p>
-    <w:p>
-      <w:r>
-        <w:t>________________________________________________________________</w:t>
-      </w:r>
-    </w:p>
-    <w:p>
-      <w:r>
-        <w:t>________________________________________________________________</w:t>
-      </w:r>
-    </w:p>
-    <w:p>
-      <w:r>
-        <w:t>________________________________________________________________</w:t>
-      </w:r>
-    </w:p>
-    <w:p>
-      <w:r>
-        <w:t>________________________________________________________________</w:t>
-      </w:r>
-    </w:p>
-    <w:p>
-      <w:r>
-        <w:t>________________________________________________________________</w:t>
-      </w:r>
-    </w:p>
-    <w:p>
-      <w:pPr>
-        <w:pStyle w:val="Heading1"/>
-      </w:pPr>
-      <w:r>
-        <w:t>07. Check a changed case</w:t>
-      </w:r>
-    </w:p>
-    <w:p>
-      <w:r>
-        <w:t>Apply the procedure to the changed case and record why the conclusion follows.</w:t>
-      </w:r>
-    </w:p>
-    <w:p>
-      <w:pPr>
-        <w:spacing w:line="336" w:lineRule="auto" w:after="180"/>
-      </w:pPr>
-      <w:r>
-        <w:rPr>
-          <w:b w:val="0"/>
-        </w:rPr>
-        <w:t>A photo sorter trains on ten bright photos and no dim photos. What group of examples is missing? Design a test that reveals the gap.</w:t>
-      </w:r>
-    </w:p>
-    <w:p>
-      <w:pPr>
-        <w:spacing w:line="336" w:lineRule="auto" w:after="180"/>
-      </w:pPr>
-      <w:r>
-        <w:rPr>
-          <w:b w:val="0"/>
-        </w:rPr>
-        <w:t>My independent answer and reason</w:t>
-      </w:r>
-    </w:p>
-    <w:p>
-      <w:pPr>
-        <w:pStyle w:val="Heading3"/>
-      </w:pPr>
-      <w:r>
-        <w:t>Write or draw your reasoning and evidence.</w:t>
-      </w:r>
-    </w:p>
-    <w:p>
-      <w:r>
-        <w:t>________________________________________________________________</w:t>
-      </w:r>
-    </w:p>
-    <w:p>
-      <w:r>
-        <w:t>________________________________________________________________</w:t>
-      </w:r>
-    </w:p>
-    <w:p>
-      <w:r>
-        <w:t>________________________________________________________________</w:t>
-      </w:r>
-    </w:p>
-    <w:p>
-      <w:r>
-        <w:t>________________________________________________________________</w:t>
-      </w:r>
-    </w:p>
-    <w:p>
-      <w:r>
-        <w:t>________________________________________________________________</w:t>
-      </w:r>
-    </w:p>
-    <w:p>
-      <w:pPr>
-        <w:pStyle w:val="Heading3"/>
-      </w:pPr>
-      <w:r>
-        <w:t>Week 22 Test and reflect</w:t>
-      </w:r>
-    </w:p>
-    <w:p>
-      <w:pPr>
-        <w:pStyle w:val="Heading1"/>
-      </w:pPr>
-      <w:r>
-        <w:t>08. Design a revealing test</w:t>
-      </w:r>
-    </w:p>
-    <w:p>
-      <w:r>
-        <w:t>Specify a changed input, expected result and observation separately.</w:t>
-      </w:r>
-    </w:p>
-    <w:p>
-      <w:pPr>
-        <w:spacing w:line="336" w:lineRule="auto" w:after="180"/>
-      </w:pPr>
-      <w:r>
-        <w:rPr>
-          <w:b w:val="0"/>
-        </w:rPr>
-        <w:t xml:space="preserve">Create a changed </w:t>
-      </w:r>
-      <w:r>
-        <w:rPr>
-          <w:b/>
-        </w:rPr>
-        <w:t>input</w:t>
-      </w:r>
-      <w:r>
-        <w:rPr>
-          <w:b w:val="0"/>
-        </w:rPr>
-        <w:t>, boundary case or missing-information case. Write the expected answer or safe response before testing.</w:t>
-      </w:r>
-    </w:p>
-    <w:tbl>
-      <w:tblPr>
-        <w:tblStyle w:val="LightShading-Accent1"/>
-        <w:tblW w:type="auto" w:w="0"/>
-        <w:tblLook w:firstColumn="1" w:firstRow="1" w:lastColumn="0" w:lastRow="0" w:noHBand="0" w:noVBand="1" w:val="04A0"/>
-      </w:tblPr>
-      <w:tblGrid>
-        <w:gridCol w:w="5112"/>
-        <w:gridCol w:w="5112"/>
-      </w:tblGrid>
-      <w:tr>
-        <w:trPr>
-          <w:tblHeader/>
-        </w:trPr>
-        <w:tc>
-          <w:tcPr>
-            <w:tcW w:type="dxa" w:w="5112"/>
-          </w:tcPr>
-          <w:p>
-            <w:r>
-              <w:t>Test record</w:t>
-            </w:r>
-          </w:p>
-        </w:tc>
-        <w:tc>
-          <w:tcPr>
-            <w:tcW w:type="dxa" w:w="5112"/>
-          </w:tcPr>
-          <w:p>
-            <w:r>
-              <w:t>My evidence</w:t>
-            </w:r>
-          </w:p>
-        </w:tc>
-      </w:tr>
-      <w:tr>
-        <w:tc>
-          <w:tcPr>
-            <w:tcW w:type="dxa" w:w="5112"/>
-          </w:tcPr>
-          <w:p>
-            <w:r>
-              <w:t>Changed input or condition</w:t>
-            </w:r>
-          </w:p>
-        </w:tc>
-        <w:tc>
-          <w:tcPr>
-            <w:tcW w:type="dxa" w:w="5112"/>
-          </w:tcPr>
-          <w:p>
-            <w:r/>
-          </w:p>
-        </w:tc>
-      </w:tr>
-      <w:tr>
-        <w:tc>
-          <w:tcPr>
-            <w:tcW w:type="dxa" w:w="5112"/>
-          </w:tcPr>
-          <w:p>
-            <w:r>
-              <w:t>Expected answer or fallback</w:t>
-            </w:r>
-          </w:p>
-        </w:tc>
-        <w:tc>
-          <w:tcPr>
-            <w:tcW w:type="dxa" w:w="5112"/>
-          </w:tcPr>
-          <w:p>
-            <w:r/>
-          </w:p>
-        </w:tc>
-      </w:tr>
-      <w:tr>
-        <w:tc>
-          <w:tcPr>
-            <w:tcW w:type="dxa" w:w="5112"/>
-          </w:tcPr>
-          <w:p>
-            <w:r>
-              <w:t>Observed result</w:t>
-            </w:r>
-          </w:p>
-        </w:tc>
-        <w:tc>
-          <w:tcPr>
-            <w:tcW w:type="dxa" w:w="5112"/>
-          </w:tcPr>
-          <w:p>
-            <w:r/>
-          </w:p>
-        </w:tc>
-      </w:tr>
-      <w:tr>
-        <w:tc>
-          <w:tcPr>
-            <w:tcW w:type="dxa" w:w="5112"/>
-          </w:tcPr>
-          <w:p>
-            <w:r>
-              <w:t>Why the result occurred</w:t>
-            </w:r>
-          </w:p>
-        </w:tc>
-        <w:tc>
-          <w:tcPr>
-            <w:tcW w:type="dxa" w:w="5112"/>
-          </w:tcPr>
-          <w:p>
-            <w:r/>
-          </w:p>
-        </w:tc>
-      </w:tr>
-    </w:tbl>
-    <w:p>
-      <w:pPr>
-        <w:pStyle w:val="Heading1"/>
-      </w:pPr>
-      <w:r>
-        <w:t>09. Project checkpoint</w:t>
-      </w:r>
-    </w:p>
-    <w:p>
-      <w:r>
-        <w:t>Justify what Missing and Unbalanced Examples adds to Helpful Classroom Sorter and keep the evidence.</w:t>
-      </w:r>
-    </w:p>
-    <w:p>
-      <w:pPr>
-        <w:spacing w:line="336" w:lineRule="auto" w:after="180"/>
-      </w:pPr>
-      <w:r>
-        <w:rPr>
-          <w:b w:val="0"/>
-        </w:rPr>
-        <w:t>List normal, low-light, partly hidden, worn, and unusual items; mark which conditions are missing from the sorter data.</w:t>
-      </w:r>
-    </w:p>
-    <w:p>
-      <w:pPr>
-        <w:spacing w:line="336" w:lineRule="auto" w:after="180"/>
-      </w:pPr>
-      <w:r>
-        <w:rPr>
-          <w:b w:val="0"/>
-        </w:rPr>
-        <w:t xml:space="preserve">The project change and </w:t>
-      </w:r>
-      <w:r>
-        <w:rPr>
-          <w:b/>
-        </w:rPr>
-        <w:t>evidence</w:t>
-      </w:r>
       <w:r>
         <w:rPr>
           <w:b w:val="0"/>
@@ -934,551 +682,20 @@
         <w:pStyle w:val="Heading1"/>
       </w:pPr>
       <w:r>
-        <w:t>10. Self check</w:t>
-      </w:r>
-    </w:p>
-    <w:p>
-      <w:r>
-        <w:t>Judge explanation, evidence, transfer and limits separately; attach the work behind your judgement.</w:t>
-      </w:r>
-    </w:p>
-    <w:p>
-      <w:pPr>
-        <w:pStyle w:val="ListBullet"/>
-      </w:pPr>
-      <w:r>
-        <w:t>I can explain the mechanism.</w:t>
-      </w:r>
-    </w:p>
-    <w:p>
-      <w:pPr>
-        <w:pStyle w:val="ListBullet"/>
-      </w:pPr>
-      <w:r>
-        <w:t>I can show evidence.</w:t>
-      </w:r>
-    </w:p>
-    <w:p>
-      <w:pPr>
-        <w:pStyle w:val="ListBullet"/>
-      </w:pPr>
-      <w:r>
-        <w:t>I can handle a changed case.</w:t>
-      </w:r>
-    </w:p>
-    <w:p>
-      <w:pPr>
-        <w:pStyle w:val="ListBullet"/>
-      </w:pPr>
-      <w:r>
-        <w:t>I can name a limit.</w:t>
-      </w:r>
-    </w:p>
-    <w:p>
-      <w:r>
-        <w:t>Mark each as not yet, with help or independently, and attach supporting work.</w:t>
-      </w:r>
-    </w:p>
-    <w:p>
-      <w:pPr>
-        <w:spacing w:line="336" w:lineRule="auto" w:after="180"/>
-      </w:pPr>
-      <w:r>
-        <w:rPr>
-          <w:b w:val="0"/>
-        </w:rPr>
-        <w:t>Teacher review ____________________  Next step ____________________</w:t>
-      </w:r>
-    </w:p>
-    <w:p>
-      <w:pPr>
-        <w:pStyle w:val="Heading1"/>
-      </w:pPr>
-      <w:r>
-        <w:t>11. Transfer practice from the original programme</w:t>
-      </w:r>
-    </w:p>
-    <w:p>
-      <w:r>
-        <w:t>Use this earlier case as transfer practice. A case already discussed with feedback is not fresh assessment evidence.</w:t>
-      </w:r>
-    </w:p>
-    <w:p>
-      <w:pPr>
-        <w:spacing w:line="336" w:lineRule="auto" w:after="180"/>
-      </w:pPr>
-      <w:r>
-        <w:rPr>
-          <w:b w:val="0"/>
-        </w:rPr>
-        <w:t xml:space="preserve">A </w:t>
-      </w:r>
-      <w:r>
-        <w:rPr>
-          <w:b/>
-        </w:rPr>
-        <w:t>training</w:t>
-      </w:r>
-      <w:r>
-        <w:rPr>
-          <w:b w:val="0"/>
-        </w:rPr>
-        <w:t xml:space="preserve"> set has 18 daylight photos and two dark photos of one object. Copying the dark photos eight times balances the counts. Does it balance the variety? Design a better collection step.</w:t>
-      </w:r>
-    </w:p>
-    <w:p>
-      <w:pPr>
-        <w:pStyle w:val="Heading3"/>
-      </w:pPr>
-      <w:r>
-        <w:t>My independently reasoned answer</w:t>
-      </w:r>
-    </w:p>
-    <w:p>
-      <w:r>
-        <w:t>________________________________________________________________</w:t>
-      </w:r>
-    </w:p>
-    <w:p>
-      <w:r>
-        <w:t>________________________________________________________________</w:t>
-      </w:r>
-    </w:p>
-    <w:p>
-      <w:r>
-        <w:t>________________________________________________________________</w:t>
-      </w:r>
-    </w:p>
-    <w:p>
-      <w:r>
-        <w:t>________________________________________________________________</w:t>
-      </w:r>
-    </w:p>
-    <w:p>
-      <w:r>
-        <w:t>________________________________________________________________</w:t>
-      </w:r>
-    </w:p>
-    <w:p>
-      <w:r>
-        <w:t>________________________________________________________________</w:t>
-      </w:r>
-    </w:p>
-    <w:p>
-      <w:r>
-        <w:t>________________________________________________________________</w:t>
-      </w:r>
-    </w:p>
-    <w:p>
-      <w:pPr>
-        <w:spacing w:line="336" w:lineRule="auto" w:after="180"/>
-      </w:pPr>
-      <w:r>
-        <w:rPr>
-          <w:b w:val="0"/>
-        </w:rPr>
-        <w:t>Record support used: none, hint or teacher explanation.</w:t>
-      </w:r>
-    </w:p>
-    <w:p>
-      <w:pPr>
-        <w:pStyle w:val="Heading1"/>
-      </w:pPr>
-      <w:r>
-        <w:t>12. W1 Name target, frame and sample</w:t>
-      </w:r>
-    </w:p>
-    <w:p>
-      <w:r>
-        <w:t>Name target, frame and sample. Apply the supplied Missing and Unbalanced Examples facts and keep your reasoning.</w:t>
-      </w:r>
-    </w:p>
-    <w:p>
-      <w:pPr>
-        <w:spacing w:line="336" w:lineRule="auto" w:after="180"/>
-      </w:pPr>
-      <w:r>
-        <w:rPr>
-          <w:b w:val="0"/>
-        </w:rPr>
-        <w:t xml:space="preserve">Use the 24-card investigation. State the target collection, the original six-card </w:t>
-      </w:r>
-      <w:r>
-        <w:rPr>
-          <w:b/>
-        </w:rPr>
-        <w:t>sample</w:t>
-      </w:r>
-      <w:r>
-        <w:rPr>
-          <w:b w:val="0"/>
-        </w:rPr>
-        <w:t xml:space="preserve"> and the three absent conditions.</w:t>
-      </w:r>
-    </w:p>
-    <w:p>
-      <w:pPr>
-        <w:spacing w:line="336" w:lineRule="auto" w:after="180"/>
-      </w:pPr>
-      <w:r>
-        <w:rPr>
-          <w:b w:val="0"/>
-        </w:rPr>
-        <w:t>If the selection list contains only bright-circle IDs, explain why random selection from that list cannot reach every target condition.</w:t>
-      </w:r>
-    </w:p>
-    <w:p>
-      <w:pPr>
-        <w:pStyle w:val="Heading3"/>
-      </w:pPr>
-      <w:r>
-        <w:t>My reasoning and evidence</w:t>
-      </w:r>
-    </w:p>
-    <w:p>
-      <w:r>
-        <w:t>________________________________________________________________</w:t>
-      </w:r>
-    </w:p>
-    <w:p>
-      <w:r>
-        <w:t>________________________________________________________________</w:t>
-      </w:r>
-    </w:p>
-    <w:p>
-      <w:r>
-        <w:t>________________________________________________________________</w:t>
-      </w:r>
-    </w:p>
-    <w:p>
-      <w:r>
-        <w:t>________________________________________________________________</w:t>
-      </w:r>
-    </w:p>
-    <w:p>
-      <w:r>
-        <w:t>________________________________________________________________</w:t>
-      </w:r>
-    </w:p>
-    <w:p>
-      <w:r>
-        <w:t>________________________________________________________________</w:t>
-      </w:r>
-    </w:p>
-    <w:p>
-      <w:pPr>
-        <w:pStyle w:val="Heading1"/>
-      </w:pPr>
-      <w:r>
-        <w:t>13. W2 Separate files from distinct cases</w:t>
-      </w:r>
-    </w:p>
-    <w:p>
-      <w:r>
-        <w:t>Separate files from distinct cases. Apply the supplied Missing and Unbalanced Examples facts and keep your reasoning.</w:t>
-      </w:r>
-    </w:p>
-    <w:p>
-      <w:pPr>
-        <w:spacing w:line="336" w:lineRule="auto" w:after="180"/>
-      </w:pPr>
-      <w:r>
-        <w:rPr>
-          <w:b w:val="0"/>
-        </w:rPr>
-        <w:t xml:space="preserve">Each of the six original </w:t>
-      </w:r>
-      <w:r>
-        <w:rPr>
-          <w:b/>
-        </w:rPr>
-        <w:t>sample</w:t>
-      </w:r>
-      <w:r>
-        <w:rPr>
-          <w:b w:val="0"/>
-        </w:rPr>
-        <w:t>d cards is photographed twice. State the number of image files and distinct cards. Has this covered a new shape or lighting condition? Explain why the counts need different labels.</w:t>
-      </w:r>
-    </w:p>
-    <w:p>
-      <w:pPr>
-        <w:pStyle w:val="Heading3"/>
-      </w:pPr>
-      <w:r>
-        <w:t>My reasoning and evidence</w:t>
-      </w:r>
-    </w:p>
-    <w:p>
-      <w:r>
-        <w:t>________________________________________________________________</w:t>
-      </w:r>
-    </w:p>
-    <w:p>
-      <w:r>
-        <w:t>________________________________________________________________</w:t>
-      </w:r>
-    </w:p>
-    <w:p>
-      <w:r>
-        <w:t>________________________________________________________________</w:t>
-      </w:r>
-    </w:p>
-    <w:p>
-      <w:r>
-        <w:t>________________________________________________________________</w:t>
-      </w:r>
-    </w:p>
-    <w:p>
-      <w:r>
-        <w:t>________________________________________________________________</w:t>
-      </w:r>
-    </w:p>
-    <w:p>
-      <w:r>
-        <w:t>________________________________________________________________</w:t>
-      </w:r>
-    </w:p>
-    <w:p>
-      <w:pPr>
-        <w:pStyle w:val="Heading1"/>
-      </w:pPr>
-      <w:r>
-        <w:t>14. W3 Read a coverage table in combinations</w:t>
-      </w:r>
-    </w:p>
-    <w:p>
-      <w:r>
-        <w:t>Read a coverage table in combinations. Apply the supplied Missing and Unbalanced Examples facts and keep your reasoning.</w:t>
-      </w:r>
-    </w:p>
-    <w:p>
-      <w:pPr>
-        <w:spacing w:line="336" w:lineRule="auto" w:after="180"/>
-      </w:pPr>
-      <w:r>
-        <w:rPr>
-          <w:b w:val="0"/>
-        </w:rPr>
-        <w:t>A different test includes 3 bright circles and 3 dim squares. A designer says it covers both shapes and both lighting conditions, so no combinations are missing.</w:t>
-      </w:r>
-    </w:p>
-    <w:p>
-      <w:pPr>
-        <w:spacing w:line="336" w:lineRule="auto" w:after="180"/>
-      </w:pPr>
-      <w:r>
-        <w:rPr>
-          <w:b w:val="0"/>
-        </w:rPr>
-        <w:t>Identify the missing combinations and propose six additional distinct cards to investigate them.</w:t>
-      </w:r>
-    </w:p>
-    <w:p>
-      <w:pPr>
-        <w:pStyle w:val="Heading3"/>
-      </w:pPr>
-      <w:r>
-        <w:t>My reasoning and evidence</w:t>
-      </w:r>
-    </w:p>
-    <w:p>
-      <w:r>
-        <w:t>________________________________________________________________</w:t>
-      </w:r>
-    </w:p>
-    <w:p>
-      <w:r>
-        <w:t>________________________________________________________________</w:t>
-      </w:r>
-    </w:p>
-    <w:p>
-      <w:r>
-        <w:t>________________________________________________________________</w:t>
-      </w:r>
-    </w:p>
-    <w:p>
-      <w:r>
-        <w:t>________________________________________________________________</w:t>
-      </w:r>
-    </w:p>
-    <w:p>
-      <w:r>
-        <w:t>________________________________________________________________</w:t>
-      </w:r>
-    </w:p>
-    <w:p>
-      <w:r>
-        <w:t>________________________________________________________________</w:t>
-      </w:r>
-    </w:p>
-    <w:p>
-      <w:pPr>
-        <w:pStyle w:val="Heading1"/>
-      </w:pPr>
-      <w:r>
-        <w:t>15. W4 Audit a new sound-recognition claim</w:t>
-      </w:r>
-    </w:p>
-    <w:p>
-      <w:r>
-        <w:t>Attempt before feedback. If this repeats the selected independent case, reuse that first attempt; otherwise keep a separate record. Audit a new sound-recognition claim. Apply the supplied Missing and Unbalanced Examples facts and keep your reasoning.</w:t>
-      </w:r>
-    </w:p>
-    <w:p>
-      <w:pPr>
-        <w:spacing w:line="336" w:lineRule="auto" w:after="180"/>
-      </w:pPr>
-      <w:r>
-        <w:rPr>
-          <w:b w:val="0"/>
-        </w:rPr>
-        <w:t>A fixed target has 20 invented clips: 5 quiet bells, 5 noisy bells, 5 quiet claps and 5 noisy claps. A tester selects 4 distinct quiet bells from a quiet-bell-only list; 3 are correctly labelled and 1 is wrong.</w:t>
-      </w:r>
-    </w:p>
-    <w:p>
-      <w:pPr>
-        <w:spacing w:line="336" w:lineRule="auto" w:after="180"/>
-      </w:pPr>
-      <w:r>
-        <w:rPr>
-          <w:b w:val="0"/>
-        </w:rPr>
-        <w:t>Write a supported result, name missing conditions and explain why the result is not established for all 20 clips. Propose an 8-clip plan that includes every condition, with no clip selected twice.</w:t>
-      </w:r>
-    </w:p>
-    <w:p>
-      <w:pPr>
-        <w:pStyle w:val="Heading3"/>
-      </w:pPr>
-      <w:r>
-        <w:t>My reasoning and evidence</w:t>
-      </w:r>
-    </w:p>
-    <w:p>
-      <w:r>
-        <w:t>________________________________________________________________</w:t>
-      </w:r>
-    </w:p>
-    <w:p>
-      <w:r>
-        <w:t>________________________________________________________________</w:t>
-      </w:r>
-    </w:p>
-    <w:p>
-      <w:r>
-        <w:t>________________________________________________________________</w:t>
-      </w:r>
-    </w:p>
-    <w:p>
-      <w:r>
-        <w:t>________________________________________________________________</w:t>
-      </w:r>
-    </w:p>
-    <w:p>
-      <w:r>
-        <w:t>________________________________________________________________</w:t>
-      </w:r>
-    </w:p>
-    <w:p>
-      <w:r>
-        <w:t>________________________________________________________________</w:t>
-      </w:r>
-    </w:p>
-    <w:p>
-      <w:r>
-        <w:t>________________________________________________________________</w:t>
-      </w:r>
-    </w:p>
-    <w:p>
-      <w:r>
-        <w:t>________________________________________________________________</w:t>
-      </w:r>
-    </w:p>
-    <w:p>
-      <w:pPr>
-        <w:pStyle w:val="Heading1"/>
-      </w:pPr>
-      <w:r>
-        <w:t>16. W5 Report a selected case without an outcome</w:t>
-      </w:r>
-    </w:p>
-    <w:p>
-      <w:r>
-        <w:t>Report a selected case without an outcome. Apply the supplied Missing and Unbalanced Examples facts and keep your reasoning.</w:t>
-      </w:r>
-    </w:p>
-    <w:p>
-      <w:pPr>
-        <w:spacing w:line="336" w:lineRule="auto" w:after="180"/>
-      </w:pPr>
-      <w:r>
-        <w:rPr>
-          <w:b w:val="0"/>
-        </w:rPr>
-        <w:t>An 8-clip plan selects 2 from each sound condition. One selected noisy-clap file cannot be opened. The task measures recognition correctness only. State selected and assessed counts and the assessed count for each condition.</w:t>
-      </w:r>
-    </w:p>
-    <w:p>
-      <w:pPr>
-        <w:spacing w:line="336" w:lineRule="auto" w:after="180"/>
-      </w:pPr>
-      <w:r>
-        <w:rPr>
-          <w:b w:val="0"/>
-        </w:rPr>
-        <w:t>Explain why a report of all 8 checked is wrong, and how to handle the missing file transparently.</w:t>
-      </w:r>
-    </w:p>
-    <w:p>
-      <w:pPr>
-        <w:pStyle w:val="Heading3"/>
-      </w:pPr>
-      <w:r>
-        <w:t>My reasoning and evidence</w:t>
-      </w:r>
-    </w:p>
-    <w:p>
-      <w:r>
-        <w:t>________________________________________________________________</w:t>
-      </w:r>
-    </w:p>
-    <w:p>
-      <w:r>
-        <w:t>________________________________________________________________</w:t>
-      </w:r>
-    </w:p>
-    <w:p>
-      <w:r>
-        <w:t>________________________________________________________________</w:t>
-      </w:r>
-    </w:p>
-    <w:p>
-      <w:r>
-        <w:t>________________________________________________________________</w:t>
-      </w:r>
-    </w:p>
-    <w:p>
-      <w:r>
-        <w:t>________________________________________________________________</w:t>
-      </w:r>
-    </w:p>
-    <w:p>
-      <w:r>
-        <w:t>________________________________________________________________</w:t>
-      </w:r>
-    </w:p>
-    <w:p>
-      <w:pPr>
-        <w:pStyle w:val="Heading1"/>
-      </w:pPr>
-      <w:r>
-        <w:t>17. Feedback, return check and learning record</w:t>
-      </w:r>
-    </w:p>
-    <w:p>
-      <w:r>
-        <w:t>Record the first repaired step and a different case to revisit after a delay.</w:t>
+        <w:t>17. Feedback · Repair and return</w:t>
+      </w:r>
+    </w:p>
+    <w:p>
+      <w:r>
+        <w:t>Keep the first attempt, the repair and a changed-case return.</w:t>
+      </w:r>
+    </w:p>
+    <w:p>
+      <w:pPr>
+        <w:pStyle w:val="Heading2"/>
+      </w:pPr>
+      <w:r>
+        <w:t>Your evidence record</w:t>
       </w:r>
     </w:p>
     <w:tbl>
@@ -1633,12 +850,915 @@
         <w:pStyle w:val="Heading1"/>
       </w:pPr>
       <w:r>
-        <w:t>18. Pictorial case practice: Missing and Unbalanced Examples</w:t>
-      </w:r>
-    </w:p>
-    <w:p>
-      <w:r>
-        <w:t>A fictional badge reader will be used in both bright and dim rooms. Explain the labelled step before checking the changed condition.</w:t>
+        <w:t>10. Finish · Judge the evidence in your work</w:t>
+      </w:r>
+    </w:p>
+    <w:p>
+      <w:r>
+        <w:t>Point to work that supports your confidence level.</w:t>
+      </w:r>
+    </w:p>
+    <w:p>
+      <w:pPr>
+        <w:pStyle w:val="Heading2"/>
+      </w:pPr>
+      <w:r>
+        <w:t>Your evidence record</w:t>
+      </w:r>
+    </w:p>
+    <w:p>
+      <w:pPr>
+        <w:pStyle w:val="ListBullet"/>
+      </w:pPr>
+      <w:r>
+        <w:t>I can explain the mechanism.</w:t>
+      </w:r>
+    </w:p>
+    <w:p>
+      <w:pPr>
+        <w:pStyle w:val="ListBullet"/>
+      </w:pPr>
+      <w:r>
+        <w:t>I can show evidence.</w:t>
+      </w:r>
+    </w:p>
+    <w:p>
+      <w:pPr>
+        <w:pStyle w:val="ListBullet"/>
+      </w:pPr>
+      <w:r>
+        <w:t>I can handle a changed case.</w:t>
+      </w:r>
+    </w:p>
+    <w:p>
+      <w:pPr>
+        <w:pStyle w:val="ListBullet"/>
+      </w:pPr>
+      <w:r>
+        <w:t>I can name a limit.</w:t>
+      </w:r>
+    </w:p>
+    <w:p>
+      <w:r>
+        <w:t>Mark each as not yet, with help or independently, and attach supporting work.</w:t>
+      </w:r>
+    </w:p>
+    <w:p>
+      <w:pPr>
+        <w:spacing w:line="336" w:lineRule="auto" w:after="180"/>
+      </w:pPr>
+      <w:r>
+        <w:rPr>
+          <w:b w:val="0"/>
+        </w:rPr>
+        <w:t>Teacher review ____________________  Next step ____________________</w:t>
+      </w:r>
+    </w:p>
+    <w:p>
+      <w:pPr>
+        <w:pStyle w:val="Heading1"/>
+      </w:pPr>
+      <w:r>
+        <w:t>Reference bank and extra practice</w:t>
+      </w:r>
+    </w:p>
+    <w:p>
+      <w:pPr>
+        <w:pStyle w:val="Heading1"/>
+      </w:pPr>
+      <w:r>
+        <w:t>02. Reference · Supported W2 record</w:t>
+      </w:r>
+    </w:p>
+    <w:p>
+      <w:r>
+        <w:t>This is the same W2 attempt. Keep one response record.</w:t>
+      </w:r>
+    </w:p>
+    <w:p>
+      <w:pPr>
+        <w:pStyle w:val="Heading2"/>
+      </w:pPr>
+      <w:r>
+        <w:t>Use this when helpful</w:t>
+      </w:r>
+    </w:p>
+    <w:p>
+      <w:pPr>
+        <w:spacing w:line="336" w:lineRule="auto" w:after="180"/>
+      </w:pPr>
+      <w:r>
+        <w:rPr>
+          <w:b w:val="0"/>
+        </w:rPr>
+        <w:t xml:space="preserve">Use W2: Separate files from distinct cases for Sampling and </w:t>
+      </w:r>
+      <w:r>
+        <w:rPr>
+          <w:b/>
+        </w:rPr>
+        <w:t>coverage</w:t>
+      </w:r>
+      <w:r>
+        <w:rPr>
+          <w:b w:val="0"/>
+        </w:rPr>
+        <w:t>. Record the answer once; the lesson and workbook refer to the same attempt.</w:t>
+      </w:r>
+    </w:p>
+    <w:tbl>
+      <w:tblPr>
+        <w:tblStyle w:val="LightShading-Accent1"/>
+        <w:tblW w:type="auto" w:w="0"/>
+        <w:tblLook w:firstColumn="1" w:firstRow="1" w:lastColumn="0" w:lastRow="0" w:noHBand="0" w:noVBand="1" w:val="04A0"/>
+      </w:tblPr>
+      <w:tblGrid>
+        <w:gridCol w:w="2556"/>
+        <w:gridCol w:w="2556"/>
+        <w:gridCol w:w="2556"/>
+        <w:gridCol w:w="2556"/>
+      </w:tblGrid>
+      <w:tr>
+        <w:trPr>
+          <w:tblHeader/>
+        </w:trPr>
+        <w:tc>
+          <w:tcPr>
+            <w:tcW w:type="dxa" w:w="2556"/>
+          </w:tcPr>
+          <w:p>
+            <w:r>
+              <w:t>Given inputs</w:t>
+            </w:r>
+          </w:p>
+        </w:tc>
+        <w:tc>
+          <w:tcPr>
+            <w:tcW w:type="dxa" w:w="2556"/>
+          </w:tcPr>
+          <w:p>
+            <w:r>
+              <w:t>Procedure I chose</w:t>
+            </w:r>
+          </w:p>
+        </w:tc>
+        <w:tc>
+          <w:tcPr>
+            <w:tcW w:type="dxa" w:w="2556"/>
+          </w:tcPr>
+          <w:p>
+            <w:r>
+              <w:t>Middle steps</w:t>
+            </w:r>
+          </w:p>
+        </w:tc>
+        <w:tc>
+          <w:tcPr>
+            <w:tcW w:type="dxa" w:w="2556"/>
+          </w:tcPr>
+          <w:p>
+            <w:r>
+              <w:t>Result and check</w:t>
+            </w:r>
+          </w:p>
+        </w:tc>
+      </w:tr>
+      <w:tr>
+        <w:tc>
+          <w:tcPr>
+            <w:tcW w:type="dxa" w:w="2556"/>
+          </w:tcPr>
+          <w:p>
+            <w:r/>
+          </w:p>
+        </w:tc>
+        <w:tc>
+          <w:tcPr>
+            <w:tcW w:type="dxa" w:w="2556"/>
+          </w:tcPr>
+          <w:p>
+            <w:r/>
+          </w:p>
+        </w:tc>
+        <w:tc>
+          <w:tcPr>
+            <w:tcW w:type="dxa" w:w="2556"/>
+          </w:tcPr>
+          <w:p>
+            <w:r/>
+          </w:p>
+        </w:tc>
+        <w:tc>
+          <w:tcPr>
+            <w:tcW w:type="dxa" w:w="2556"/>
+          </w:tcPr>
+          <w:p>
+            <w:r/>
+          </w:p>
+        </w:tc>
+      </w:tr>
+    </w:tbl>
+    <w:p>
+      <w:pPr>
+        <w:pStyle w:val="Heading3"/>
+      </w:pPr>
+      <w:r>
+        <w:t>The step I completed without help, and the hint I needed</w:t>
+      </w:r>
+    </w:p>
+    <w:p>
+      <w:r>
+        <w:t>________________________________________________________________</w:t>
+      </w:r>
+    </w:p>
+    <w:p>
+      <w:r>
+        <w:t>________________________________________________________________</w:t>
+      </w:r>
+    </w:p>
+    <w:p>
+      <w:r>
+        <w:t>________________________________________________________________</w:t>
+      </w:r>
+    </w:p>
+    <w:p>
+      <w:pPr>
+        <w:pStyle w:val="Heading1"/>
+      </w:pPr>
+      <w:r>
+        <w:t>03. Extra practice · Repair the explanation</w:t>
+      </w:r>
+    </w:p>
+    <w:p>
+      <w:r>
+        <w:t>Explain the deciding fact before discussing the answer.</w:t>
+      </w:r>
+    </w:p>
+    <w:p>
+      <w:pPr>
+        <w:pStyle w:val="Heading2"/>
+      </w:pPr>
+      <w:r>
+        <w:t>Use this when helpful</w:t>
+      </w:r>
+    </w:p>
+    <w:p>
+      <w:pPr>
+        <w:spacing w:line="336" w:lineRule="auto" w:after="180"/>
+      </w:pPr>
+      <w:r>
+        <w:rPr>
+          <w:b w:val="0"/>
+        </w:rPr>
+        <w:t xml:space="preserve">Use the worked case for Sampling and </w:t>
+      </w:r>
+      <w:r>
+        <w:rPr>
+          <w:b/>
+        </w:rPr>
+        <w:t>coverage</w:t>
+      </w:r>
+      <w:r>
+        <w:rPr>
+          <w:b w:val="0"/>
+        </w:rPr>
+        <w:t>. Proposed explanation: “More records always remove bias”. Decide whether this explanation is supported.</w:t>
+      </w:r>
+    </w:p>
+    <w:p>
+      <w:pPr>
+        <w:spacing w:line="336" w:lineRule="auto" w:after="180"/>
+      </w:pPr>
+      <w:r>
+        <w:rPr>
+          <w:b w:val="0"/>
+        </w:rPr>
+        <w:t>Point to the step or supplied fact that decides; explain your repair if needed.</w:t>
+      </w:r>
+    </w:p>
+    <w:p>
+      <w:pPr>
+        <w:pStyle w:val="Heading3"/>
+      </w:pPr>
+      <w:r>
+        <w:t>My explanation before partner discussion</w:t>
+      </w:r>
+    </w:p>
+    <w:p>
+      <w:r>
+        <w:t>________________________________________________________________</w:t>
+      </w:r>
+    </w:p>
+    <w:p>
+      <w:r>
+        <w:t>________________________________________________________________</w:t>
+      </w:r>
+    </w:p>
+    <w:p>
+      <w:r>
+        <w:t>________________________________________________________________</w:t>
+      </w:r>
+    </w:p>
+    <w:p>
+      <w:r>
+        <w:t>________________________________________________________________</w:t>
+      </w:r>
+    </w:p>
+    <w:p>
+      <w:pPr>
+        <w:pStyle w:val="Heading1"/>
+      </w:pPr>
+      <w:r>
+        <w:t>05. Reference · Original learning target</w:t>
+      </w:r>
+    </w:p>
+    <w:p>
+      <w:r>
+        <w:t>Use this target to inspect an explanation.</w:t>
+      </w:r>
+    </w:p>
+    <w:p>
+      <w:pPr>
+        <w:pStyle w:val="Heading2"/>
+      </w:pPr>
+      <w:r>
+        <w:t>Use this when helpful</w:t>
+      </w:r>
+    </w:p>
+    <w:p>
+      <w:pPr>
+        <w:spacing w:line="336" w:lineRule="auto" w:after="180"/>
+      </w:pPr>
+      <w:r>
+        <w:rPr>
+          <w:b w:val="0"/>
+        </w:rPr>
+        <w:t xml:space="preserve">A </w:t>
+      </w:r>
+      <w:r>
+        <w:rPr>
+          <w:b/>
+        </w:rPr>
+        <w:t>training</w:t>
+      </w:r>
+      <w:r>
+        <w:rPr>
+          <w:b w:val="0"/>
+        </w:rPr>
+        <w:t xml:space="preserve"> set has 18 daylight photos and two dark photos of one object. Adding eight extra copies of each dark photo makes 18 dark-image files, matching the 18 daylight files. Does it balance the variety? Design a better collection step.</w:t>
+      </w:r>
+    </w:p>
+    <w:p>
+      <w:pPr>
+        <w:pStyle w:val="Heading1"/>
+      </w:pPr>
+      <w:r>
+        <w:t>06. Extra practice · A complete case</w:t>
+      </w:r>
+    </w:p>
+    <w:p>
+      <w:r>
+        <w:t>Try the question before checking the worked explanation.</w:t>
+      </w:r>
+    </w:p>
+    <w:p>
+      <w:pPr>
+        <w:pStyle w:val="Heading2"/>
+      </w:pPr>
+      <w:r>
+        <w:t>Use this when helpful</w:t>
+      </w:r>
+    </w:p>
+    <w:p>
+      <w:pPr>
+        <w:spacing w:line="336" w:lineRule="auto" w:after="180"/>
+      </w:pPr>
+      <w:r>
+        <w:rPr>
+          <w:b/>
+        </w:rPr>
+        <w:t>Training</w:t>
+      </w:r>
+      <w:r>
+        <w:rPr>
+          <w:b w:val="0"/>
+        </w:rPr>
+        <w:t xml:space="preserve"> includes nine daylight leaf photos and one low-light photo.</w:t>
+      </w:r>
+    </w:p>
+    <w:p>
+      <w:pPr>
+        <w:spacing w:line="336" w:lineRule="auto" w:after="180"/>
+      </w:pPr>
+      <w:r>
+        <w:rPr>
+          <w:b w:val="0"/>
+        </w:rPr>
+        <w:t>What intended-use gap is present?</w:t>
+      </w:r>
+    </w:p>
+    <w:p>
+      <w:pPr>
+        <w:spacing w:line="336" w:lineRule="auto" w:after="180"/>
+      </w:pPr>
+      <w:r>
+        <w:rPr>
+          <w:b w:val="0"/>
+        </w:rPr>
+        <w:t xml:space="preserve">Show your trace, calculation or </w:t>
+      </w:r>
+      <w:r>
+        <w:rPr>
+          <w:b/>
+        </w:rPr>
+        <w:t>evidence</w:t>
+      </w:r>
+    </w:p>
+    <w:p>
+      <w:pPr>
+        <w:pStyle w:val="Heading3"/>
+      </w:pPr>
+      <w:r>
+        <w:t>Write or draw your reasoning and evidence.</w:t>
+      </w:r>
+    </w:p>
+    <w:p>
+      <w:r>
+        <w:t>________________________________________________________________</w:t>
+      </w:r>
+    </w:p>
+    <w:p>
+      <w:r>
+        <w:t>________________________________________________________________</w:t>
+      </w:r>
+    </w:p>
+    <w:p>
+      <w:r>
+        <w:t>________________________________________________________________</w:t>
+      </w:r>
+    </w:p>
+    <w:p>
+      <w:r>
+        <w:t>________________________________________________________________</w:t>
+      </w:r>
+    </w:p>
+    <w:p>
+      <w:r>
+        <w:t>________________________________________________________________</w:t>
+      </w:r>
+    </w:p>
+    <w:p>
+      <w:pPr>
+        <w:pStyle w:val="Heading1"/>
+      </w:pPr>
+      <w:r>
+        <w:t>07. Extra practice · A changed case</w:t>
+      </w:r>
+    </w:p>
+    <w:p>
+      <w:r>
+        <w:t>Keep this practice separate from the reserved independent attempt.</w:t>
+      </w:r>
+    </w:p>
+    <w:p>
+      <w:pPr>
+        <w:pStyle w:val="Heading2"/>
+      </w:pPr>
+      <w:r>
+        <w:t>Use this when helpful</w:t>
+      </w:r>
+    </w:p>
+    <w:p>
+      <w:pPr>
+        <w:spacing w:line="336" w:lineRule="auto" w:after="180"/>
+      </w:pPr>
+      <w:r>
+        <w:rPr>
+          <w:b w:val="0"/>
+        </w:rPr>
+        <w:t>A photo sorter trains on ten bright photos and no dim photos. What group of examples is missing? Design a test that reveals the gap.</w:t>
+      </w:r>
+    </w:p>
+    <w:p>
+      <w:pPr>
+        <w:spacing w:line="336" w:lineRule="auto" w:after="180"/>
+      </w:pPr>
+      <w:r>
+        <w:rPr>
+          <w:b w:val="0"/>
+        </w:rPr>
+        <w:t>My practice answer and reason</w:t>
+      </w:r>
+    </w:p>
+    <w:p>
+      <w:pPr>
+        <w:pStyle w:val="Heading3"/>
+      </w:pPr>
+      <w:r>
+        <w:t>Write or draw your reasoning and evidence.</w:t>
+      </w:r>
+    </w:p>
+    <w:p>
+      <w:r>
+        <w:t>________________________________________________________________</w:t>
+      </w:r>
+    </w:p>
+    <w:p>
+      <w:r>
+        <w:t>________________________________________________________________</w:t>
+      </w:r>
+    </w:p>
+    <w:p>
+      <w:r>
+        <w:t>________________________________________________________________</w:t>
+      </w:r>
+    </w:p>
+    <w:p>
+      <w:r>
+        <w:t>________________________________________________________________</w:t>
+      </w:r>
+    </w:p>
+    <w:p>
+      <w:r>
+        <w:t>________________________________________________________________</w:t>
+      </w:r>
+    </w:p>
+    <w:p>
+      <w:pPr>
+        <w:pStyle w:val="Heading3"/>
+      </w:pPr>
+      <w:r>
+        <w:t>Week 22 Test and reflect</w:t>
+      </w:r>
+    </w:p>
+    <w:p>
+      <w:pPr>
+        <w:pStyle w:val="Heading1"/>
+      </w:pPr>
+      <w:r>
+        <w:t>08. Extra practice · Design a revealing test</w:t>
+      </w:r>
+    </w:p>
+    <w:p>
+      <w:r>
+        <w:t>Predict before tracing or testing.</w:t>
+      </w:r>
+    </w:p>
+    <w:p>
+      <w:pPr>
+        <w:pStyle w:val="Heading2"/>
+      </w:pPr>
+      <w:r>
+        <w:t>Use this when helpful</w:t>
+      </w:r>
+    </w:p>
+    <w:p>
+      <w:pPr>
+        <w:spacing w:line="336" w:lineRule="auto" w:after="180"/>
+      </w:pPr>
+      <w:r>
+        <w:rPr>
+          <w:b w:val="0"/>
+        </w:rPr>
+        <w:t xml:space="preserve">Create a changed </w:t>
+      </w:r>
+      <w:r>
+        <w:rPr>
+          <w:b/>
+        </w:rPr>
+        <w:t>input</w:t>
+      </w:r>
+      <w:r>
+        <w:rPr>
+          <w:b w:val="0"/>
+        </w:rPr>
+        <w:t>, boundary case or missing-information case. Write the expected answer or safe response before testing.</w:t>
+      </w:r>
+    </w:p>
+    <w:tbl>
+      <w:tblPr>
+        <w:tblStyle w:val="LightShading-Accent1"/>
+        <w:tblW w:type="auto" w:w="0"/>
+        <w:tblLook w:firstColumn="1" w:firstRow="1" w:lastColumn="0" w:lastRow="0" w:noHBand="0" w:noVBand="1" w:val="04A0"/>
+      </w:tblPr>
+      <w:tblGrid>
+        <w:gridCol w:w="5112"/>
+        <w:gridCol w:w="5112"/>
+      </w:tblGrid>
+      <w:tr>
+        <w:trPr>
+          <w:tblHeader/>
+        </w:trPr>
+        <w:tc>
+          <w:tcPr>
+            <w:tcW w:type="dxa" w:w="5112"/>
+          </w:tcPr>
+          <w:p>
+            <w:r>
+              <w:t>Test record</w:t>
+            </w:r>
+          </w:p>
+        </w:tc>
+        <w:tc>
+          <w:tcPr>
+            <w:tcW w:type="dxa" w:w="5112"/>
+          </w:tcPr>
+          <w:p>
+            <w:r>
+              <w:t>My evidence</w:t>
+            </w:r>
+          </w:p>
+        </w:tc>
+      </w:tr>
+      <w:tr>
+        <w:tc>
+          <w:tcPr>
+            <w:tcW w:type="dxa" w:w="5112"/>
+          </w:tcPr>
+          <w:p>
+            <w:r>
+              <w:t>Changed input or condition</w:t>
+            </w:r>
+          </w:p>
+        </w:tc>
+        <w:tc>
+          <w:tcPr>
+            <w:tcW w:type="dxa" w:w="5112"/>
+          </w:tcPr>
+          <w:p>
+            <w:r/>
+          </w:p>
+        </w:tc>
+      </w:tr>
+      <w:tr>
+        <w:tc>
+          <w:tcPr>
+            <w:tcW w:type="dxa" w:w="5112"/>
+          </w:tcPr>
+          <w:p>
+            <w:r>
+              <w:t>Expected answer or fallback</w:t>
+            </w:r>
+          </w:p>
+        </w:tc>
+        <w:tc>
+          <w:tcPr>
+            <w:tcW w:type="dxa" w:w="5112"/>
+          </w:tcPr>
+          <w:p>
+            <w:r/>
+          </w:p>
+        </w:tc>
+      </w:tr>
+      <w:tr>
+        <w:tc>
+          <w:tcPr>
+            <w:tcW w:type="dxa" w:w="5112"/>
+          </w:tcPr>
+          <w:p>
+            <w:r>
+              <w:t>Observed result</w:t>
+            </w:r>
+          </w:p>
+        </w:tc>
+        <w:tc>
+          <w:tcPr>
+            <w:tcW w:type="dxa" w:w="5112"/>
+          </w:tcPr>
+          <w:p>
+            <w:r/>
+          </w:p>
+        </w:tc>
+      </w:tr>
+      <w:tr>
+        <w:tc>
+          <w:tcPr>
+            <w:tcW w:type="dxa" w:w="5112"/>
+          </w:tcPr>
+          <w:p>
+            <w:r>
+              <w:t>Why the result occurred</w:t>
+            </w:r>
+          </w:p>
+        </w:tc>
+        <w:tc>
+          <w:tcPr>
+            <w:tcW w:type="dxa" w:w="5112"/>
+          </w:tcPr>
+          <w:p>
+            <w:r/>
+          </w:p>
+        </w:tc>
+      </w:tr>
+    </w:tbl>
+    <w:p>
+      <w:pPr>
+        <w:pStyle w:val="Heading1"/>
+      </w:pPr>
+      <w:r>
+        <w:t>11. Reference · Original target response space</w:t>
+      </w:r>
+    </w:p>
+    <w:p>
+      <w:r>
+        <w:t>This teaching case is practice rather than a fresh assessment.</w:t>
+      </w:r>
+    </w:p>
+    <w:p>
+      <w:pPr>
+        <w:pStyle w:val="Heading2"/>
+      </w:pPr>
+      <w:r>
+        <w:t>Use this when helpful</w:t>
+      </w:r>
+    </w:p>
+    <w:p>
+      <w:pPr>
+        <w:spacing w:line="336" w:lineRule="auto" w:after="180"/>
+      </w:pPr>
+      <w:r>
+        <w:rPr>
+          <w:b w:val="0"/>
+        </w:rPr>
+        <w:t xml:space="preserve">A </w:t>
+      </w:r>
+      <w:r>
+        <w:rPr>
+          <w:b/>
+        </w:rPr>
+        <w:t>training</w:t>
+      </w:r>
+      <w:r>
+        <w:rPr>
+          <w:b w:val="0"/>
+        </w:rPr>
+        <w:t xml:space="preserve"> set has 18 daylight photos and two dark photos of one object. Adding eight extra copies of each dark photo makes 18 dark-image files, matching the 18 daylight files. Does it balance the variety? Design a better collection step.</w:t>
+      </w:r>
+    </w:p>
+    <w:p>
+      <w:pPr>
+        <w:pStyle w:val="Heading3"/>
+      </w:pPr>
+      <w:r>
+        <w:t>My explanation after practice</w:t>
+      </w:r>
+    </w:p>
+    <w:p>
+      <w:r>
+        <w:t>________________________________________________________________</w:t>
+      </w:r>
+    </w:p>
+    <w:p>
+      <w:r>
+        <w:t>________________________________________________________________</w:t>
+      </w:r>
+    </w:p>
+    <w:p>
+      <w:r>
+        <w:t>________________________________________________________________</w:t>
+      </w:r>
+    </w:p>
+    <w:p>
+      <w:r>
+        <w:t>________________________________________________________________</w:t>
+      </w:r>
+    </w:p>
+    <w:p>
+      <w:r>
+        <w:t>________________________________________________________________</w:t>
+      </w:r>
+    </w:p>
+    <w:p>
+      <w:r>
+        <w:t>________________________________________________________________</w:t>
+      </w:r>
+    </w:p>
+    <w:p>
+      <w:r>
+        <w:t>________________________________________________________________</w:t>
+      </w:r>
+    </w:p>
+    <w:p>
+      <w:pPr>
+        <w:spacing w:line="336" w:lineRule="auto" w:after="180"/>
+      </w:pPr>
+      <w:r>
+        <w:rPr>
+          <w:b w:val="0"/>
+        </w:rPr>
+        <w:t>Record support used: none, hint or teacher explanation.</w:t>
+      </w:r>
+    </w:p>
+    <w:p>
+      <w:pPr>
+        <w:pStyle w:val="Heading1"/>
+      </w:pPr>
+      <w:r>
+        <w:t>15. Reference · Independent-case response copy</w:t>
+      </w:r>
+    </w:p>
+    <w:p>
+      <w:r>
+        <w:t>This duplicates W4. Reuse the same first-attempt record.</w:t>
+      </w:r>
+    </w:p>
+    <w:p>
+      <w:pPr>
+        <w:pStyle w:val="Heading2"/>
+      </w:pPr>
+      <w:r>
+        <w:t>Use this when helpful</w:t>
+      </w:r>
+    </w:p>
+    <w:p>
+      <w:pPr>
+        <w:spacing w:line="336" w:lineRule="auto" w:after="180"/>
+      </w:pPr>
+      <w:r>
+        <w:rPr>
+          <w:b w:val="0"/>
+        </w:rPr>
+        <w:t>A fixed target has 20 invented clips: 5 quiet bells, 5 noisy bells, 5 quiet claps and 5 noisy claps. A tester selects 4 distinct quiet bells from a quiet-bell-only list; 3 are correctly labelled and 1 is wrong.</w:t>
+      </w:r>
+    </w:p>
+    <w:p>
+      <w:pPr>
+        <w:spacing w:line="336" w:lineRule="auto" w:after="180"/>
+      </w:pPr>
+      <w:r>
+        <w:rPr>
+          <w:b w:val="0"/>
+        </w:rPr>
+        <w:t>Write a supported result, name missing conditions and explain why the result is not established for all 20 clips. Propose an 8-clip plan that includes every condition, with no clip selected twice.</w:t>
+      </w:r>
+    </w:p>
+    <w:p>
+      <w:pPr>
+        <w:pStyle w:val="Heading3"/>
+      </w:pPr>
+      <w:r>
+        <w:t>My reasoning and evidence</w:t>
+      </w:r>
+    </w:p>
+    <w:p>
+      <w:r>
+        <w:t>________________________________________________________________</w:t>
+      </w:r>
+    </w:p>
+    <w:p>
+      <w:r>
+        <w:t>________________________________________________________________</w:t>
+      </w:r>
+    </w:p>
+    <w:p>
+      <w:r>
+        <w:t>________________________________________________________________</w:t>
+      </w:r>
+    </w:p>
+    <w:p>
+      <w:r>
+        <w:t>________________________________________________________________</w:t>
+      </w:r>
+    </w:p>
+    <w:p>
+      <w:r>
+        <w:t>________________________________________________________________</w:t>
+      </w:r>
+    </w:p>
+    <w:p>
+      <w:r>
+        <w:t>________________________________________________________________</w:t>
+      </w:r>
+    </w:p>
+    <w:p>
+      <w:r>
+        <w:t>________________________________________________________________</w:t>
+      </w:r>
+    </w:p>
+    <w:p>
+      <w:r>
+        <w:t>________________________________________________________________</w:t>
+      </w:r>
+    </w:p>
+    <w:p>
+      <w:pPr>
+        <w:pStyle w:val="Heading1"/>
+      </w:pPr>
+      <w:r>
+        <w:t>18. Extra practice · Use the worked picture</w:t>
+      </w:r>
+    </w:p>
+    <w:p>
+      <w:r>
+        <w:t>Keep the explanation and the support you used.</w:t>
+      </w:r>
+    </w:p>
+    <w:p>
+      <w:pPr>
+        <w:pStyle w:val="Heading2"/>
+      </w:pPr>
+      <w:r>
+        <w:t>Use this when helpful</w:t>
       </w:r>
     </w:p>
     <w:p>
@@ -1809,16 +1929,7 @@
     </w:p>
     <w:p>
       <w:pPr>
-        <w:pStyle w:val="Heading3"/>
-      </w:pPr>
-      <w:r>
-        <w:t>Record the help used</w:t>
-      </w:r>
-    </w:p>
-    <w:p>
-      <w:pPr>
         <w:spacing w:line="336" w:lineRule="auto" w:after="180"/>
-        <w:shd w:fill="F1F6F8"/>
       </w:pPr>
       <w:r>
         <w:rPr>
@@ -1867,12 +1978,20 @@
         <w:pStyle w:val="Heading1"/>
       </w:pPr>
       <w:r>
-        <w:t>19. Project portfolio milestone</w:t>
-      </w:r>
-    </w:p>
-    <w:p>
-      <w:r>
-        <w:t>Keep this week’s input, deciding step, result and limit together in the Helpful Classroom Sorter record.</w:t>
+        <w:t>19. Reference · Project portfolio record</w:t>
+      </w:r>
+    </w:p>
+    <w:p>
+      <w:r>
+        <w:t>Extend your main project response when helpful.</w:t>
+      </w:r>
+    </w:p>
+    <w:p>
+      <w:pPr>
+        <w:pStyle w:val="Heading2"/>
+      </w:pPr>
+      <w:r>
+        <w:t>Use this when helpful</w:t>
       </w:r>
     </w:p>
     <w:p>
@@ -2074,12 +2193,499 @@
         <w:pStyle w:val="Heading1"/>
       </w:pPr>
       <w:r>
-        <w:t>20. Supported practice and learning evidence</w:t>
-      </w:r>
-    </w:p>
-    <w:p>
-      <w:r>
-        <w:t>Try the supported questions before comparing with hints and feedback. Record what you repaired and the evidence you retained.</w:t>
+        <w:t>20. Extra practice: pictures, repair and feedback</w:t>
+      </w:r>
+    </w:p>
+    <w:p>
+      <w:r>
+        <w:t>Attempt each question before opening its explanation. Use one browser or paper copy.</w:t>
+      </w:r>
+    </w:p>
+    <w:p>
+      <w:pPr>
+        <w:pStyle w:val="Heading2"/>
+      </w:pPr>
+      <w:r>
+        <w:t>First supported question</w:t>
+      </w:r>
+    </w:p>
+    <w:p>
+      <w:pPr>
+        <w:pStyle w:val="ListBullet"/>
+      </w:pPr>
+      <w:r>
+        <w:t>A fictional badge reader will be used in both bright and dim rooms.</w:t>
+      </w:r>
+    </w:p>
+    <w:p>
+      <w:pPr>
+        <w:pStyle w:val="Heading3"/>
+      </w:pPr>
+      <w:r>
+        <w:t>Practice 1: explain the deciding evidence</w:t>
+      </w:r>
+    </w:p>
+    <w:p>
+      <w:pPr>
+        <w:pStyle w:val="ListBullet"/>
+      </w:pPr>
+      <w:r>
+        <w:t>Which labelled step matches this detail? Select and record new cases from both dim groups before claiming coverage.</w:t>
+      </w:r>
+    </w:p>
+    <w:p>
+      <w:pPr>
+        <w:pStyle w:val="ListBullet"/>
+      </w:pPr>
+      <w:r>
+        <w:t>1. Target conditions</w:t>
+      </w:r>
+    </w:p>
+    <w:p>
+      <w:pPr>
+        <w:pStyle w:val="ListBullet"/>
+      </w:pPr>
+      <w:r>
+        <w:t>2. Current sample</w:t>
+      </w:r>
+    </w:p>
+    <w:p>
+      <w:pPr>
+        <w:pStyle w:val="ListBullet"/>
+      </w:pPr>
+      <w:r>
+        <w:t>3. Targeted follow-up</w:t>
+      </w:r>
+    </w:p>
+    <w:p>
+      <w:pPr>
+        <w:pStyle w:val="ListBullet"/>
+      </w:pPr>
+      <w:r>
+        <w:t>4. Coverage gap</w:t>
+      </w:r>
+    </w:p>
+    <w:p>
+      <w:pPr>
+        <w:pStyle w:val="Heading3"/>
+      </w:pPr>
+      <w:r>
+        <w:t>My selected conclusion, deciding fact and explanation</w:t>
+      </w:r>
+    </w:p>
+    <w:p>
+      <w:r>
+        <w:t>________________________________________________________________</w:t>
+      </w:r>
+    </w:p>
+    <w:p>
+      <w:r>
+        <w:t>________________________________________________________________</w:t>
+      </w:r>
+    </w:p>
+    <w:p>
+      <w:r>
+        <w:t>________________________________________________________________</w:t>
+      </w:r>
+    </w:p>
+    <w:p>
+      <w:r>
+        <w:t>________________________________________________________________</w:t>
+      </w:r>
+    </w:p>
+    <w:p>
+      <w:r>
+        <w:t>________________________________________________________________</w:t>
+      </w:r>
+    </w:p>
+    <w:p>
+      <w:pPr>
+        <w:pStyle w:val="ListBullet"/>
+      </w:pPr>
+      <w:r>
+        <w:t>Hint if needed: Read the steps in the pictorial case. Match the supplied detail to the stage that performs or records it.</w:t>
+      </w:r>
+    </w:p>
+    <w:p>
+      <w:pPr>
+        <w:pStyle w:val="Heading2"/>
+      </w:pPr>
+      <w:r>
+        <w:t>Check the first explanation · reference / check after trying</w:t>
+      </w:r>
+    </w:p>
+    <w:p>
+      <w:pPr>
+        <w:spacing w:line="336" w:lineRule="auto" w:after="180"/>
+      </w:pPr>
+      <w:r>
+        <w:rPr>
+          <w:b w:val="0"/>
+        </w:rPr>
+        <w:t xml:space="preserve">After your attempt, compare with the supported explanation: Targeted follow-up Select and record new cases from both dim groups before claiming </w:t>
+      </w:r>
+      <w:r>
+        <w:rPr>
+          <w:b/>
+        </w:rPr>
+        <w:t>coverage</w:t>
+      </w:r>
+      <w:r>
+        <w:rPr>
+          <w:b w:val="0"/>
+        </w:rPr>
+        <w:t>.</w:t>
+      </w:r>
+    </w:p>
+    <w:p>
+      <w:pPr>
+        <w:spacing w:line="336" w:lineRule="auto" w:after="180"/>
+      </w:pPr>
+      <w:r>
+        <w:rPr>
+          <w:b w:val="0"/>
+        </w:rPr>
+        <w:t xml:space="preserve">Adding more bright cards can increase </w:t>
+      </w:r>
+      <w:r>
+        <w:rPr>
+          <w:b/>
+        </w:rPr>
+        <w:t>sample</w:t>
+      </w:r>
+      <w:r>
+        <w:rPr>
+          <w:b w:val="0"/>
+        </w:rPr>
+        <w:t xml:space="preserve"> size without addressing the missing condition. A </w:t>
+      </w:r>
+      <w:r>
+        <w:rPr>
+          <w:b/>
+        </w:rPr>
+        <w:t>coverage</w:t>
+      </w:r>
+      <w:r>
+        <w:rPr>
+          <w:b w:val="0"/>
+        </w:rPr>
+        <w:t xml:space="preserve"> check asks which relevant situations are absent, not merely how many rows exist.</w:t>
+      </w:r>
+    </w:p>
+    <w:p>
+      <w:pPr>
+        <w:spacing w:line="336" w:lineRule="auto" w:after="180"/>
+      </w:pPr>
+      <w:r>
+        <w:rPr>
+          <w:b w:val="0"/>
+        </w:rPr>
+        <w:t>Deliberately selecting dim cases helps investigate those conditions, but the resulting test should not be advertised as a random survey unless its selection really was random.</w:t>
+      </w:r>
+    </w:p>
+    <w:p>
+      <w:pPr>
+        <w:pStyle w:val="Heading2"/>
+      </w:pPr>
+      <w:r>
+        <w:t>Changed-case question</w:t>
+      </w:r>
+    </w:p>
+    <w:p>
+      <w:pPr>
+        <w:pStyle w:val="Heading3"/>
+      </w:pPr>
+      <w:r>
+        <w:t>Practice 2: explain the deciding evidence</w:t>
+      </w:r>
+    </w:p>
+    <w:p>
+      <w:pPr>
+        <w:pStyle w:val="ListBullet"/>
+      </w:pPr>
+      <w:r>
+        <w:t>Changed-case practice: Add the two remaining bright plain cards and no dim cards. Which conclusion is supported by the supplied facts?</w:t>
+      </w:r>
+    </w:p>
+    <w:p>
+      <w:pPr>
+        <w:pStyle w:val="ListBullet"/>
+      </w:pPr>
+      <w:r>
+        <w:t>1. This one example guarantees correct results for every future input.</w:t>
+      </w:r>
+    </w:p>
+    <w:p>
+      <w:pPr>
+        <w:pStyle w:val="ListBullet"/>
+      </w:pPr>
+      <w:r>
+        <w:t>2. We can decide the result without examining the changed input or the procedure.</w:t>
+      </w:r>
+    </w:p>
+    <w:p>
+      <w:pPr>
+        <w:pStyle w:val="ListBullet"/>
+      </w:pPr>
+      <w:r>
+        <w:t>3. The sample becomes larger but still has no dim coverage.</w:t>
+      </w:r>
+    </w:p>
+    <w:p>
+      <w:pPr>
+        <w:pStyle w:val="Heading3"/>
+      </w:pPr>
+      <w:r>
+        <w:t>My selected conclusion, deciding fact and explanation</w:t>
+      </w:r>
+    </w:p>
+    <w:p>
+      <w:r>
+        <w:t>________________________________________________________________</w:t>
+      </w:r>
+    </w:p>
+    <w:p>
+      <w:r>
+        <w:t>________________________________________________________________</w:t>
+      </w:r>
+    </w:p>
+    <w:p>
+      <w:r>
+        <w:t>________________________________________________________________</w:t>
+      </w:r>
+    </w:p>
+    <w:p>
+      <w:r>
+        <w:t>________________________________________________________________</w:t>
+      </w:r>
+    </w:p>
+    <w:p>
+      <w:r>
+        <w:t>________________________________________________________________</w:t>
+      </w:r>
+    </w:p>
+    <w:p>
+      <w:pPr>
+        <w:pStyle w:val="ListBullet"/>
+      </w:pPr>
+      <w:r>
+        <w:t>Hint if needed: Use the changed condition and the deciding step in the pictorial trace. The answer must say what follows from those facts.</w:t>
+      </w:r>
+    </w:p>
+    <w:p>
+      <w:pPr>
+        <w:pStyle w:val="Heading2"/>
+      </w:pPr>
+      <w:r>
+        <w:t>Check the changed case · reference / check after trying</w:t>
+      </w:r>
+    </w:p>
+    <w:p>
+      <w:pPr>
+        <w:spacing w:line="336" w:lineRule="auto" w:after="180"/>
+      </w:pPr>
+      <w:r>
+        <w:rPr>
+          <w:b w:val="0"/>
+        </w:rPr>
+        <w:t xml:space="preserve">After your attempt, compare with the supported explanation: The </w:t>
+      </w:r>
+      <w:r>
+        <w:rPr>
+          <w:b/>
+        </w:rPr>
+        <w:t>sample</w:t>
+      </w:r>
+      <w:r>
+        <w:rPr>
+          <w:b w:val="0"/>
+        </w:rPr>
+        <w:t xml:space="preserve"> becomes larger but still has no dim </w:t>
+      </w:r>
+      <w:r>
+        <w:rPr>
+          <w:b/>
+        </w:rPr>
+        <w:t>coverage</w:t>
+      </w:r>
+      <w:r>
+        <w:rPr>
+          <w:b w:val="0"/>
+        </w:rPr>
+        <w:t>. The missing lighting condition remains untested.</w:t>
+      </w:r>
+    </w:p>
+    <w:p>
+      <w:pPr>
+        <w:pStyle w:val="Heading2"/>
+      </w:pPr>
+      <w:r>
+        <w:t>Repair and save your work</w:t>
+      </w:r>
+    </w:p>
+    <w:p>
+      <w:pPr>
+        <w:spacing w:line="336" w:lineRule="auto" w:after="180"/>
+      </w:pPr>
+      <w:r>
+        <w:rPr>
+          <w:b w:val="0"/>
+        </w:rPr>
+        <w:t xml:space="preserve">Review Good Data, Bad Data (ai-1/21). Goal: Check records against a stated format, unit and meaning before using them. Short practice: Which repairs are </w:t>
+      </w:r>
+      <w:r>
+        <w:rPr>
+          <w:b/>
+        </w:rPr>
+        <w:t>evidence</w:t>
+      </w:r>
+      <w:r>
+        <w:rPr>
+          <w:b w:val="0"/>
+        </w:rPr>
+        <w:t>-backed in the original case, and which row must remain unknown?.</w:t>
+      </w:r>
+    </w:p>
+    <w:p>
+      <w:pPr>
+        <w:spacing w:line="336" w:lineRule="auto" w:after="180"/>
+      </w:pPr>
+      <w:r>
+        <w:rPr>
+          <w:b w:val="0"/>
+        </w:rPr>
+        <w:t>Return to this week and explain what you changed.</w:t>
+      </w:r>
+    </w:p>
+    <w:p>
+      <w:pPr>
+        <w:spacing w:line="336" w:lineRule="auto" w:after="180"/>
+      </w:pPr>
+      <w:r>
+        <w:rPr>
+          <w:b w:val="0"/>
+        </w:rPr>
+        <w:t>Review Similarity (ai-1/19). Goal: Calculate similarity using explicitly selected features and a stated scoring rule. Short practice: Point to the matches supporting C’s new score and explain why there is no tie..</w:t>
+      </w:r>
+    </w:p>
+    <w:p>
+      <w:pPr>
+        <w:spacing w:line="336" w:lineRule="auto" w:after="180"/>
+      </w:pPr>
+      <w:r>
+        <w:rPr>
+          <w:b w:val="0"/>
+        </w:rPr>
+        <w:t>Return to this week and explain what you changed.</w:t>
+      </w:r>
+    </w:p>
+    <w:p>
+      <w:pPr>
+        <w:spacing w:line="336" w:lineRule="auto" w:after="180"/>
+      </w:pPr>
+      <w:r>
+        <w:rPr>
+          <w:b w:val="0"/>
+        </w:rPr>
+        <w:t xml:space="preserve">Review Boundaries and 'Not Sure' (ai-1/16). Goal: Identify a specific source of uncertainty and explain how it affects a </w:t>
+      </w:r>
+      <w:r>
+        <w:rPr>
+          <w:b/>
+        </w:rPr>
+        <w:t>prediction</w:t>
+      </w:r>
+      <w:r>
+        <w:rPr>
+          <w:b w:val="0"/>
+        </w:rPr>
+        <w:t>. Short practice: Which original block needs a better width before accepting or rejecting it?</w:t>
+      </w:r>
+    </w:p>
+    <w:p>
+      <w:pPr>
+        <w:spacing w:line="336" w:lineRule="auto" w:after="180"/>
+      </w:pPr>
+      <w:r>
+        <w:rPr>
+          <w:b w:val="0"/>
+        </w:rPr>
+        <w:t>What should the reviewer do?. Return to this week and explain what you changed.</w:t>
+      </w:r>
+    </w:p>
+    <w:p>
+      <w:pPr>
+        <w:spacing w:line="336" w:lineRule="auto" w:after="180"/>
+      </w:pPr>
+      <w:r>
+        <w:rPr>
+          <w:b w:val="0"/>
+        </w:rPr>
+        <w:t xml:space="preserve">Use Download completed work in the hosted lesson to export your answers, reflections, practice feedback and code-run </w:t>
+      </w:r>
+      <w:r>
+        <w:rPr>
+          <w:b/>
+        </w:rPr>
+        <w:t>evidence</w:t>
+      </w:r>
+      <w:r>
+        <w:rPr>
+          <w:b w:val="0"/>
+        </w:rPr>
+        <w:t>. Open the HTML copy to read or print it.</w:t>
+      </w:r>
+    </w:p>
+    <w:p>
+      <w:pPr>
+        <w:spacing w:line="336" w:lineRule="auto" w:after="180"/>
+      </w:pPr>
+      <w:r>
+        <w:rPr>
+          <w:b w:val="0"/>
+        </w:rPr>
+        <w:t>Drafts stay in this browser when storage is available; clear drafts on a shared device.</w:t>
+      </w:r>
+    </w:p>
+    <w:p>
+      <w:pPr>
+        <w:pStyle w:val="Heading3"/>
+      </w:pPr>
+      <w:r>
+        <w:t>What I repaired, the evidence I kept and the next test</w:t>
+      </w:r>
+    </w:p>
+    <w:p>
+      <w:r>
+        <w:t>________________________________________________________________</w:t>
+      </w:r>
+    </w:p>
+    <w:p>
+      <w:r>
+        <w:t>________________________________________________________________</w:t>
+      </w:r>
+    </w:p>
+    <w:p>
+      <w:r>
+        <w:t>________________________________________________________________</w:t>
+      </w:r>
+    </w:p>
+    <w:p>
+      <w:r>
+        <w:t>________________________________________________________________</w:t>
+      </w:r>
+    </w:p>
+    <w:p>
+      <w:r>
+        <w:t>________________________________________________________________</w:t>
+      </w:r>
+    </w:p>
+    <w:p>
+      <w:pPr>
+        <w:pStyle w:val="Heading2"/>
+      </w:pPr>
+      <w:r>
+        <w:t>Earlier wording, alternatives and picture transcripts · reference / check after trying</w:t>
       </w:r>
     </w:p>
     <w:p>
@@ -2095,104 +2701,10 @@
     </w:p>
     <w:p>
       <w:pPr>
-        <w:spacing w:line="336" w:lineRule="auto" w:after="180"/>
-      </w:pPr>
-      <w:r>
-        <w:rPr>
-          <w:b w:val="0"/>
-        </w:rPr>
-        <w:t>A fictional badge reader will be used in both bright and dim rooms.</w:t>
-      </w:r>
-    </w:p>
-    <w:p>
-      <w:pPr>
         <w:pStyle w:val="Heading3"/>
       </w:pPr>
       <w:r>
-        <w:t>Practice 1: explain the deciding evidence</w:t>
-      </w:r>
-    </w:p>
-    <w:p>
-      <w:pPr>
-        <w:spacing w:line="336" w:lineRule="auto" w:after="180"/>
-      </w:pPr>
-      <w:r>
-        <w:rPr>
-          <w:b w:val="0"/>
-        </w:rPr>
-        <w:t xml:space="preserve">Which labelled step matches this detail? Select and record new cases from both dim groups before claiming </w:t>
-      </w:r>
-      <w:r>
-        <w:rPr>
-          <w:b/>
-        </w:rPr>
-        <w:t>coverage</w:t>
-      </w:r>
-      <w:r>
-        <w:rPr>
-          <w:b w:val="0"/>
-        </w:rPr>
-        <w:t>.</w:t>
-      </w:r>
-    </w:p>
-    <w:p>
-      <w:pPr>
-        <w:spacing w:line="336" w:lineRule="auto" w:after="180"/>
-        <w:shd w:fill="F4F9FC"/>
-      </w:pPr>
-      <w:r>
-        <w:rPr>
-          <w:b w:val="0"/>
-        </w:rPr>
-        <w:t>1. Target conditions</w:t>
-      </w:r>
-    </w:p>
-    <w:p>
-      <w:pPr>
-        <w:spacing w:line="336" w:lineRule="auto" w:after="180"/>
-        <w:shd w:fill="F4F9FC"/>
-      </w:pPr>
-      <w:r>
-        <w:rPr>
-          <w:b w:val="0"/>
-        </w:rPr>
-        <w:t xml:space="preserve">2. Current </w:t>
-      </w:r>
-      <w:r>
-        <w:rPr>
-          <w:b/>
-        </w:rPr>
-        <w:t>sample</w:t>
-      </w:r>
-    </w:p>
-    <w:p>
-      <w:pPr>
-        <w:spacing w:line="336" w:lineRule="auto" w:after="180"/>
-        <w:shd w:fill="F4F9FC"/>
-      </w:pPr>
-      <w:r>
-        <w:rPr>
-          <w:b w:val="0"/>
-        </w:rPr>
-        <w:t>3. Targeted follow-up</w:t>
-      </w:r>
-    </w:p>
-    <w:p>
-      <w:pPr>
-        <w:spacing w:line="336" w:lineRule="auto" w:after="180"/>
-        <w:shd w:fill="F4F9FC"/>
-      </w:pPr>
-      <w:r>
-        <w:rPr>
-          <w:b w:val="0"/>
-        </w:rPr>
-        <w:t xml:space="preserve">4. </w:t>
-      </w:r>
-      <w:r>
-        <w:rPr>
-          <w:b/>
-        </w:rPr>
-        <w:t>Coverage gap</w:t>
+        <w:t>Repair a missing building block</w:t>
       </w:r>
     </w:p>
     <w:p>
@@ -2200,532 +2712,25 @@
         <w:pStyle w:val="Heading3"/>
       </w:pPr>
       <w:r>
-        <w:t>My selected conclusion, deciding fact and explanation</w:t>
-      </w:r>
-    </w:p>
-    <w:p>
-      <w:r>
-        <w:t>________________________________________________________________</w:t>
-      </w:r>
-    </w:p>
-    <w:p>
-      <w:r>
-        <w:t>________________________________________________________________</w:t>
-      </w:r>
-    </w:p>
-    <w:p>
-      <w:r>
-        <w:t>________________________________________________________________</w:t>
-      </w:r>
-    </w:p>
-    <w:p>
-      <w:r>
-        <w:t>________________________________________________________________</w:t>
-      </w:r>
-    </w:p>
-    <w:p>
-      <w:r>
-        <w:t>________________________________________________________________</w:t>
-      </w:r>
-    </w:p>
-    <w:p>
-      <w:pPr>
-        <w:pStyle w:val="Heading3"/>
-      </w:pPr>
-      <w:r>
-        <w:t>Hint · try first</w:t>
-      </w:r>
-    </w:p>
-    <w:p>
-      <w:pPr>
-        <w:spacing w:line="336" w:lineRule="auto" w:after="180"/>
-        <w:shd w:fill="F1F6F8"/>
-      </w:pPr>
-      <w:r>
-        <w:rPr>
-          <w:b w:val="0"/>
-        </w:rPr>
-        <w:t>Hint if needed: Read the steps in the pictorial case. Match the supplied detail to the stage that performs or records it.</w:t>
-      </w:r>
-    </w:p>
-    <w:p>
-      <w:pPr>
-        <w:pStyle w:val="Heading3"/>
-      </w:pPr>
-      <w:r>
-        <w:t>Feedback · compare after trying</w:t>
-      </w:r>
-    </w:p>
-    <w:p>
-      <w:pPr>
-        <w:spacing w:line="336" w:lineRule="auto" w:after="180"/>
-        <w:shd w:fill="F1F6FC"/>
-      </w:pPr>
-      <w:r>
-        <w:rPr>
-          <w:b w:val="0"/>
-        </w:rPr>
-        <w:t xml:space="preserve">After your attempt, compare with the supported explanation: Targeted follow-up Select and record new cases from both dim groups before claiming </w:t>
-      </w:r>
-      <w:r>
-        <w:rPr>
-          <w:b/>
-        </w:rPr>
-        <w:t>coverage</w:t>
-      </w:r>
-      <w:r>
-        <w:rPr>
-          <w:b w:val="0"/>
-        </w:rPr>
-        <w:t>.</w:t>
-      </w:r>
-    </w:p>
-    <w:p>
-      <w:pPr>
-        <w:spacing w:line="336" w:lineRule="auto" w:after="180"/>
-        <w:shd w:fill="F1F6FC"/>
-      </w:pPr>
-      <w:r>
-        <w:rPr>
-          <w:b w:val="0"/>
-        </w:rPr>
-        <w:t xml:space="preserve">Adding more bright cards can increase </w:t>
-      </w:r>
-      <w:r>
-        <w:rPr>
-          <w:b/>
-        </w:rPr>
-        <w:t>sample</w:t>
-      </w:r>
-      <w:r>
-        <w:rPr>
-          <w:b w:val="0"/>
-        </w:rPr>
-        <w:t xml:space="preserve"> size without addressing the missing condition. A </w:t>
-      </w:r>
-      <w:r>
-        <w:rPr>
-          <w:b/>
-        </w:rPr>
-        <w:t>coverage</w:t>
-      </w:r>
-      <w:r>
-        <w:rPr>
-          <w:b w:val="0"/>
-        </w:rPr>
-        <w:t xml:space="preserve"> check asks which relevant situations are absent, not merely how many rows exist.</w:t>
-      </w:r>
-    </w:p>
-    <w:p>
-      <w:pPr>
-        <w:spacing w:line="336" w:lineRule="auto" w:after="180"/>
-        <w:shd w:fill="F1F6FC"/>
-      </w:pPr>
-      <w:r>
-        <w:rPr>
-          <w:b w:val="0"/>
-        </w:rPr>
-        <w:t>Deliberately selecting dim cases helps investigate those conditions, but the resulting test should not be advertised as a random survey unless its selection really was random.</w:t>
-      </w:r>
-    </w:p>
-    <w:p>
-      <w:pPr>
-        <w:pStyle w:val="Heading3"/>
-      </w:pPr>
-      <w:r>
-        <w:t>Practice 2: explain the deciding evidence</w:t>
-      </w:r>
-    </w:p>
-    <w:p>
-      <w:pPr>
-        <w:pStyle w:val="Heading3"/>
-      </w:pPr>
-      <w:r>
-        <w:t>Changed case · predict first</w:t>
-      </w:r>
-    </w:p>
-    <w:p>
-      <w:pPr>
-        <w:spacing w:line="336" w:lineRule="auto" w:after="180"/>
-        <w:shd w:fill="F5F1FB"/>
-      </w:pPr>
-      <w:r>
-        <w:rPr>
-          <w:b w:val="0"/>
-        </w:rPr>
-        <w:t>Changed-case practice: Add the two remaining bright plain cards and no dim cards. Which conclusion is supported by the supplied facts?</w:t>
-      </w:r>
-    </w:p>
-    <w:p>
-      <w:pPr>
-        <w:spacing w:line="336" w:lineRule="auto" w:after="180"/>
-        <w:shd w:fill="F4F9FC"/>
-      </w:pPr>
-      <w:r>
-        <w:rPr>
-          <w:b w:val="0"/>
-        </w:rPr>
-        <w:t xml:space="preserve">1. This one example guarantees correct results for every future </w:t>
-      </w:r>
-      <w:r>
-        <w:rPr>
-          <w:b/>
-        </w:rPr>
-        <w:t>input</w:t>
-      </w:r>
-      <w:r>
-        <w:rPr>
-          <w:b w:val="0"/>
-        </w:rPr>
-        <w:t>.</w:t>
-      </w:r>
-    </w:p>
-    <w:p>
-      <w:pPr>
-        <w:spacing w:line="336" w:lineRule="auto" w:after="180"/>
-        <w:shd w:fill="F4F9FC"/>
-      </w:pPr>
-      <w:r>
-        <w:rPr>
-          <w:b w:val="0"/>
-        </w:rPr>
-        <w:t xml:space="preserve">2. We can decide the result without examining the changed </w:t>
-      </w:r>
-      <w:r>
-        <w:rPr>
-          <w:b/>
-        </w:rPr>
-        <w:t>input</w:t>
-      </w:r>
-      <w:r>
-        <w:rPr>
-          <w:b w:val="0"/>
-        </w:rPr>
-        <w:t xml:space="preserve"> or the procedure.</w:t>
-      </w:r>
-    </w:p>
-    <w:p>
-      <w:pPr>
-        <w:spacing w:line="336" w:lineRule="auto" w:after="180"/>
-        <w:shd w:fill="F4F9FC"/>
-      </w:pPr>
-      <w:r>
-        <w:rPr>
-          <w:b w:val="0"/>
-        </w:rPr>
-        <w:t xml:space="preserve">3. The </w:t>
-      </w:r>
-      <w:r>
-        <w:rPr>
-          <w:b/>
-        </w:rPr>
-        <w:t>sample</w:t>
-      </w:r>
-      <w:r>
-        <w:rPr>
-          <w:b w:val="0"/>
-        </w:rPr>
-        <w:t xml:space="preserve"> becomes larger but still has no dim </w:t>
-      </w:r>
-      <w:r>
-        <w:rPr>
-          <w:b/>
-        </w:rPr>
-        <w:t>coverage</w:t>
-      </w:r>
-      <w:r>
-        <w:rPr>
-          <w:b w:val="0"/>
-        </w:rPr>
-        <w:t>.</w:t>
-      </w:r>
-    </w:p>
-    <w:p>
-      <w:pPr>
-        <w:pStyle w:val="Heading3"/>
-      </w:pPr>
-      <w:r>
-        <w:t>My selected conclusion, deciding fact and explanation</w:t>
-      </w:r>
-    </w:p>
-    <w:p>
-      <w:r>
-        <w:t>________________________________________________________________</w:t>
-      </w:r>
-    </w:p>
-    <w:p>
-      <w:r>
-        <w:t>________________________________________________________________</w:t>
-      </w:r>
-    </w:p>
-    <w:p>
-      <w:r>
-        <w:t>________________________________________________________________</w:t>
-      </w:r>
-    </w:p>
-    <w:p>
-      <w:r>
-        <w:t>________________________________________________________________</w:t>
-      </w:r>
-    </w:p>
-    <w:p>
-      <w:r>
-        <w:t>________________________________________________________________</w:t>
-      </w:r>
-    </w:p>
-    <w:p>
-      <w:pPr>
-        <w:pStyle w:val="Heading3"/>
-      </w:pPr>
-      <w:r>
-        <w:t>Hint · try first</w:t>
-      </w:r>
-    </w:p>
-    <w:p>
-      <w:pPr>
-        <w:spacing w:line="336" w:lineRule="auto" w:after="180"/>
-        <w:shd w:fill="F1F6F8"/>
-      </w:pPr>
-      <w:r>
-        <w:rPr>
-          <w:b w:val="0"/>
-        </w:rPr>
-        <w:t>Hint if needed: Use the changed condition and the deciding step in the pictorial trace. The answer must say what follows from those facts.</w:t>
-      </w:r>
-    </w:p>
-    <w:p>
-      <w:pPr>
-        <w:pStyle w:val="Heading3"/>
-      </w:pPr>
-      <w:r>
-        <w:t>Feedback · compare after trying</w:t>
-      </w:r>
-    </w:p>
-    <w:p>
-      <w:pPr>
-        <w:spacing w:line="336" w:lineRule="auto" w:after="180"/>
-        <w:shd w:fill="F1F6FC"/>
-      </w:pPr>
-      <w:r>
-        <w:rPr>
-          <w:b w:val="0"/>
-        </w:rPr>
-        <w:t xml:space="preserve">After your attempt, compare with the supported explanation: The </w:t>
-      </w:r>
-      <w:r>
-        <w:rPr>
-          <w:b/>
-        </w:rPr>
-        <w:t>sample</w:t>
-      </w:r>
-      <w:r>
-        <w:rPr>
-          <w:b w:val="0"/>
-        </w:rPr>
-        <w:t xml:space="preserve"> becomes larger but still has no dim </w:t>
-      </w:r>
-      <w:r>
-        <w:rPr>
-          <w:b/>
-        </w:rPr>
-        <w:t>coverage</w:t>
-      </w:r>
-      <w:r>
-        <w:rPr>
-          <w:b w:val="0"/>
-        </w:rPr>
-        <w:t>. The missing lighting condition remains untested.</w:t>
-      </w:r>
-    </w:p>
-    <w:p>
-      <w:pPr>
-        <w:pStyle w:val="Heading3"/>
-      </w:pPr>
-      <w:r>
-        <w:t>Repair a missing building block</w:t>
-      </w:r>
-    </w:p>
-    <w:p>
-      <w:pPr>
-        <w:spacing w:line="336" w:lineRule="auto" w:after="180"/>
-      </w:pPr>
-      <w:r>
-        <w:rPr>
-          <w:b w:val="0"/>
-        </w:rPr>
-        <w:t xml:space="preserve">Review Good Data, Bad Data (ai-1/21). Goal: Check records against a stated format, unit and meaning before using them. Short practice: Which repairs are </w:t>
-      </w:r>
-      <w:r>
-        <w:rPr>
-          <w:b/>
-        </w:rPr>
-        <w:t>evidence</w:t>
-      </w:r>
-      <w:r>
-        <w:rPr>
-          <w:b w:val="0"/>
-        </w:rPr>
-        <w:t>-backed in the original case, and which row must remain unknown?.</w:t>
-      </w:r>
-    </w:p>
-    <w:p>
-      <w:pPr>
-        <w:spacing w:line="336" w:lineRule="auto" w:after="180"/>
-      </w:pPr>
-      <w:r>
-        <w:rPr>
-          <w:b w:val="0"/>
-        </w:rPr>
-        <w:t>Return to this week and explain what you changed.</w:t>
-      </w:r>
-    </w:p>
-    <w:p>
-      <w:pPr>
-        <w:spacing w:line="336" w:lineRule="auto" w:after="180"/>
-      </w:pPr>
-      <w:r>
-        <w:rPr>
-          <w:b w:val="0"/>
-        </w:rPr>
-        <w:t>Review Similarity (ai-1/19). Goal: Calculate similarity using explicitly selected features and a stated scoring rule. Short practice: Point to the matches supporting C’s new score and explain why there is no tie..</w:t>
-      </w:r>
-    </w:p>
-    <w:p>
-      <w:pPr>
-        <w:spacing w:line="336" w:lineRule="auto" w:after="180"/>
-      </w:pPr>
-      <w:r>
-        <w:rPr>
-          <w:b w:val="0"/>
-        </w:rPr>
-        <w:t>Return to this week and explain what you changed.</w:t>
-      </w:r>
-    </w:p>
-    <w:p>
-      <w:pPr>
-        <w:spacing w:line="336" w:lineRule="auto" w:after="180"/>
-      </w:pPr>
-      <w:r>
-        <w:rPr>
-          <w:b w:val="0"/>
-        </w:rPr>
-        <w:t xml:space="preserve">Review Boundaries and 'Not Sure' (ai-1/16). Goal: Identify a specific source of uncertainty and explain how it affects a </w:t>
-      </w:r>
-      <w:r>
-        <w:rPr>
-          <w:b/>
-        </w:rPr>
-        <w:t>prediction</w:t>
-      </w:r>
-      <w:r>
-        <w:rPr>
-          <w:b w:val="0"/>
-        </w:rPr>
-        <w:t>. Short practice: Which original block needs a better width before accepting or rejecting it?</w:t>
-      </w:r>
-    </w:p>
-    <w:p>
-      <w:pPr>
-        <w:spacing w:line="336" w:lineRule="auto" w:after="180"/>
-      </w:pPr>
-      <w:r>
-        <w:rPr>
-          <w:b w:val="0"/>
-        </w:rPr>
-        <w:t>What should the reviewer do?. Return to this week and explain what you changed.</w:t>
-      </w:r>
-    </w:p>
-    <w:p>
-      <w:pPr>
-        <w:pStyle w:val="Heading3"/>
-      </w:pPr>
-      <w:r>
         <w:t>Keep your completed work</w:t>
       </w:r>
     </w:p>
     <w:p>
       <w:pPr>
-        <w:spacing w:line="336" w:lineRule="auto" w:after="180"/>
-      </w:pPr>
-      <w:r>
-        <w:rPr>
-          <w:b w:val="0"/>
-        </w:rPr>
-        <w:t xml:space="preserve">Use Download completed work in the hosted lesson to export your answers, reflections, practice feedback and code-run </w:t>
-      </w:r>
-      <w:r>
-        <w:rPr>
-          <w:b/>
-        </w:rPr>
-        <w:t>evidence</w:t>
-      </w:r>
-      <w:r>
-        <w:rPr>
-          <w:b w:val="0"/>
-        </w:rPr>
-        <w:t>. Open the HTML copy to read or print it.</w:t>
-      </w:r>
-    </w:p>
-    <w:p>
-      <w:pPr>
-        <w:spacing w:line="336" w:lineRule="auto" w:after="180"/>
-      </w:pPr>
-      <w:r>
-        <w:rPr>
-          <w:b w:val="0"/>
-        </w:rPr>
-        <w:t>Drafts stay in this browser when storage is available; clear drafts on a shared device.</w:t>
-      </w:r>
-    </w:p>
-    <w:p>
-      <w:pPr>
-        <w:pStyle w:val="Heading3"/>
-      </w:pPr>
-      <w:r>
-        <w:t>What I repaired, the evidence I kept and the next test</w:t>
-      </w:r>
-    </w:p>
-    <w:p>
-      <w:r>
-        <w:t>________________________________________________________________</w:t>
-      </w:r>
-    </w:p>
-    <w:p>
-      <w:r>
-        <w:t>________________________________________________________________</w:t>
-      </w:r>
-    </w:p>
-    <w:p>
-      <w:r>
-        <w:t>________________________________________________________________</w:t>
-      </w:r>
-    </w:p>
-    <w:p>
-      <w:r>
-        <w:t>________________________________________________________________</w:t>
-      </w:r>
-    </w:p>
-    <w:p>
-      <w:r>
-        <w:t>________________________________________________________________</w:t>
-      </w:r>
-    </w:p>
-    <w:p>
-      <w:pPr>
         <w:pStyle w:val="Heading1"/>
       </w:pPr>
       <w:r>
-        <w:t>21. Visual concept journey</w:t>
-      </w:r>
-    </w:p>
-    <w:p>
-      <w:r>
-        <w:t>Explain each Missing and Unbalanced Examples picture from its labels, then record a relevant limit.</w:t>
-      </w:r>
-    </w:p>
-    <w:p>
-      <w:pPr>
-        <w:pStyle w:val="Heading3"/>
+        <w:t>21. Reference · Six-picture response sheets</w:t>
+      </w:r>
+    </w:p>
+    <w:p>
+      <w:r>
+        <w:t>Choose the image that helps rather than repeating all six.</w:t>
+      </w:r>
+    </w:p>
+    <w:p>
+      <w:pPr>
+        <w:pStyle w:val="Heading2"/>
       </w:pPr>
       <w:r>
         <w:t>01. Missing and Unbalanced Examples: the case</w:t>
@@ -2804,7 +2809,6 @@
     <w:p>
       <w:pPr>
         <w:spacing w:line="336" w:lineRule="auto" w:after="180"/>
-        <w:shd w:fill="F5F1FB"/>
       </w:pPr>
       <w:r>
         <w:rPr>
@@ -2843,7 +2847,7 @@
     </w:p>
     <w:p>
       <w:pPr>
-        <w:pStyle w:val="Heading3"/>
+        <w:pStyle w:val="Heading2"/>
       </w:pPr>
       <w:r>
         <w:t>02. Follow the deciding steps</w:t>
@@ -2947,7 +2951,6 @@
     <w:p>
       <w:pPr>
         <w:spacing w:line="336" w:lineRule="auto" w:after="180"/>
-        <w:shd w:fill="F5F1FB"/>
       </w:pPr>
       <w:r>
         <w:rPr>
@@ -2998,7 +3001,7 @@
     </w:p>
     <w:p>
       <w:pPr>
-        <w:pStyle w:val="Heading3"/>
+        <w:pStyle w:val="Heading2"/>
       </w:pPr>
       <w:r>
         <w:t>03. Target groups and development coverage</w:t>
@@ -3125,7 +3128,6 @@
     <w:p>
       <w:pPr>
         <w:spacing w:line="336" w:lineRule="auto" w:after="180"/>
-        <w:shd w:fill="F5F1FB"/>
       </w:pPr>
       <w:r>
         <w:rPr>
@@ -3164,7 +3166,7 @@
     </w:p>
     <w:p>
       <w:pPr>
-        <w:pStyle w:val="Heading3"/>
+        <w:pStyle w:val="Heading2"/>
       </w:pPr>
       <w:r>
         <w:t>04. Change one thing. Trace what follows.</w:t>
@@ -3267,7 +3269,6 @@
     <w:p>
       <w:pPr>
         <w:spacing w:line="336" w:lineRule="auto" w:after="180"/>
-        <w:shd w:fill="F5F1FB"/>
       </w:pPr>
       <w:r>
         <w:rPr>
@@ -3306,7 +3307,7 @@
     </w:p>
     <w:p>
       <w:pPr>
-        <w:pStyle w:val="Heading3"/>
+        <w:pStyle w:val="Heading2"/>
       </w:pPr>
       <w:r>
         <w:t>05. Connect the explanation to its limit</w:t>
@@ -3420,7 +3421,6 @@
     <w:p>
       <w:pPr>
         <w:spacing w:line="336" w:lineRule="auto" w:after="180"/>
-        <w:shd w:fill="F5F1FB"/>
       </w:pPr>
       <w:r>
         <w:rPr>
@@ -3459,7 +3459,7 @@
     </w:p>
     <w:p>
       <w:pPr>
-        <w:pStyle w:val="Heading3"/>
+        <w:pStyle w:val="Heading2"/>
       </w:pPr>
       <w:r>
         <w:t>06. Make the idea visible in your project</w:t>
@@ -3550,7 +3550,6 @@
     <w:p>
       <w:pPr>
         <w:spacing w:line="336" w:lineRule="auto" w:after="180"/>
-        <w:shd w:fill="F5F1FB"/>
       </w:pPr>
       <w:r>
         <w:rPr>
@@ -3597,6 +3596,62 @@
     <w:p>
       <w:r>
         <w:t>________________________________________________________________</w:t>
+      </w:r>
+    </w:p>
+    <w:p>
+      <w:pPr>
+        <w:pStyle w:val="Heading2"/>
+      </w:pPr>
+      <w:r>
+        <w:t>Earlier wording, alternatives and picture transcripts · reference / check after trying</w:t>
+      </w:r>
+    </w:p>
+    <w:p>
+      <w:pPr>
+        <w:pStyle w:val="Heading3"/>
+      </w:pPr>
+      <w:r>
+        <w:t>01. Missing and Unbalanced Examples: the case</w:t>
+      </w:r>
+    </w:p>
+    <w:p>
+      <w:pPr>
+        <w:pStyle w:val="Heading3"/>
+      </w:pPr>
+      <w:r>
+        <w:t>02. Follow the deciding steps</w:t>
+      </w:r>
+    </w:p>
+    <w:p>
+      <w:pPr>
+        <w:pStyle w:val="Heading3"/>
+      </w:pPr>
+      <w:r>
+        <w:t>03. Target groups and development coverage</w:t>
+      </w:r>
+    </w:p>
+    <w:p>
+      <w:pPr>
+        <w:pStyle w:val="Heading3"/>
+      </w:pPr>
+      <w:r>
+        <w:t>04. Change one thing. Trace what follows.</w:t>
+      </w:r>
+    </w:p>
+    <w:p>
+      <w:pPr>
+        <w:pStyle w:val="Heading3"/>
+      </w:pPr>
+      <w:r>
+        <w:t>05. Connect the explanation to its limit</w:t>
+      </w:r>
+    </w:p>
+    <w:p>
+      <w:pPr>
+        <w:pStyle w:val="Heading3"/>
+      </w:pPr>
+      <w:r>
+        <w:t>06. Make the idea visible in your project</w:t>
       </w:r>
     </w:p>
     <w:sectPr>
